--- a/Exposure_Stats/InterventionWebSiteRequirements_v3.docx
+++ b/Exposure_Stats/InterventionWebSiteRequirements_v3.docx
@@ -32,14 +32,13 @@
     <w:tbl>
       <w:tblPr>
         <w:tblStyle w:val="TableGrid"/>
-        <w:tblW w:w="14035" w:type="dxa"/>
+        <w:tblW w:w="10086" w:type="dxa"/>
         <w:tblLook w:val="04A0" w:firstRow="1" w:lastRow="0" w:firstColumn="1" w:lastColumn="0" w:noHBand="0" w:noVBand="1"/>
       </w:tblPr>
       <w:tblGrid>
         <w:gridCol w:w="787"/>
         <w:gridCol w:w="1814"/>
         <w:gridCol w:w="4065"/>
-        <w:gridCol w:w="3949"/>
         <w:gridCol w:w="3420"/>
       </w:tblGrid>
       <w:tr>
@@ -138,7 +137,7 @@
         </w:tc>
         <w:tc>
           <w:tcPr>
-            <w:tcW w:w="3949" w:type="dxa"/>
+            <w:tcW w:w="3420" w:type="dxa"/>
           </w:tcPr>
           <w:p>
             <w:pPr>
@@ -154,104 +153,7 @@
                 <w:bCs/>
                 <w:lang w:val="en-US"/>
               </w:rPr>
-              <w:t xml:space="preserve">A - </w:t>
-            </w:r>
-            <w:r>
-              <w:rPr>
-                <w:b/>
-                <w:bCs/>
-                <w:lang w:val="en-US"/>
-              </w:rPr>
-              <w:t xml:space="preserve">Location and shape Information required </w:t>
-            </w:r>
-          </w:p>
-        </w:tc>
-        <w:tc>
-          <w:tcPr>
-            <w:tcW w:w="3420" w:type="dxa"/>
-          </w:tcPr>
-          <w:p>
-            <w:pPr>
-              <w:rPr>
-                <w:b/>
-                <w:bCs/>
-                <w:lang w:val="en-US"/>
-              </w:rPr>
-            </w:pPr>
-            <w:r>
-              <w:rPr>
-                <w:b/>
-                <w:bCs/>
-                <w:lang w:val="en-US"/>
-              </w:rPr>
-              <w:t xml:space="preserve">B </w:t>
-            </w:r>
-            <w:r>
-              <w:rPr>
-                <w:b/>
-                <w:bCs/>
-                <w:lang w:val="en-US"/>
-              </w:rPr>
-              <w:t>–</w:t>
-            </w:r>
-            <w:r>
-              <w:rPr>
-                <w:b/>
-                <w:bCs/>
-                <w:lang w:val="en-US"/>
-              </w:rPr>
-              <w:t xml:space="preserve"> </w:t>
-            </w:r>
-            <w:r>
-              <w:rPr>
-                <w:b/>
-                <w:bCs/>
-                <w:lang w:val="en-US"/>
-              </w:rPr>
-              <w:t xml:space="preserve">Shape + </w:t>
-            </w:r>
-            <w:r>
-              <w:rPr>
-                <w:b/>
-                <w:bCs/>
-                <w:lang w:val="en-US"/>
-              </w:rPr>
-              <w:t xml:space="preserve">Hydrological </w:t>
-            </w:r>
-            <w:r>
-              <w:rPr>
-                <w:b/>
-                <w:bCs/>
-                <w:lang w:val="en-US"/>
-              </w:rPr>
-              <w:t>Parameters required</w:t>
-            </w:r>
-          </w:p>
-        </w:tc>
-      </w:tr>
-      <w:tr>
-        <w:tc>
-          <w:tcPr>
-            <w:tcW w:w="14035" w:type="dxa"/>
-            <w:gridSpan w:val="5"/>
-          </w:tcPr>
-          <w:p>
-            <w:pPr>
-              <w:jc w:val="center"/>
-              <w:rPr>
-                <w:rFonts w:ascii="Apple Color Emoji" w:hAnsi="Apple Color Emoji" w:cs="Apple Color Emoji"/>
-                <w:b/>
-                <w:bCs/>
-                <w:lang w:val="en-US"/>
-              </w:rPr>
-            </w:pPr>
-            <w:r>
-              <w:rPr>
-                <w:b/>
-                <w:bCs/>
-                <w:lang w:val="en-US"/>
-              </w:rPr>
-              <w:t>M: Mountains</w:t>
+              <w:t>Shape + Hydrological Parameters required</w:t>
             </w:r>
           </w:p>
         </w:tc>
@@ -305,118 +207,6 @@
         </w:tc>
         <w:tc>
           <w:tcPr>
-            <w:tcW w:w="3949" w:type="dxa"/>
-          </w:tcPr>
-          <w:p>
-            <w:pPr>
-              <w:pStyle w:val="ListParagraph"/>
-              <w:numPr>
-                <w:ilvl w:val="0"/>
-                <w:numId w:val="16"/>
-              </w:numPr>
-              <w:ind w:left="351"/>
-              <w:rPr>
-                <w:color w:val="ADADAD" w:themeColor="background2" w:themeShade="BF"/>
-                <w:lang w:val="en-US"/>
-              </w:rPr>
-            </w:pPr>
-            <w:r>
-              <w:rPr>
-                <w:color w:val="ADADAD" w:themeColor="background2" w:themeShade="BF"/>
-                <w:lang w:val="en-US"/>
-              </w:rPr>
-              <w:t xml:space="preserve">Weir / wall </w:t>
-            </w:r>
-            <w:r>
-              <w:rPr>
-                <w:color w:val="ADADAD" w:themeColor="background2" w:themeShade="BF"/>
-                <w:lang w:val="en-US"/>
-              </w:rPr>
-              <w:t>represented as vector polyline</w:t>
-            </w:r>
-          </w:p>
-          <w:p>
-            <w:pPr>
-              <w:pStyle w:val="ListParagraph"/>
-              <w:numPr>
-                <w:ilvl w:val="0"/>
-                <w:numId w:val="16"/>
-              </w:numPr>
-              <w:ind w:left="351"/>
-              <w:rPr>
-                <w:color w:val="ADADAD" w:themeColor="background2" w:themeShade="BF"/>
-                <w:lang w:val="en-US"/>
-              </w:rPr>
-            </w:pPr>
-            <w:r>
-              <w:rPr>
-                <w:color w:val="ADADAD" w:themeColor="background2" w:themeShade="BF"/>
-                <w:lang w:val="en-US"/>
-              </w:rPr>
-              <w:t xml:space="preserve">Crest level of the Weir above </w:t>
-            </w:r>
-            <w:proofErr w:type="spellStart"/>
-            <w:r>
-              <w:rPr>
-                <w:color w:val="ADADAD" w:themeColor="background2" w:themeShade="BF"/>
-                <w:lang w:val="en-US"/>
-              </w:rPr>
-              <w:t>m.s.l</w:t>
-            </w:r>
-            <w:proofErr w:type="spellEnd"/>
-            <w:r>
-              <w:rPr>
-                <w:color w:val="ADADAD" w:themeColor="background2" w:themeShade="BF"/>
-                <w:lang w:val="en-US"/>
-              </w:rPr>
-              <w:t xml:space="preserve"> (in meters)</w:t>
-            </w:r>
-          </w:p>
-          <w:p>
-            <w:pPr>
-              <w:pStyle w:val="ListParagraph"/>
-              <w:numPr>
-                <w:ilvl w:val="0"/>
-                <w:numId w:val="16"/>
-              </w:numPr>
-              <w:ind w:left="351"/>
-              <w:rPr>
-                <w:color w:val="ADADAD" w:themeColor="background2" w:themeShade="BF"/>
-                <w:lang w:val="en-US"/>
-              </w:rPr>
-            </w:pPr>
-            <w:r>
-              <w:rPr>
-                <w:color w:val="ADADAD" w:themeColor="background2" w:themeShade="BF"/>
-                <w:lang w:val="en-US"/>
-              </w:rPr>
-              <w:t>An outline/polygon of expected ponded surface will be useful for validating mesh modification</w:t>
-            </w:r>
-          </w:p>
-          <w:p>
-            <w:pPr>
-              <w:pStyle w:val="ListParagraph"/>
-              <w:numPr>
-                <w:ilvl w:val="0"/>
-                <w:numId w:val="16"/>
-              </w:numPr>
-              <w:ind w:left="351"/>
-              <w:rPr>
-                <w:color w:val="ADADAD" w:themeColor="background2" w:themeShade="BF"/>
-                <w:lang w:val="en-US"/>
-              </w:rPr>
-            </w:pPr>
-            <w:r>
-              <w:rPr>
-                <w:color w:val="ADADAD" w:themeColor="background2" w:themeShade="BF"/>
-                <w:lang w:val="en-US"/>
-              </w:rPr>
-              <w:t>Note: Any associated canal abstraction / diversions should be mentioned but may not be modeled due to scale</w:t>
-            </w:r>
-          </w:p>
-        </w:tc>
-        <w:tc>
-          <w:tcPr>
             <w:tcW w:w="3420" w:type="dxa"/>
           </w:tcPr>
           <w:p>
@@ -460,13 +250,7 @@
               <w:rPr>
                 <w:lang w:val="en-US"/>
               </w:rPr>
-              <w:t>extent (vector polygon)</w:t>
-            </w:r>
-            <w:r>
-              <w:rPr>
-                <w:lang w:val="en-US"/>
-              </w:rPr>
-              <w:t xml:space="preserve"> </w:t>
+              <w:t xml:space="preserve">extent (vector polygon) </w:t>
             </w:r>
             <w:r>
               <w:rPr>
@@ -654,91 +438,485 @@
         </w:tc>
         <w:tc>
           <w:tcPr>
-            <w:tcW w:w="3949" w:type="dxa"/>
-          </w:tcPr>
-          <w:p>
-            <w:pPr>
-              <w:pStyle w:val="ListParagraph"/>
-              <w:numPr>
-                <w:ilvl w:val="0"/>
-                <w:numId w:val="16"/>
-              </w:numPr>
-              <w:ind w:left="351"/>
-              <w:rPr>
-                <w:color w:val="ADADAD" w:themeColor="background2" w:themeShade="BF"/>
-                <w:lang w:val="en-US"/>
-              </w:rPr>
-            </w:pPr>
-            <w:r>
-              <w:rPr>
-                <w:color w:val="ADADAD" w:themeColor="background2" w:themeShade="BF"/>
-                <w:lang w:val="en-US"/>
-              </w:rPr>
-              <w:t xml:space="preserve">Vector Polygon marking </w:t>
-            </w:r>
-            <w:r>
-              <w:rPr>
-                <w:color w:val="ADADAD" w:themeColor="background2" w:themeShade="BF"/>
-                <w:lang w:val="en-US"/>
-              </w:rPr>
-              <w:t>region</w:t>
-            </w:r>
-            <w:r>
-              <w:rPr>
-                <w:color w:val="ADADAD" w:themeColor="background2" w:themeShade="BF"/>
-                <w:lang w:val="en-US"/>
-              </w:rPr>
-              <w:t xml:space="preserve"> where infiltration galleries are </w:t>
-            </w:r>
-            <w:r>
-              <w:rPr>
-                <w:color w:val="ADADAD" w:themeColor="background2" w:themeShade="BF"/>
-                <w:lang w:val="en-US"/>
-              </w:rPr>
-              <w:t>to be implemented (can be delineated as one contiguous polygon for each mountain slope)</w:t>
-            </w:r>
-          </w:p>
-          <w:p>
-            <w:pPr>
-              <w:pStyle w:val="ListParagraph"/>
-              <w:numPr>
-                <w:ilvl w:val="0"/>
-                <w:numId w:val="16"/>
-              </w:numPr>
-              <w:ind w:left="351"/>
-              <w:rPr>
-                <w:color w:val="ADADAD" w:themeColor="background2" w:themeShade="BF"/>
-                <w:lang w:val="en-US"/>
-              </w:rPr>
-            </w:pPr>
-            <w:r>
-              <w:rPr>
-                <w:color w:val="ADADAD" w:themeColor="background2" w:themeShade="BF"/>
+            <w:tcW w:w="3420" w:type="dxa"/>
+          </w:tcPr>
+          <w:p>
+            <w:pPr>
+              <w:pStyle w:val="ListParagraph"/>
+              <w:numPr>
+                <w:ilvl w:val="0"/>
+                <w:numId w:val="16"/>
+              </w:numPr>
+              <w:ind w:left="351"/>
+              <w:rPr>
+                <w:lang w:val="en-US"/>
+              </w:rPr>
+            </w:pPr>
+            <w:r>
+              <w:rPr>
+                <w:lang w:val="en-US"/>
+              </w:rPr>
+              <w:t>CN values and Manning’s n if changes are expected.</w:t>
+            </w:r>
+          </w:p>
+          <w:p>
+            <w:pPr>
+              <w:pStyle w:val="ListParagraph"/>
+              <w:numPr>
+                <w:ilvl w:val="0"/>
+                <w:numId w:val="16"/>
+              </w:numPr>
+              <w:ind w:left="351"/>
+              <w:rPr>
+                <w:lang w:val="en-US"/>
+              </w:rPr>
+            </w:pPr>
+            <w:r>
+              <w:rPr>
+                <w:lang w:val="en-US"/>
+              </w:rPr>
+              <w:t xml:space="preserve">Total effective surface storage / pondage resulting from this </w:t>
+            </w:r>
+          </w:p>
+          <w:p>
+            <w:pPr>
+              <w:pStyle w:val="ListParagraph"/>
+              <w:numPr>
+                <w:ilvl w:val="0"/>
+                <w:numId w:val="16"/>
+              </w:numPr>
+              <w:ind w:left="351"/>
+              <w:rPr>
+                <w:lang w:val="en-US"/>
+              </w:rPr>
+            </w:pPr>
+            <w:r>
+              <w:rPr>
+                <w:lang w:val="en-US"/>
+              </w:rPr>
+              <w:t xml:space="preserve">Note: cannot be modeled as a single gallery / trench </w:t>
+            </w:r>
+            <w:r>
+              <w:rPr>
                 <w:lang w:val="en-US"/>
               </w:rPr>
               <w:lastRenderedPageBreak/>
-              <w:t xml:space="preserve">Total effective surface storage / pondage resulting from this </w:t>
-            </w:r>
-          </w:p>
-          <w:p>
-            <w:pPr>
-              <w:pStyle w:val="ListParagraph"/>
-              <w:numPr>
-                <w:ilvl w:val="0"/>
-                <w:numId w:val="16"/>
-              </w:numPr>
-              <w:ind w:left="351"/>
-              <w:rPr>
-                <w:color w:val="ADADAD" w:themeColor="background2" w:themeShade="BF"/>
-                <w:lang w:val="en-US"/>
-              </w:rPr>
-            </w:pPr>
-            <w:r>
-              <w:rPr>
-                <w:color w:val="ADADAD" w:themeColor="background2" w:themeShade="BF"/>
-                <w:lang w:val="en-US"/>
-              </w:rPr>
-              <w:t>Note: cannot be modeled as a single gallery / trench or represented using a vector polyline</w:t>
+              <w:t>or represented using a vector polyline</w:t>
+            </w:r>
+          </w:p>
+        </w:tc>
+      </w:tr>
+      <w:tr>
+        <w:tc>
+          <w:tcPr>
+            <w:tcW w:w="787" w:type="dxa"/>
+          </w:tcPr>
+          <w:p>
+            <w:pPr>
+              <w:rPr>
+                <w:lang w:val="en-US"/>
+              </w:rPr>
+            </w:pPr>
+            <w:r>
+              <w:lastRenderedPageBreak/>
+              <w:t>M3</w:t>
+            </w:r>
+          </w:p>
+        </w:tc>
+        <w:tc>
+          <w:tcPr>
+            <w:tcW w:w="1814" w:type="dxa"/>
+          </w:tcPr>
+          <w:p>
+            <w:pPr>
+              <w:rPr>
+                <w:lang w:val="en-US"/>
+              </w:rPr>
+            </w:pPr>
+            <w:r>
+              <w:t>Small Ponds</w:t>
+            </w:r>
+          </w:p>
+        </w:tc>
+        <w:tc>
+          <w:tcPr>
+            <w:tcW w:w="4065" w:type="dxa"/>
+          </w:tcPr>
+          <w:p>
+            <w:pPr>
+              <w:jc w:val="both"/>
+              <w:rPr>
+                <w:lang w:val="en-US"/>
+              </w:rPr>
+            </w:pPr>
+            <w:r>
+              <w:rPr>
+                <w:lang w:val="en-US"/>
+              </w:rPr>
+              <w:t>Small storage ponds in upper catchments used to collect rainwater for livestock, supplemental irrigation, and recharge.</w:t>
+            </w:r>
+          </w:p>
+        </w:tc>
+        <w:tc>
+          <w:tcPr>
+            <w:tcW w:w="3420" w:type="dxa"/>
+          </w:tcPr>
+          <w:p>
+            <w:pPr>
+              <w:pStyle w:val="ListParagraph"/>
+              <w:numPr>
+                <w:ilvl w:val="0"/>
+                <w:numId w:val="16"/>
+              </w:numPr>
+              <w:ind w:left="351"/>
+              <w:rPr>
+                <w:lang w:val="en-US"/>
+              </w:rPr>
+            </w:pPr>
+            <w:r>
+              <w:rPr>
+                <w:lang w:val="en-US"/>
+              </w:rPr>
+              <w:t>CN values and Manning’s n if changes are expected.</w:t>
+            </w:r>
+          </w:p>
+          <w:p>
+            <w:pPr>
+              <w:pStyle w:val="ListParagraph"/>
+              <w:numPr>
+                <w:ilvl w:val="0"/>
+                <w:numId w:val="16"/>
+              </w:numPr>
+              <w:ind w:left="351"/>
+              <w:rPr>
+                <w:lang w:val="en-US"/>
+              </w:rPr>
+            </w:pPr>
+            <w:r>
+              <w:rPr>
+                <w:lang w:val="en-US"/>
+              </w:rPr>
+              <w:t xml:space="preserve">Crest level of the Weir above </w:t>
+            </w:r>
+            <w:proofErr w:type="spellStart"/>
+            <w:r>
+              <w:rPr>
+                <w:lang w:val="en-US"/>
+              </w:rPr>
+              <w:t>m.s.l</w:t>
+            </w:r>
+            <w:proofErr w:type="spellEnd"/>
+            <w:r>
+              <w:rPr>
+                <w:lang w:val="en-US"/>
+              </w:rPr>
+              <w:t xml:space="preserve"> (in meters)</w:t>
+            </w:r>
+          </w:p>
+          <w:p>
+            <w:pPr>
+              <w:pStyle w:val="ListParagraph"/>
+              <w:numPr>
+                <w:ilvl w:val="0"/>
+                <w:numId w:val="16"/>
+              </w:numPr>
+              <w:ind w:left="351"/>
+              <w:rPr>
+                <w:lang w:val="en-US"/>
+              </w:rPr>
+            </w:pPr>
+            <w:r>
+              <w:rPr>
+                <w:lang w:val="en-US"/>
+              </w:rPr>
+              <w:t>An outline/polygon of expected ponded surface will be useful for validating mesh modification</w:t>
+            </w:r>
+            <w:r>
+              <w:rPr>
+                <w:lang w:val="en-US"/>
+              </w:rPr>
+              <w:br/>
+            </w:r>
+          </w:p>
+        </w:tc>
+      </w:tr>
+      <w:tr>
+        <w:tc>
+          <w:tcPr>
+            <w:tcW w:w="787" w:type="dxa"/>
+          </w:tcPr>
+          <w:p>
+            <w:pPr>
+              <w:rPr>
+                <w:lang w:val="en-US"/>
+              </w:rPr>
+            </w:pPr>
+            <w:r>
+              <w:t>M4</w:t>
+            </w:r>
+          </w:p>
+        </w:tc>
+        <w:tc>
+          <w:tcPr>
+            <w:tcW w:w="1814" w:type="dxa"/>
+          </w:tcPr>
+          <w:p>
+            <w:pPr>
+              <w:rPr>
+                <w:lang w:val="en-US"/>
+              </w:rPr>
+            </w:pPr>
+            <w:r>
+              <w:t>Afforestation</w:t>
+            </w:r>
+          </w:p>
+        </w:tc>
+        <w:tc>
+          <w:tcPr>
+            <w:tcW w:w="4065" w:type="dxa"/>
+          </w:tcPr>
+          <w:p>
+            <w:pPr>
+              <w:jc w:val="both"/>
+            </w:pPr>
+            <w:r>
+              <w:t>Planting trees on degraded slopes to stabilize soil, reduce surface runoff, and enhance watershed resilience.</w:t>
+            </w:r>
+          </w:p>
+        </w:tc>
+        <w:tc>
+          <w:tcPr>
+            <w:tcW w:w="3420" w:type="dxa"/>
+          </w:tcPr>
+          <w:p>
+            <w:pPr>
+              <w:pStyle w:val="ListParagraph"/>
+              <w:numPr>
+                <w:ilvl w:val="0"/>
+                <w:numId w:val="16"/>
+              </w:numPr>
+              <w:ind w:left="351"/>
+              <w:rPr>
+                <w:lang w:val="en-US"/>
+              </w:rPr>
+            </w:pPr>
+            <w:r>
+              <w:rPr>
+                <w:lang w:val="en-US"/>
+              </w:rPr>
+              <w:t>CN values and Manning’s n if changes are expected.</w:t>
+            </w:r>
+          </w:p>
+          <w:p>
+            <w:pPr>
+              <w:pStyle w:val="ListParagraph"/>
+              <w:numPr>
+                <w:ilvl w:val="0"/>
+                <w:numId w:val="16"/>
+              </w:numPr>
+              <w:ind w:left="351"/>
+              <w:rPr>
+                <w:lang w:val="en-US"/>
+              </w:rPr>
+            </w:pPr>
+            <w:r>
+              <w:rPr>
+                <w:lang w:val="en-US"/>
+              </w:rPr>
+              <w:t>Note: Provide vector Polygon marking region where intervention is to be implemented</w:t>
+            </w:r>
+          </w:p>
+          <w:p>
+            <w:pPr>
+              <w:pStyle w:val="ListParagraph"/>
+              <w:ind w:left="351"/>
+              <w:rPr>
+                <w:lang w:val="en-US"/>
+              </w:rPr>
+            </w:pPr>
+          </w:p>
+        </w:tc>
+      </w:tr>
+      <w:tr>
+        <w:tc>
+          <w:tcPr>
+            <w:tcW w:w="787" w:type="dxa"/>
+          </w:tcPr>
+          <w:p>
+            <w:pPr>
+              <w:rPr>
+                <w:lang w:val="en-US"/>
+              </w:rPr>
+            </w:pPr>
+            <w:r>
+              <w:t>M5</w:t>
+            </w:r>
+          </w:p>
+        </w:tc>
+        <w:tc>
+          <w:tcPr>
+            <w:tcW w:w="1814" w:type="dxa"/>
+          </w:tcPr>
+          <w:p>
+            <w:pPr>
+              <w:rPr>
+                <w:lang w:val="en-US"/>
+              </w:rPr>
+            </w:pPr>
+            <w:r>
+              <w:t>Slope Stabilizers / Cascading</w:t>
+            </w:r>
+          </w:p>
+        </w:tc>
+        <w:tc>
+          <w:tcPr>
+            <w:tcW w:w="4065" w:type="dxa"/>
+          </w:tcPr>
+          <w:p>
+            <w:pPr>
+              <w:jc w:val="both"/>
+              <w:rPr>
+                <w:lang w:val="en-US"/>
+              </w:rPr>
+            </w:pPr>
+            <w:r>
+              <w:rPr>
+                <w:lang w:val="en-US"/>
+              </w:rPr>
+              <w:t xml:space="preserve">Structural or vegetative measures </w:t>
+            </w:r>
+            <w:proofErr w:type="gramStart"/>
+            <w:r>
+              <w:rPr>
+                <w:lang w:val="en-US"/>
+              </w:rPr>
+              <w:t>installed</w:t>
+            </w:r>
+            <w:proofErr w:type="gramEnd"/>
+            <w:r>
+              <w:rPr>
+                <w:lang w:val="en-US"/>
+              </w:rPr>
+              <w:t xml:space="preserve"> along vulnerable slopes to reduce landslides and dissipate runoff energy.</w:t>
+            </w:r>
+          </w:p>
+        </w:tc>
+        <w:tc>
+          <w:tcPr>
+            <w:tcW w:w="3420" w:type="dxa"/>
+          </w:tcPr>
+          <w:p>
+            <w:pPr>
+              <w:pStyle w:val="ListParagraph"/>
+              <w:numPr>
+                <w:ilvl w:val="0"/>
+                <w:numId w:val="16"/>
+              </w:numPr>
+              <w:ind w:left="351"/>
+              <w:rPr>
+                <w:lang w:val="en-US"/>
+              </w:rPr>
+            </w:pPr>
+            <w:r>
+              <w:rPr>
+                <w:lang w:val="en-US"/>
+              </w:rPr>
+              <w:t>CN values and Manning’s n if changes are expected.</w:t>
+            </w:r>
+          </w:p>
+          <w:p>
+            <w:pPr>
+              <w:pStyle w:val="ListParagraph"/>
+              <w:numPr>
+                <w:ilvl w:val="0"/>
+                <w:numId w:val="16"/>
+              </w:numPr>
+              <w:ind w:left="351"/>
+              <w:rPr>
+                <w:lang w:val="en-US"/>
+              </w:rPr>
+            </w:pPr>
+            <w:r>
+              <w:rPr>
+                <w:lang w:val="en-US"/>
+              </w:rPr>
+              <w:t>Note: Provide vector Polygon marking region where intervention is to be implemented</w:t>
+            </w:r>
+          </w:p>
+          <w:p>
+            <w:pPr>
+              <w:pStyle w:val="ListParagraph"/>
+              <w:numPr>
+                <w:ilvl w:val="0"/>
+                <w:numId w:val="16"/>
+              </w:numPr>
+              <w:ind w:left="351"/>
+              <w:rPr>
+                <w:lang w:val="en-US"/>
+              </w:rPr>
+            </w:pPr>
+          </w:p>
+        </w:tc>
+      </w:tr>
+      <w:tr>
+        <w:tc>
+          <w:tcPr>
+            <w:tcW w:w="787" w:type="dxa"/>
+          </w:tcPr>
+          <w:p>
+            <w:pPr>
+              <w:rPr>
+                <w:lang w:val="en-US"/>
+              </w:rPr>
+            </w:pPr>
+            <w:r>
+              <w:t>M6</w:t>
+            </w:r>
+          </w:p>
+        </w:tc>
+        <w:tc>
+          <w:tcPr>
+            <w:tcW w:w="1814" w:type="dxa"/>
+          </w:tcPr>
+          <w:p>
+            <w:pPr>
+              <w:rPr>
+                <w:lang w:val="en-US"/>
+              </w:rPr>
+            </w:pPr>
+            <w:r>
+              <w:t xml:space="preserve">Community-Based </w:t>
+            </w:r>
+            <w:r>
+              <w:lastRenderedPageBreak/>
+              <w:t>Ecosystem Adaptation</w:t>
+            </w:r>
+          </w:p>
+        </w:tc>
+        <w:tc>
+          <w:tcPr>
+            <w:tcW w:w="4065" w:type="dxa"/>
+          </w:tcPr>
+          <w:p>
+            <w:pPr>
+              <w:jc w:val="both"/>
+              <w:rPr>
+                <w:lang w:val="en-US"/>
+              </w:rPr>
+            </w:pPr>
+            <w:r>
+              <w:rPr>
+                <w:lang w:val="en-US"/>
+              </w:rPr>
+              <w:lastRenderedPageBreak/>
+              <w:t xml:space="preserve">Locally driven watershed interventions such as soil conservation, vegetation planting, </w:t>
+            </w:r>
+            <w:r>
+              <w:rPr>
+                <w:lang w:val="en-US"/>
+              </w:rPr>
+              <w:lastRenderedPageBreak/>
+              <w:t>and water harvesting designed and maintained by communities.</w:t>
             </w:r>
           </w:p>
         </w:tc>
@@ -782,34 +960,18 @@
               <w:rPr>
                 <w:lang w:val="en-US"/>
               </w:rPr>
-              <w:t xml:space="preserve">Total effective surface storage / pondage resulting from this </w:t>
-            </w:r>
-          </w:p>
-          <w:p>
-            <w:pPr>
-              <w:pStyle w:val="ListParagraph"/>
-              <w:numPr>
-                <w:ilvl w:val="0"/>
-                <w:numId w:val="16"/>
-              </w:numPr>
-              <w:ind w:left="351"/>
-              <w:rPr>
-                <w:lang w:val="en-US"/>
-              </w:rPr>
-            </w:pPr>
-            <w:r>
-              <w:rPr>
-                <w:lang w:val="en-US"/>
-              </w:rPr>
-              <w:t xml:space="preserve">Note: cannot be modeled as a single gallery / trench </w:t>
-            </w:r>
-            <w:r>
-              <w:rPr>
-                <w:lang w:val="en-US"/>
-              </w:rPr>
               <w:lastRenderedPageBreak/>
-              <w:t>or represented using a vector polyline</w:t>
-            </w:r>
+              <w:t>Note: Provide vector Polygon marking region where intervention is to be implemented</w:t>
+            </w:r>
+          </w:p>
+          <w:p>
+            <w:pPr>
+              <w:pStyle w:val="ListParagraph"/>
+              <w:ind w:left="351"/>
+              <w:rPr>
+                <w:lang w:val="en-US"/>
+              </w:rPr>
+            </w:pPr>
           </w:p>
         </w:tc>
       </w:tr>
@@ -826,7 +988,7 @@
             </w:pPr>
             <w:r>
               <w:lastRenderedPageBreak/>
-              <w:t>M3</w:t>
+              <w:t>M7</w:t>
             </w:r>
           </w:p>
         </w:tc>
@@ -841,7 +1003,7 @@
               </w:rPr>
             </w:pPr>
             <w:r>
-              <w:t>Small Ponds</w:t>
+              <w:t>Flood Diversion Bunds</w:t>
             </w:r>
           </w:p>
         </w:tc>
@@ -852,182 +1014,70 @@
           <w:p>
             <w:pPr>
               <w:jc w:val="both"/>
-              <w:rPr>
-                <w:lang w:val="en-US"/>
-              </w:rPr>
-            </w:pPr>
-            <w:r>
-              <w:rPr>
-                <w:lang w:val="en-US"/>
-              </w:rPr>
-              <w:t>Small storage ponds in upper catchments used to collect rainwater for livestock, supplemental irrigation, and recharge.</w:t>
-            </w:r>
-          </w:p>
-        </w:tc>
-        <w:tc>
-          <w:tcPr>
-            <w:tcW w:w="3949" w:type="dxa"/>
-          </w:tcPr>
-          <w:p>
-            <w:pPr>
-              <w:pStyle w:val="ListParagraph"/>
-              <w:numPr>
-                <w:ilvl w:val="0"/>
-                <w:numId w:val="16"/>
-              </w:numPr>
-              <w:ind w:left="351"/>
-              <w:rPr>
-                <w:color w:val="ADADAD" w:themeColor="background2" w:themeShade="BF"/>
-                <w:lang w:val="en-US"/>
-              </w:rPr>
-            </w:pPr>
-            <w:r>
-              <w:rPr>
-                <w:color w:val="ADADAD" w:themeColor="background2" w:themeShade="BF"/>
-                <w:lang w:val="en-US"/>
-              </w:rPr>
-              <w:t>Weir / wall represented as vector polyline</w:t>
-            </w:r>
-          </w:p>
-          <w:p>
-            <w:pPr>
-              <w:pStyle w:val="ListParagraph"/>
-              <w:numPr>
-                <w:ilvl w:val="0"/>
-                <w:numId w:val="16"/>
-              </w:numPr>
-              <w:ind w:left="351"/>
-              <w:rPr>
-                <w:color w:val="ADADAD" w:themeColor="background2" w:themeShade="BF"/>
-                <w:lang w:val="en-US"/>
-              </w:rPr>
-            </w:pPr>
-            <w:r>
-              <w:rPr>
-                <w:color w:val="ADADAD" w:themeColor="background2" w:themeShade="BF"/>
-                <w:lang w:val="en-US"/>
-              </w:rPr>
-              <w:t xml:space="preserve">Crest level of the Weir above </w:t>
+            </w:pPr>
+            <w:r>
+              <w:t>Earthen bunds constructed to redirect peak flows away from settlements and agricultural lands.</w:t>
+            </w:r>
+          </w:p>
+        </w:tc>
+        <w:tc>
+          <w:tcPr>
+            <w:tcW w:w="3420" w:type="dxa"/>
+          </w:tcPr>
+          <w:p>
+            <w:pPr>
+              <w:pStyle w:val="ListParagraph"/>
+              <w:numPr>
+                <w:ilvl w:val="0"/>
+                <w:numId w:val="16"/>
+              </w:numPr>
+              <w:ind w:left="351"/>
+              <w:rPr>
+                <w:lang w:val="en-US"/>
+              </w:rPr>
+            </w:pPr>
+            <w:r>
+              <w:rPr>
+                <w:lang w:val="en-US"/>
+              </w:rPr>
+              <w:t xml:space="preserve">Elevation of the </w:t>
             </w:r>
             <w:proofErr w:type="spellStart"/>
             <w:r>
               <w:rPr>
-                <w:color w:val="ADADAD" w:themeColor="background2" w:themeShade="BF"/>
-                <w:lang w:val="en-US"/>
-              </w:rPr>
-              <w:t>m.s.l</w:t>
+                <w:lang w:val="en-US"/>
+              </w:rPr>
+              <w:t>embankement</w:t>
             </w:r>
             <w:proofErr w:type="spellEnd"/>
-            <w:r>
-              <w:rPr>
-                <w:color w:val="ADADAD" w:themeColor="background2" w:themeShade="BF"/>
-                <w:lang w:val="en-US"/>
-              </w:rPr>
-              <w:t xml:space="preserve"> (in meters)</w:t>
-            </w:r>
-          </w:p>
-          <w:p>
-            <w:pPr>
-              <w:pStyle w:val="ListParagraph"/>
-              <w:numPr>
-                <w:ilvl w:val="0"/>
-                <w:numId w:val="16"/>
-              </w:numPr>
-              <w:ind w:left="351"/>
-              <w:rPr>
-                <w:color w:val="ADADAD" w:themeColor="background2" w:themeShade="BF"/>
-                <w:lang w:val="en-US"/>
-              </w:rPr>
-            </w:pPr>
-            <w:r>
-              <w:rPr>
-                <w:color w:val="ADADAD" w:themeColor="background2" w:themeShade="BF"/>
-                <w:lang w:val="en-US"/>
-              </w:rPr>
-              <w:t>An outline/polygon of expected ponded surface will be useful for validating mesh modification</w:t>
-            </w:r>
-          </w:p>
-        </w:tc>
-        <w:tc>
-          <w:tcPr>
-            <w:tcW w:w="3420" w:type="dxa"/>
-          </w:tcPr>
-          <w:p>
-            <w:pPr>
-              <w:pStyle w:val="ListParagraph"/>
-              <w:numPr>
-                <w:ilvl w:val="0"/>
-                <w:numId w:val="16"/>
-              </w:numPr>
-              <w:ind w:left="351"/>
-              <w:rPr>
-                <w:lang w:val="en-US"/>
-              </w:rPr>
-            </w:pPr>
-            <w:r>
-              <w:rPr>
-                <w:lang w:val="en-US"/>
-              </w:rPr>
-              <w:t>CN values and Manning’s n if changes are expected.</w:t>
-            </w:r>
-          </w:p>
-          <w:p>
-            <w:pPr>
-              <w:pStyle w:val="ListParagraph"/>
-              <w:numPr>
-                <w:ilvl w:val="0"/>
-                <w:numId w:val="16"/>
-              </w:numPr>
-              <w:ind w:left="351"/>
-              <w:rPr>
-                <w:lang w:val="en-US"/>
-              </w:rPr>
-            </w:pPr>
-            <w:r>
-              <w:rPr>
-                <w:lang w:val="en-US"/>
-              </w:rPr>
-              <w:t xml:space="preserve">Crest level of the Weir above </w:t>
-            </w:r>
-            <w:proofErr w:type="spellStart"/>
-            <w:r>
-              <w:rPr>
-                <w:lang w:val="en-US"/>
-              </w:rPr>
-              <w:t>m.s.l</w:t>
-            </w:r>
-            <w:proofErr w:type="spellEnd"/>
-            <w:r>
-              <w:rPr>
-                <w:lang w:val="en-US"/>
-              </w:rPr>
-              <w:t xml:space="preserve"> (in meters)</w:t>
-            </w:r>
-          </w:p>
-          <w:p>
-            <w:pPr>
-              <w:pStyle w:val="ListParagraph"/>
-              <w:numPr>
-                <w:ilvl w:val="0"/>
-                <w:numId w:val="16"/>
-              </w:numPr>
-              <w:ind w:left="351"/>
-              <w:rPr>
-                <w:lang w:val="en-US"/>
-              </w:rPr>
-            </w:pPr>
-            <w:r>
-              <w:rPr>
-                <w:lang w:val="en-US"/>
-              </w:rPr>
-              <w:t>An outline/polygon of expected ponded surface will be useful for validating mesh modification</w:t>
-            </w:r>
-            <w:r>
-              <w:rPr>
-                <w:lang w:val="en-US"/>
-              </w:rPr>
-              <w:br/>
-            </w:r>
+          </w:p>
+          <w:p>
+            <w:pPr>
+              <w:pStyle w:val="ListParagraph"/>
+              <w:numPr>
+                <w:ilvl w:val="0"/>
+                <w:numId w:val="16"/>
+              </w:numPr>
+              <w:ind w:left="351"/>
+              <w:rPr>
+                <w:lang w:val="en-US"/>
+              </w:rPr>
+            </w:pPr>
+            <w:r>
+              <w:rPr>
+                <w:lang w:val="en-US"/>
+              </w:rPr>
+              <w:t xml:space="preserve">Vector polyline + proposed name of the embankment </w:t>
+            </w:r>
+          </w:p>
+          <w:p>
+            <w:pPr>
+              <w:pStyle w:val="ListParagraph"/>
+              <w:ind w:left="351"/>
+              <w:rPr>
+                <w:lang w:val="en-US"/>
+              </w:rPr>
+            </w:pPr>
           </w:p>
         </w:tc>
       </w:tr>
@@ -1043,7 +1093,10 @@
               </w:rPr>
             </w:pPr>
             <w:r>
-              <w:t>M4</w:t>
+              <w:rPr>
+                <w:lang w:val="en-US"/>
+              </w:rPr>
+              <w:t>M8</w:t>
             </w:r>
           </w:p>
         </w:tc>
@@ -1058,7 +1111,7 @@
               </w:rPr>
             </w:pPr>
             <w:r>
-              <w:t>Afforestation</w:t>
+              <w:t>Sustainable Spate Irrigation System</w:t>
             </w:r>
           </w:p>
         </w:tc>
@@ -1069,60 +1122,16 @@
           <w:p>
             <w:pPr>
               <w:jc w:val="both"/>
-            </w:pPr>
-            <w:r>
-              <w:t>Planting trees on degraded slopes to stabilize soil, reduce surface runoff, and enhance watershed resilience.</w:t>
-            </w:r>
-          </w:p>
-        </w:tc>
-        <w:tc>
-          <w:tcPr>
-            <w:tcW w:w="3949" w:type="dxa"/>
-          </w:tcPr>
-          <w:p>
-            <w:pPr>
-              <w:pStyle w:val="ListParagraph"/>
-              <w:numPr>
-                <w:ilvl w:val="0"/>
-                <w:numId w:val="16"/>
-              </w:numPr>
-              <w:ind w:left="351"/>
-              <w:rPr>
-                <w:color w:val="ADADAD" w:themeColor="background2" w:themeShade="BF"/>
-                <w:lang w:val="en-US"/>
-              </w:rPr>
-            </w:pPr>
-            <w:r>
-              <w:rPr>
-                <w:color w:val="ADADAD" w:themeColor="background2" w:themeShade="BF"/>
-                <w:lang w:val="en-US"/>
-              </w:rPr>
-              <w:t xml:space="preserve">Vector Polygon marking region where </w:t>
-            </w:r>
-            <w:r>
-              <w:rPr>
-                <w:color w:val="ADADAD" w:themeColor="background2" w:themeShade="BF"/>
-                <w:lang w:val="en-US"/>
-              </w:rPr>
-              <w:t>intervention</w:t>
-            </w:r>
-            <w:r>
-              <w:rPr>
-                <w:color w:val="ADADAD" w:themeColor="background2" w:themeShade="BF"/>
-                <w:lang w:val="en-US"/>
-              </w:rPr>
-              <w:t xml:space="preserve"> is to be implemented</w:t>
-            </w:r>
-          </w:p>
-          <w:p>
-            <w:pPr>
-              <w:pStyle w:val="ListParagraph"/>
-              <w:ind w:left="351"/>
-              <w:rPr>
-                <w:color w:val="ADADAD" w:themeColor="background2" w:themeShade="BF"/>
-                <w:lang w:val="en-US"/>
-              </w:rPr>
-            </w:pPr>
+              <w:rPr>
+                <w:lang w:val="en-US"/>
+              </w:rPr>
+            </w:pPr>
+            <w:r>
+              <w:rPr>
+                <w:lang w:val="en-US"/>
+              </w:rPr>
+              <w:t>Traditional flood-based irrigation using controlled diversion of hill-torrents to irrigate command areas sustainably</w:t>
+            </w:r>
           </w:p>
         </w:tc>
         <w:tc>
@@ -1145,32 +1154,7 @@
               <w:rPr>
                 <w:lang w:val="en-US"/>
               </w:rPr>
-              <w:t>CN values and Manning’s n if changes are expected.</w:t>
-            </w:r>
-          </w:p>
-          <w:p>
-            <w:pPr>
-              <w:pStyle w:val="ListParagraph"/>
-              <w:numPr>
-                <w:ilvl w:val="0"/>
-                <w:numId w:val="16"/>
-              </w:numPr>
-              <w:ind w:left="351"/>
-              <w:rPr>
-                <w:lang w:val="en-US"/>
-              </w:rPr>
-            </w:pPr>
-            <w:r>
-              <w:rPr>
-                <w:lang w:val="en-US"/>
-              </w:rPr>
-              <w:t>Note: Provide v</w:t>
-            </w:r>
-            <w:r>
-              <w:rPr>
-                <w:lang w:val="en-US"/>
-              </w:rPr>
-              <w:t>ector Polygon marking region where intervention is to be implemented</w:t>
+              <w:t xml:space="preserve">Default: No hydrological implication </w:t>
             </w:r>
           </w:p>
           <w:p>
@@ -1196,7 +1180,7 @@
               </w:rPr>
             </w:pPr>
             <w:r>
-              <w:t>M5</w:t>
+              <w:t>M9</w:t>
             </w:r>
           </w:p>
         </w:tc>
@@ -1211,7 +1195,7 @@
               </w:rPr>
             </w:pPr>
             <w:r>
-              <w:t>Slope Stabilizers / Cascading</w:t>
+              <w:t>Bank Vegetation &amp; Erosion Control</w:t>
             </w:r>
           </w:p>
         </w:tc>
@@ -1230,44 +1214,61 @@
               <w:rPr>
                 <w:lang w:val="en-US"/>
               </w:rPr>
-              <w:t xml:space="preserve">Structural or vegetative measures </w:t>
+              <w:t xml:space="preserve">Use of grasses, shrubs, or </w:t>
             </w:r>
             <w:proofErr w:type="gramStart"/>
             <w:r>
               <w:rPr>
                 <w:lang w:val="en-US"/>
               </w:rPr>
-              <w:t>installed</w:t>
+              <w:t>bio-engineering</w:t>
             </w:r>
             <w:proofErr w:type="gramEnd"/>
             <w:r>
               <w:rPr>
                 <w:lang w:val="en-US"/>
               </w:rPr>
-              <w:t xml:space="preserve"> along vulnerable slopes to reduce landslides and dissipate runoff energy.</w:t>
-            </w:r>
-          </w:p>
-        </w:tc>
-        <w:tc>
-          <w:tcPr>
-            <w:tcW w:w="3949" w:type="dxa"/>
-          </w:tcPr>
-          <w:p>
-            <w:pPr>
-              <w:pStyle w:val="ListParagraph"/>
-              <w:numPr>
-                <w:ilvl w:val="0"/>
-                <w:numId w:val="16"/>
-              </w:numPr>
-              <w:ind w:left="351"/>
-              <w:rPr>
-                <w:color w:val="ADADAD" w:themeColor="background2" w:themeShade="BF"/>
-                <w:lang w:val="en-US"/>
-              </w:rPr>
-            </w:pPr>
-            <w:r>
-              <w:rPr>
-                <w:color w:val="ADADAD" w:themeColor="background2" w:themeShade="BF"/>
+              <w:t xml:space="preserve"> to stabilize banks, reduce erosion, and improve channel health.</w:t>
+            </w:r>
+          </w:p>
+        </w:tc>
+        <w:tc>
+          <w:tcPr>
+            <w:tcW w:w="3420" w:type="dxa"/>
+          </w:tcPr>
+          <w:p>
+            <w:pPr>
+              <w:pStyle w:val="ListParagraph"/>
+              <w:numPr>
+                <w:ilvl w:val="0"/>
+                <w:numId w:val="16"/>
+              </w:numPr>
+              <w:ind w:left="351"/>
+              <w:rPr>
+                <w:lang w:val="en-US"/>
+              </w:rPr>
+            </w:pPr>
+            <w:r>
+              <w:rPr>
+                <w:lang w:val="en-US"/>
+              </w:rPr>
+              <w:t>CN values and Manning’s n if changes are expected.</w:t>
+            </w:r>
+          </w:p>
+          <w:p>
+            <w:pPr>
+              <w:pStyle w:val="ListParagraph"/>
+              <w:numPr>
+                <w:ilvl w:val="0"/>
+                <w:numId w:val="16"/>
+              </w:numPr>
+              <w:ind w:left="351"/>
+              <w:rPr>
+                <w:lang w:val="en-US"/>
+              </w:rPr>
+            </w:pPr>
+            <w:r>
+              <w:rPr>
                 <w:lang w:val="en-US"/>
               </w:rPr>
               <w:t>Vector Polygon marking region where intervention is to be implemented</w:t>
@@ -1275,63 +1276,26 @@
           </w:p>
           <w:p>
             <w:pPr>
-              <w:ind w:left="-9"/>
-              <w:rPr>
-                <w:color w:val="ADADAD" w:themeColor="background2" w:themeShade="BF"/>
-                <w:lang w:val="en-US"/>
-              </w:rPr>
-            </w:pPr>
-          </w:p>
-        </w:tc>
-        <w:tc>
-          <w:tcPr>
-            <w:tcW w:w="3420" w:type="dxa"/>
-          </w:tcPr>
-          <w:p>
-            <w:pPr>
-              <w:pStyle w:val="ListParagraph"/>
-              <w:numPr>
-                <w:ilvl w:val="0"/>
-                <w:numId w:val="16"/>
-              </w:numPr>
-              <w:ind w:left="351"/>
-              <w:rPr>
-                <w:lang w:val="en-US"/>
-              </w:rPr>
-            </w:pPr>
-            <w:r>
-              <w:rPr>
-                <w:lang w:val="en-US"/>
-              </w:rPr>
-              <w:t>CN values and Manning’s n if changes are expected.</w:t>
-            </w:r>
-          </w:p>
-          <w:p>
-            <w:pPr>
-              <w:pStyle w:val="ListParagraph"/>
-              <w:numPr>
-                <w:ilvl w:val="0"/>
-                <w:numId w:val="16"/>
-              </w:numPr>
-              <w:ind w:left="351"/>
-              <w:rPr>
-                <w:lang w:val="en-US"/>
-              </w:rPr>
-            </w:pPr>
-            <w:r>
-              <w:rPr>
-                <w:lang w:val="en-US"/>
-              </w:rPr>
-              <w:t>Note: Provide vector Polygon marking region where intervention is to be implemented</w:t>
-            </w:r>
-          </w:p>
-          <w:p>
-            <w:pPr>
-              <w:pStyle w:val="ListParagraph"/>
-              <w:numPr>
-                <w:ilvl w:val="0"/>
-                <w:numId w:val="16"/>
-              </w:numPr>
+              <w:pStyle w:val="ListParagraph"/>
+              <w:numPr>
+                <w:ilvl w:val="0"/>
+                <w:numId w:val="16"/>
+              </w:numPr>
+              <w:ind w:left="351"/>
+              <w:rPr>
+                <w:lang w:val="en-US"/>
+              </w:rPr>
+            </w:pPr>
+            <w:r>
+              <w:rPr>
+                <w:lang w:val="en-US"/>
+              </w:rPr>
+              <w:t xml:space="preserve">In case of existing embankment, vector polyline + name of the existing embankment </w:t>
+            </w:r>
+          </w:p>
+          <w:p>
+            <w:pPr>
+              <w:pStyle w:val="ListParagraph"/>
               <w:ind w:left="351"/>
               <w:rPr>
                 <w:lang w:val="en-US"/>
@@ -1352,131 +1316,178 @@
               </w:rPr>
             </w:pPr>
             <w:r>
+              <w:rPr>
+                <w:lang w:val="en-US"/>
+              </w:rPr>
+              <w:t>M10</w:t>
+            </w:r>
+          </w:p>
+        </w:tc>
+        <w:tc>
+          <w:tcPr>
+            <w:tcW w:w="1814" w:type="dxa"/>
+          </w:tcPr>
+          <w:p>
+            <w:pPr>
+              <w:rPr>
+                <w:lang w:val="en-US"/>
+              </w:rPr>
+            </w:pPr>
+            <w:r>
+              <w:t>Gabion Structures</w:t>
+            </w:r>
+          </w:p>
+        </w:tc>
+        <w:tc>
+          <w:tcPr>
+            <w:tcW w:w="4065" w:type="dxa"/>
+          </w:tcPr>
+          <w:p>
+            <w:pPr>
+              <w:jc w:val="both"/>
+            </w:pPr>
+            <w:r>
+              <w:t>Rock-filled wire mesh structures used to protect banks, prevent scouring, and strengthen vulnerable channel sections.</w:t>
+            </w:r>
+          </w:p>
+        </w:tc>
+        <w:tc>
+          <w:tcPr>
+            <w:tcW w:w="3420" w:type="dxa"/>
+          </w:tcPr>
+          <w:p>
+            <w:pPr>
+              <w:pStyle w:val="ListParagraph"/>
+              <w:numPr>
+                <w:ilvl w:val="0"/>
+                <w:numId w:val="16"/>
+              </w:numPr>
+              <w:ind w:left="351"/>
+              <w:rPr>
+                <w:lang w:val="en-US"/>
+              </w:rPr>
+            </w:pPr>
+            <w:r>
+              <w:rPr>
+                <w:lang w:val="en-US"/>
+              </w:rPr>
+              <w:t xml:space="preserve">Default: No hydrological implication </w:t>
+            </w:r>
+          </w:p>
+          <w:p>
+            <w:pPr>
+              <w:pStyle w:val="ListParagraph"/>
+              <w:numPr>
+                <w:ilvl w:val="0"/>
+                <w:numId w:val="16"/>
+              </w:numPr>
+              <w:ind w:left="351"/>
+              <w:rPr>
+                <w:lang w:val="en-US"/>
+              </w:rPr>
+            </w:pPr>
+            <w:r>
+              <w:rPr>
+                <w:lang w:val="en-US"/>
+              </w:rPr>
               <w:lastRenderedPageBreak/>
-              <w:t>M6</w:t>
-            </w:r>
-          </w:p>
-        </w:tc>
-        <w:tc>
-          <w:tcPr>
-            <w:tcW w:w="1814" w:type="dxa"/>
-          </w:tcPr>
-          <w:p>
-            <w:pPr>
-              <w:rPr>
-                <w:lang w:val="en-US"/>
-              </w:rPr>
-            </w:pPr>
-            <w:r>
-              <w:t>Community-Based Ecosystem Adaptation</w:t>
-            </w:r>
-          </w:p>
-        </w:tc>
-        <w:tc>
-          <w:tcPr>
-            <w:tcW w:w="4065" w:type="dxa"/>
-          </w:tcPr>
-          <w:p>
-            <w:pPr>
-              <w:jc w:val="both"/>
-              <w:rPr>
-                <w:lang w:val="en-US"/>
-              </w:rPr>
-            </w:pPr>
-            <w:r>
-              <w:rPr>
-                <w:lang w:val="en-US"/>
-              </w:rPr>
-              <w:t>Locally driven watershed interventions such as soil conservation, vegetation planting, and water harvesting designed and maintained by communities.</w:t>
-            </w:r>
-          </w:p>
-        </w:tc>
-        <w:tc>
-          <w:tcPr>
-            <w:tcW w:w="3949" w:type="dxa"/>
-          </w:tcPr>
-          <w:p>
-            <w:pPr>
-              <w:pStyle w:val="ListParagraph"/>
-              <w:numPr>
-                <w:ilvl w:val="0"/>
-                <w:numId w:val="16"/>
-              </w:numPr>
-              <w:ind w:left="351"/>
-              <w:rPr>
-                <w:color w:val="ADADAD" w:themeColor="background2" w:themeShade="BF"/>
-                <w:lang w:val="en-US"/>
-              </w:rPr>
-            </w:pPr>
-            <w:r>
-              <w:rPr>
-                <w:color w:val="ADADAD" w:themeColor="background2" w:themeShade="BF"/>
-                <w:lang w:val="en-US"/>
-              </w:rPr>
-              <w:t>Vector Polygon marking region where intervention is to be implemented</w:t>
-            </w:r>
-          </w:p>
-          <w:p>
-            <w:pPr>
-              <w:pStyle w:val="ListParagraph"/>
-              <w:ind w:left="351"/>
-              <w:rPr>
-                <w:color w:val="ADADAD" w:themeColor="background2" w:themeShade="BF"/>
-                <w:lang w:val="en-US"/>
-              </w:rPr>
-            </w:pPr>
-          </w:p>
-        </w:tc>
-        <w:tc>
-          <w:tcPr>
-            <w:tcW w:w="3420" w:type="dxa"/>
-          </w:tcPr>
-          <w:p>
-            <w:pPr>
-              <w:pStyle w:val="ListParagraph"/>
-              <w:numPr>
-                <w:ilvl w:val="0"/>
-                <w:numId w:val="16"/>
-              </w:numPr>
-              <w:ind w:left="351"/>
-              <w:rPr>
-                <w:lang w:val="en-US"/>
-              </w:rPr>
-            </w:pPr>
-            <w:r>
-              <w:rPr>
-                <w:lang w:val="en-US"/>
-              </w:rPr>
-              <w:t>CN values and Manning’s n if changes are expected.</w:t>
-            </w:r>
-          </w:p>
-          <w:p>
-            <w:pPr>
-              <w:pStyle w:val="ListParagraph"/>
-              <w:numPr>
-                <w:ilvl w:val="0"/>
-                <w:numId w:val="16"/>
-              </w:numPr>
-              <w:ind w:left="351"/>
-              <w:rPr>
-                <w:lang w:val="en-US"/>
-              </w:rPr>
-            </w:pPr>
-            <w:r>
-              <w:rPr>
-                <w:lang w:val="en-US"/>
-              </w:rPr>
-              <w:t>Note: Provide vector Polygon marking region where intervention is to be implemented</w:t>
-            </w:r>
-          </w:p>
-          <w:p>
-            <w:pPr>
-              <w:pStyle w:val="ListParagraph"/>
-              <w:ind w:left="351"/>
-              <w:rPr>
-                <w:lang w:val="en-US"/>
-              </w:rPr>
-            </w:pPr>
+              <w:t xml:space="preserve">Optional: </w:t>
+            </w:r>
+            <w:r>
+              <w:rPr>
+                <w:lang w:val="en-US"/>
+              </w:rPr>
+              <w:t xml:space="preserve">CN values and Manning’s n </w:t>
+            </w:r>
+            <w:r>
+              <w:rPr>
+                <w:lang w:val="en-US"/>
+              </w:rPr>
+              <w:t xml:space="preserve">(only </w:t>
+            </w:r>
+            <w:r>
+              <w:rPr>
+                <w:lang w:val="en-US"/>
+              </w:rPr>
+              <w:t>if changes are expected</w:t>
+            </w:r>
+            <w:r>
+              <w:rPr>
+                <w:lang w:val="en-US"/>
+              </w:rPr>
+              <w:t>).</w:t>
+            </w:r>
+          </w:p>
+          <w:p>
+            <w:pPr>
+              <w:pStyle w:val="ListParagraph"/>
+              <w:numPr>
+                <w:ilvl w:val="0"/>
+                <w:numId w:val="16"/>
+              </w:numPr>
+              <w:ind w:left="351"/>
+              <w:rPr>
+                <w:lang w:val="en-US"/>
+              </w:rPr>
+            </w:pPr>
+            <w:r>
+              <w:rPr>
+                <w:lang w:val="en-US"/>
+              </w:rPr>
+              <w:t>Weir / wall represented as vector polyline</w:t>
+            </w:r>
+          </w:p>
+          <w:p>
+            <w:pPr>
+              <w:pStyle w:val="ListParagraph"/>
+              <w:numPr>
+                <w:ilvl w:val="0"/>
+                <w:numId w:val="16"/>
+              </w:numPr>
+              <w:ind w:left="351"/>
+              <w:rPr>
+                <w:lang w:val="en-US"/>
+              </w:rPr>
+            </w:pPr>
+            <w:r>
+              <w:rPr>
+                <w:lang w:val="en-US"/>
+              </w:rPr>
+              <w:t xml:space="preserve">Crest level of the Weir above </w:t>
+            </w:r>
+            <w:proofErr w:type="spellStart"/>
+            <w:r>
+              <w:rPr>
+                <w:lang w:val="en-US"/>
+              </w:rPr>
+              <w:t>m.s.l</w:t>
+            </w:r>
+            <w:proofErr w:type="spellEnd"/>
+            <w:r>
+              <w:rPr>
+                <w:lang w:val="en-US"/>
+              </w:rPr>
+              <w:t xml:space="preserve"> (in meters)</w:t>
+            </w:r>
+          </w:p>
+          <w:p>
+            <w:pPr>
+              <w:pStyle w:val="ListParagraph"/>
+              <w:numPr>
+                <w:ilvl w:val="0"/>
+                <w:numId w:val="16"/>
+              </w:numPr>
+              <w:ind w:left="351"/>
+              <w:rPr>
+                <w:lang w:val="en-US"/>
+              </w:rPr>
+            </w:pPr>
+            <w:r>
+              <w:rPr>
+                <w:lang w:val="en-US"/>
+              </w:rPr>
+              <w:t>Note: Sediment transport and channel training cannot be modeled</w:t>
+            </w:r>
           </w:p>
         </w:tc>
       </w:tr>
@@ -1492,7 +1503,11 @@
               </w:rPr>
             </w:pPr>
             <w:r>
-              <w:t>M7</w:t>
+              <w:rPr>
+                <w:lang w:val="en-US"/>
+              </w:rPr>
+              <w:lastRenderedPageBreak/>
+              <w:t>M11</w:t>
             </w:r>
           </w:p>
         </w:tc>
@@ -1507,7 +1522,7 @@
               </w:rPr>
             </w:pPr>
             <w:r>
-              <w:t>Flood Diversion Bunds</w:t>
+              <w:t>Gabar Dams (traditional rainwater harvesting)</w:t>
             </w:r>
           </w:p>
         </w:tc>
@@ -1520,44 +1535,8 @@
               <w:jc w:val="both"/>
             </w:pPr>
             <w:r>
-              <w:t>Earthen bunds constructed to redirect peak flows away from settlements and agricultural lands.</w:t>
-            </w:r>
-          </w:p>
-        </w:tc>
-        <w:tc>
-          <w:tcPr>
-            <w:tcW w:w="3949" w:type="dxa"/>
-          </w:tcPr>
-          <w:p>
-            <w:pPr>
-              <w:pStyle w:val="ListParagraph"/>
-              <w:numPr>
-                <w:ilvl w:val="0"/>
-                <w:numId w:val="16"/>
-              </w:numPr>
-              <w:ind w:left="351"/>
-              <w:rPr>
-                <w:color w:val="ADADAD" w:themeColor="background2" w:themeShade="BF"/>
-                <w:lang w:val="en-US"/>
-              </w:rPr>
-            </w:pPr>
-            <w:r>
-              <w:rPr>
-                <w:color w:val="ADADAD" w:themeColor="background2" w:themeShade="BF"/>
-                <w:lang w:val="en-US"/>
-              </w:rPr>
-              <w:t xml:space="preserve">vector polyline + proposed name of the embankment </w:t>
-            </w:r>
-          </w:p>
-          <w:p>
-            <w:pPr>
-              <w:pStyle w:val="ListParagraph"/>
-              <w:ind w:left="351"/>
-              <w:rPr>
-                <w:color w:val="ADADAD" w:themeColor="background2" w:themeShade="BF"/>
-                <w:lang w:val="en-US"/>
-              </w:rPr>
-            </w:pPr>
+              <w:t>Low-cost stone or earth dams built by communities to store runoff, recharge aquifers, and support downstream use.</w:t>
+            </w:r>
           </w:p>
         </w:tc>
         <w:tc>
@@ -1580,50 +1559,85 @@
               <w:rPr>
                 <w:lang w:val="en-US"/>
               </w:rPr>
-              <w:t xml:space="preserve">Elevation of the </w:t>
+              <w:t>CN values and Manning’s n if changes are expected.</w:t>
+            </w:r>
+          </w:p>
+          <w:p>
+            <w:pPr>
+              <w:pStyle w:val="ListParagraph"/>
+              <w:numPr>
+                <w:ilvl w:val="0"/>
+                <w:numId w:val="16"/>
+              </w:numPr>
+              <w:ind w:left="351"/>
+              <w:rPr>
+                <w:lang w:val="en-US"/>
+              </w:rPr>
+            </w:pPr>
+            <w:r>
+              <w:rPr>
+                <w:lang w:val="en-US"/>
+              </w:rPr>
+              <w:t>Weir / wall represented as vector polyline</w:t>
+            </w:r>
+          </w:p>
+          <w:p>
+            <w:pPr>
+              <w:pStyle w:val="ListParagraph"/>
+              <w:numPr>
+                <w:ilvl w:val="0"/>
+                <w:numId w:val="16"/>
+              </w:numPr>
+              <w:ind w:left="351"/>
+              <w:rPr>
+                <w:lang w:val="en-US"/>
+              </w:rPr>
+            </w:pPr>
+            <w:r>
+              <w:rPr>
+                <w:lang w:val="en-US"/>
+              </w:rPr>
+              <w:t xml:space="preserve">Crest level of the Weir above </w:t>
             </w:r>
             <w:proofErr w:type="spellStart"/>
             <w:r>
               <w:rPr>
                 <w:lang w:val="en-US"/>
               </w:rPr>
-              <w:t>embankement</w:t>
+              <w:t>m.s.l</w:t>
             </w:r>
             <w:proofErr w:type="spellEnd"/>
-          </w:p>
-          <w:p>
-            <w:pPr>
-              <w:pStyle w:val="ListParagraph"/>
-              <w:numPr>
-                <w:ilvl w:val="0"/>
-                <w:numId w:val="16"/>
-              </w:numPr>
-              <w:ind w:left="351"/>
-              <w:rPr>
-                <w:lang w:val="en-US"/>
-              </w:rPr>
-            </w:pPr>
-            <w:r>
-              <w:rPr>
-                <w:lang w:val="en-US"/>
-              </w:rPr>
-              <w:t>V</w:t>
-            </w:r>
-            <w:r>
-              <w:rPr>
-                <w:lang w:val="en-US"/>
-              </w:rPr>
-              <w:t xml:space="preserve">ector polyline + proposed name of the embankment </w:t>
-            </w:r>
-          </w:p>
-          <w:p>
-            <w:pPr>
-              <w:pStyle w:val="ListParagraph"/>
-              <w:ind w:left="351"/>
-              <w:rPr>
-                <w:lang w:val="en-US"/>
-              </w:rPr>
-            </w:pPr>
+            <w:r>
+              <w:rPr>
+                <w:lang w:val="en-US"/>
+              </w:rPr>
+              <w:t xml:space="preserve"> (in meters)</w:t>
+            </w:r>
+          </w:p>
+          <w:p>
+            <w:pPr>
+              <w:pStyle w:val="ListParagraph"/>
+              <w:numPr>
+                <w:ilvl w:val="0"/>
+                <w:numId w:val="16"/>
+              </w:numPr>
+              <w:ind w:left="351"/>
+              <w:rPr>
+                <w:lang w:val="en-US"/>
+              </w:rPr>
+            </w:pPr>
+            <w:r>
+              <w:rPr>
+                <w:lang w:val="en-US"/>
+              </w:rPr>
+              <w:t>An outline/polygon of expected ponded surface will be useful for validating mesh modification</w:t>
+            </w:r>
+            <w:r>
+              <w:rPr>
+                <w:lang w:val="en-US"/>
+              </w:rPr>
+              <w:br/>
+            </w:r>
           </w:p>
         </w:tc>
       </w:tr>
@@ -1642,7 +1656,7 @@
               <w:rPr>
                 <w:lang w:val="en-US"/>
               </w:rPr>
-              <w:t>M8</w:t>
+              <w:t>P1</w:t>
             </w:r>
           </w:p>
         </w:tc>
@@ -1657,7 +1671,7 @@
               </w:rPr>
             </w:pPr>
             <w:r>
-              <w:t>Sustainable Spate Irrigation System</w:t>
+              <w:t>Flood Embankments</w:t>
             </w:r>
           </w:p>
         </w:tc>
@@ -1676,33 +1690,21 @@
               <w:rPr>
                 <w:lang w:val="en-US"/>
               </w:rPr>
-              <w:t>Traditional flood-based irrigation using controlled diversion of hill-torrents to irrigate command areas sustainably</w:t>
-            </w:r>
-          </w:p>
-        </w:tc>
-        <w:tc>
-          <w:tcPr>
-            <w:tcW w:w="3949" w:type="dxa"/>
-          </w:tcPr>
-          <w:p>
-            <w:pPr>
-              <w:pStyle w:val="ListParagraph"/>
-              <w:numPr>
-                <w:ilvl w:val="0"/>
-                <w:numId w:val="16"/>
-              </w:numPr>
-              <w:ind w:left="351"/>
-              <w:rPr>
-                <w:color w:val="ADADAD" w:themeColor="background2" w:themeShade="BF"/>
-                <w:lang w:val="en-US"/>
-              </w:rPr>
-            </w:pPr>
-            <w:r>
-              <w:rPr>
-                <w:color w:val="ADADAD" w:themeColor="background2" w:themeShade="BF"/>
-                <w:lang w:val="en-US"/>
-              </w:rPr>
-              <w:t>Not modeled</w:t>
+              <w:t xml:space="preserve">Raised earthen or engineered barriers </w:t>
+            </w:r>
+            <w:proofErr w:type="gramStart"/>
+            <w:r>
+              <w:rPr>
+                <w:lang w:val="en-US"/>
+              </w:rPr>
+              <w:t>constructed</w:t>
+            </w:r>
+            <w:proofErr w:type="gramEnd"/>
+            <w:r>
+              <w:rPr>
+                <w:lang w:val="en-US"/>
+              </w:rPr>
+              <w:t xml:space="preserve"> along rivers and drains to prevent floodwater from spreading into settlements and farmlands.</w:t>
             </w:r>
           </w:p>
         </w:tc>
@@ -1732,11 +1734,84 @@
           <w:p>
             <w:pPr>
               <w:pStyle w:val="ListParagraph"/>
-              <w:ind w:left="351"/>
-              <w:rPr>
-                <w:lang w:val="en-US"/>
-              </w:rPr>
-            </w:pPr>
+              <w:numPr>
+                <w:ilvl w:val="0"/>
+                <w:numId w:val="16"/>
+              </w:numPr>
+              <w:ind w:left="351"/>
+              <w:rPr>
+                <w:lang w:val="en-US"/>
+              </w:rPr>
+            </w:pPr>
+            <w:r>
+              <w:rPr>
+                <w:lang w:val="en-US"/>
+              </w:rPr>
+              <w:t>Elevation of the embankment (m)</w:t>
+            </w:r>
+          </w:p>
+          <w:p>
+            <w:pPr>
+              <w:pStyle w:val="ListParagraph"/>
+              <w:numPr>
+                <w:ilvl w:val="0"/>
+                <w:numId w:val="16"/>
+              </w:numPr>
+              <w:ind w:left="351"/>
+              <w:rPr>
+                <w:lang w:val="en-US"/>
+              </w:rPr>
+            </w:pPr>
+            <w:r>
+              <w:rPr>
+                <w:lang w:val="en-US"/>
+              </w:rPr>
+              <w:t>Weir / wall represented as vector polyline</w:t>
+            </w:r>
+          </w:p>
+          <w:p>
+            <w:pPr>
+              <w:pStyle w:val="ListParagraph"/>
+              <w:numPr>
+                <w:ilvl w:val="0"/>
+                <w:numId w:val="16"/>
+              </w:numPr>
+              <w:ind w:left="351"/>
+              <w:rPr>
+                <w:lang w:val="en-US"/>
+              </w:rPr>
+            </w:pPr>
+            <w:r>
+              <w:rPr>
+                <w:lang w:val="en-US"/>
+              </w:rPr>
+              <w:lastRenderedPageBreak/>
+              <w:t xml:space="preserve">Optional: </w:t>
+            </w:r>
+            <w:r>
+              <w:rPr>
+                <w:lang w:val="en-US"/>
+              </w:rPr>
+              <w:t xml:space="preserve">CN values and Manning’s n </w:t>
+            </w:r>
+            <w:r>
+              <w:rPr>
+                <w:lang w:val="en-US"/>
+              </w:rPr>
+              <w:t xml:space="preserve">(only </w:t>
+            </w:r>
+            <w:r>
+              <w:rPr>
+                <w:lang w:val="en-US"/>
+              </w:rPr>
+              <w:t>if changes are expected</w:t>
+            </w:r>
+            <w:r>
+              <w:rPr>
+                <w:lang w:val="en-US"/>
+              </w:rPr>
+              <w:t xml:space="preserve">). </w:t>
+            </w:r>
           </w:p>
         </w:tc>
       </w:tr>
@@ -1752,7 +1827,11 @@
               </w:rPr>
             </w:pPr>
             <w:r>
-              <w:t>M9</w:t>
+              <w:rPr>
+                <w:lang w:val="en-US"/>
+              </w:rPr>
+              <w:lastRenderedPageBreak/>
+              <w:t>P2</w:t>
             </w:r>
           </w:p>
         </w:tc>
@@ -1767,7 +1846,7 @@
               </w:rPr>
             </w:pPr>
             <w:r>
-              <w:t>Bank Vegetation &amp; Erosion Control</w:t>
+              <w:t>Embankment Reinforcement</w:t>
             </w:r>
           </w:p>
         </w:tc>
@@ -1786,160 +1865,142 @@
               <w:rPr>
                 <w:lang w:val="en-US"/>
               </w:rPr>
-              <w:t xml:space="preserve">Use of grasses, shrubs, or </w:t>
+              <w:t>Strengthening weak embankment sections using stone pitching, geo-bags, riprap, or concrete works to prevent breaches during high flows.</w:t>
+            </w:r>
+          </w:p>
+        </w:tc>
+        <w:tc>
+          <w:tcPr>
+            <w:tcW w:w="3420" w:type="dxa"/>
+          </w:tcPr>
+          <w:p>
+            <w:pPr>
+              <w:pStyle w:val="ListParagraph"/>
+              <w:numPr>
+                <w:ilvl w:val="0"/>
+                <w:numId w:val="16"/>
+              </w:numPr>
+              <w:ind w:left="351"/>
+              <w:rPr>
+                <w:lang w:val="en-US"/>
+              </w:rPr>
+            </w:pPr>
+            <w:r>
+              <w:rPr>
+                <w:lang w:val="en-US"/>
+              </w:rPr>
+              <w:t>Weir / wall represented as vector polyline</w:t>
+            </w:r>
+          </w:p>
+          <w:p>
+            <w:pPr>
+              <w:pStyle w:val="ListParagraph"/>
+              <w:numPr>
+                <w:ilvl w:val="0"/>
+                <w:numId w:val="16"/>
+              </w:numPr>
+              <w:ind w:left="351"/>
+              <w:rPr>
+                <w:lang w:val="en-US"/>
+              </w:rPr>
+            </w:pPr>
+            <w:r>
+              <w:rPr>
+                <w:lang w:val="en-US"/>
+              </w:rPr>
+              <w:t xml:space="preserve">Crest level of the Weir </w:t>
             </w:r>
             <w:proofErr w:type="gramStart"/>
             <w:r>
               <w:rPr>
                 <w:lang w:val="en-US"/>
               </w:rPr>
-              <w:t>bio-engineering</w:t>
+              <w:t>above</w:t>
             </w:r>
             <w:proofErr w:type="gramEnd"/>
             <w:r>
               <w:rPr>
                 <w:lang w:val="en-US"/>
               </w:rPr>
-              <w:t xml:space="preserve"> to stabilize banks, reduce erosion, and improve channel health.</w:t>
-            </w:r>
-          </w:p>
-        </w:tc>
-        <w:tc>
-          <w:tcPr>
-            <w:tcW w:w="3949" w:type="dxa"/>
-          </w:tcPr>
-          <w:p>
-            <w:pPr>
-              <w:pStyle w:val="ListParagraph"/>
-              <w:numPr>
-                <w:ilvl w:val="0"/>
-                <w:numId w:val="16"/>
-              </w:numPr>
-              <w:ind w:left="351"/>
-              <w:rPr>
-                <w:color w:val="ADADAD" w:themeColor="background2" w:themeShade="BF"/>
-                <w:lang w:val="en-US"/>
-              </w:rPr>
-            </w:pPr>
-            <w:r>
-              <w:rPr>
-                <w:color w:val="ADADAD" w:themeColor="background2" w:themeShade="BF"/>
-                <w:lang w:val="en-US"/>
-              </w:rPr>
-              <w:t>Vector Polygon marking region where intervention is to be implemented</w:t>
-            </w:r>
-          </w:p>
-          <w:p>
-            <w:pPr>
-              <w:pStyle w:val="ListParagraph"/>
-              <w:numPr>
-                <w:ilvl w:val="0"/>
-                <w:numId w:val="16"/>
-              </w:numPr>
-              <w:ind w:left="351"/>
-              <w:rPr>
-                <w:color w:val="ADADAD" w:themeColor="background2" w:themeShade="BF"/>
-                <w:lang w:val="en-US"/>
-              </w:rPr>
-            </w:pPr>
-            <w:r>
-              <w:rPr>
-                <w:color w:val="ADADAD" w:themeColor="background2" w:themeShade="BF"/>
-                <w:lang w:val="en-US"/>
-              </w:rPr>
-              <w:t xml:space="preserve">In case of existing embankment, vector polyline + name of the existing embankment </w:t>
-            </w:r>
-          </w:p>
-          <w:p>
-            <w:pPr>
-              <w:pStyle w:val="ListParagraph"/>
-              <w:ind w:left="351"/>
-              <w:rPr>
-                <w:color w:val="ADADAD" w:themeColor="background2" w:themeShade="BF"/>
-                <w:lang w:val="en-US"/>
-              </w:rPr>
-            </w:pPr>
-          </w:p>
-          <w:p>
-            <w:pPr>
-              <w:pStyle w:val="ListParagraph"/>
-              <w:ind w:left="351"/>
-              <w:rPr>
-                <w:color w:val="ADADAD" w:themeColor="background2" w:themeShade="BF"/>
-                <w:lang w:val="en-US"/>
-              </w:rPr>
-            </w:pPr>
-          </w:p>
-        </w:tc>
-        <w:tc>
-          <w:tcPr>
-            <w:tcW w:w="3420" w:type="dxa"/>
-          </w:tcPr>
-          <w:p>
-            <w:pPr>
-              <w:pStyle w:val="ListParagraph"/>
-              <w:numPr>
-                <w:ilvl w:val="0"/>
-                <w:numId w:val="16"/>
-              </w:numPr>
-              <w:ind w:left="351"/>
-              <w:rPr>
-                <w:lang w:val="en-US"/>
-              </w:rPr>
-            </w:pPr>
-            <w:r>
-              <w:rPr>
-                <w:lang w:val="en-US"/>
-              </w:rPr>
-              <w:t>CN values and Manning’s n if changes are expected.</w:t>
-            </w:r>
-          </w:p>
-          <w:p>
-            <w:pPr>
-              <w:pStyle w:val="ListParagraph"/>
-              <w:numPr>
-                <w:ilvl w:val="0"/>
-                <w:numId w:val="16"/>
-              </w:numPr>
-              <w:ind w:left="351"/>
-              <w:rPr>
-                <w:lang w:val="en-US"/>
-              </w:rPr>
-            </w:pPr>
-            <w:r>
-              <w:rPr>
-                <w:lang w:val="en-US"/>
-              </w:rPr>
-              <w:t>Vector Polygon marking region where intervention is to be implemented</w:t>
-            </w:r>
-          </w:p>
-          <w:p>
-            <w:pPr>
-              <w:pStyle w:val="ListParagraph"/>
-              <w:numPr>
-                <w:ilvl w:val="0"/>
-                <w:numId w:val="16"/>
-              </w:numPr>
-              <w:ind w:left="351"/>
-              <w:rPr>
-                <w:lang w:val="en-US"/>
-              </w:rPr>
-            </w:pPr>
-            <w:r>
-              <w:rPr>
-                <w:lang w:val="en-US"/>
-              </w:rPr>
-              <w:t xml:space="preserve">In case of existing embankment, vector polyline + name of the existing embankment </w:t>
-            </w:r>
-          </w:p>
-          <w:p>
-            <w:pPr>
-              <w:pStyle w:val="ListParagraph"/>
-              <w:ind w:left="351"/>
-              <w:rPr>
-                <w:lang w:val="en-US"/>
-              </w:rPr>
-            </w:pPr>
+              <w:t xml:space="preserve"> </w:t>
+            </w:r>
+            <w:proofErr w:type="spellStart"/>
+            <w:r>
+              <w:rPr>
+                <w:lang w:val="en-US"/>
+              </w:rPr>
+              <w:t>m.s.l</w:t>
+            </w:r>
+            <w:proofErr w:type="spellEnd"/>
+            <w:r>
+              <w:rPr>
+                <w:lang w:val="en-US"/>
+              </w:rPr>
+              <w:t xml:space="preserve"> (in meters)</w:t>
+            </w:r>
+            <w:r>
+              <w:rPr>
+                <w:lang w:val="en-US"/>
+              </w:rPr>
+              <w:t xml:space="preserve"> if constant. Alternatively, height above terrain (meters above </w:t>
+            </w:r>
+            <w:proofErr w:type="spellStart"/>
+            <w:r>
+              <w:rPr>
+                <w:lang w:val="en-US"/>
+              </w:rPr>
+              <w:t>n.s.l</w:t>
+            </w:r>
+            <w:proofErr w:type="spellEnd"/>
+            <w:r>
+              <w:rPr>
+                <w:lang w:val="en-US"/>
+              </w:rPr>
+              <w:t xml:space="preserve">) is needed </w:t>
+            </w:r>
+          </w:p>
+          <w:p>
+            <w:pPr>
+              <w:pStyle w:val="ListParagraph"/>
+              <w:numPr>
+                <w:ilvl w:val="0"/>
+                <w:numId w:val="16"/>
+              </w:numPr>
+              <w:ind w:left="351"/>
+              <w:rPr>
+                <w:lang w:val="en-US"/>
+              </w:rPr>
+            </w:pPr>
+            <w:r>
+              <w:rPr>
+                <w:lang w:val="en-US"/>
+              </w:rPr>
+              <w:t xml:space="preserve">Optional: </w:t>
+            </w:r>
+            <w:r>
+              <w:rPr>
+                <w:lang w:val="en-US"/>
+              </w:rPr>
+              <w:t xml:space="preserve">CN values and Manning’s n </w:t>
+            </w:r>
+            <w:r>
+              <w:rPr>
+                <w:lang w:val="en-US"/>
+              </w:rPr>
+              <w:t xml:space="preserve">(only </w:t>
+            </w:r>
+            <w:r>
+              <w:rPr>
+                <w:lang w:val="en-US"/>
+              </w:rPr>
+              <w:t>if changes are expected</w:t>
+            </w:r>
+            <w:r>
+              <w:rPr>
+                <w:lang w:val="en-US"/>
+              </w:rPr>
+              <w:t xml:space="preserve">). </w:t>
+            </w:r>
           </w:p>
         </w:tc>
       </w:tr>
@@ -1958,8 +2019,7 @@
               <w:rPr>
                 <w:lang w:val="en-US"/>
               </w:rPr>
-              <w:lastRenderedPageBreak/>
-              <w:t>M10</w:t>
+              <w:t>P3</w:t>
             </w:r>
           </w:p>
         </w:tc>
@@ -1974,7 +2034,10 @@
               </w:rPr>
             </w:pPr>
             <w:r>
-              <w:t>Gabion Structures</w:t>
+              <w:rPr>
+                <w:lang w:val="en-US"/>
+              </w:rPr>
+              <w:t>Relief Cuts</w:t>
             </w:r>
           </w:p>
         </w:tc>
@@ -1985,95 +2048,29 @@
           <w:p>
             <w:pPr>
               <w:jc w:val="both"/>
-            </w:pPr>
-            <w:r>
-              <w:t>Rock-filled wire mesh structures used to protect banks, prevent scouring, and strengthen vulnerable channel sections.</w:t>
-            </w:r>
-          </w:p>
-        </w:tc>
-        <w:tc>
-          <w:tcPr>
-            <w:tcW w:w="3949" w:type="dxa"/>
-          </w:tcPr>
-          <w:p>
-            <w:pPr>
-              <w:pStyle w:val="ListParagraph"/>
-              <w:numPr>
-                <w:ilvl w:val="0"/>
-                <w:numId w:val="16"/>
-              </w:numPr>
-              <w:ind w:left="351"/>
-              <w:rPr>
-                <w:color w:val="ADADAD" w:themeColor="background2" w:themeShade="BF"/>
-                <w:lang w:val="en-US"/>
-              </w:rPr>
-            </w:pPr>
-            <w:r>
-              <w:rPr>
-                <w:color w:val="ADADAD" w:themeColor="background2" w:themeShade="BF"/>
-                <w:lang w:val="en-US"/>
-              </w:rPr>
-              <w:t>Weir / wall represented as vector polyline</w:t>
-            </w:r>
-          </w:p>
-          <w:p>
-            <w:pPr>
-              <w:pStyle w:val="ListParagraph"/>
-              <w:numPr>
-                <w:ilvl w:val="0"/>
-                <w:numId w:val="16"/>
-              </w:numPr>
-              <w:ind w:left="351"/>
-              <w:rPr>
-                <w:color w:val="ADADAD" w:themeColor="background2" w:themeShade="BF"/>
-                <w:lang w:val="en-US"/>
-              </w:rPr>
-            </w:pPr>
-            <w:r>
-              <w:rPr>
-                <w:color w:val="ADADAD" w:themeColor="background2" w:themeShade="BF"/>
-                <w:lang w:val="en-US"/>
-              </w:rPr>
-              <w:t xml:space="preserve">Crest level of the Weir above </w:t>
-            </w:r>
-            <w:proofErr w:type="spellStart"/>
-            <w:r>
-              <w:rPr>
-                <w:color w:val="ADADAD" w:themeColor="background2" w:themeShade="BF"/>
-                <w:lang w:val="en-US"/>
-              </w:rPr>
-              <w:t>m.s.l</w:t>
-            </w:r>
-            <w:proofErr w:type="spellEnd"/>
-            <w:r>
-              <w:rPr>
-                <w:color w:val="ADADAD" w:themeColor="background2" w:themeShade="BF"/>
-                <w:lang w:val="en-US"/>
-              </w:rPr>
-              <w:t xml:space="preserve"> (in meters)</w:t>
-            </w:r>
-          </w:p>
-          <w:p>
-            <w:pPr>
-              <w:rPr>
-                <w:color w:val="ADADAD" w:themeColor="background2" w:themeShade="BF"/>
-                <w:lang w:val="en-US"/>
-              </w:rPr>
-            </w:pPr>
-          </w:p>
-          <w:p>
-            <w:pPr>
-              <w:rPr>
-                <w:color w:val="ADADAD" w:themeColor="background2" w:themeShade="BF"/>
-                <w:lang w:val="en-US"/>
-              </w:rPr>
-            </w:pPr>
-            <w:r>
-              <w:rPr>
-                <w:color w:val="ADADAD" w:themeColor="background2" w:themeShade="BF"/>
-                <w:lang w:val="en-US"/>
-              </w:rPr>
-              <w:t xml:space="preserve">Note: Sediment transport and channel training cannot be modeled </w:t>
+              <w:rPr>
+                <w:lang w:val="en-US"/>
+              </w:rPr>
+            </w:pPr>
+            <w:r>
+              <w:rPr>
+                <w:lang w:val="en-US"/>
+              </w:rPr>
+              <w:t xml:space="preserve">Controlled breaching or fuse-plug cuts </w:t>
+            </w:r>
+            <w:proofErr w:type="gramStart"/>
+            <w:r>
+              <w:rPr>
+                <w:lang w:val="en-US"/>
+              </w:rPr>
+              <w:t>designed</w:t>
+            </w:r>
+            <w:proofErr w:type="gramEnd"/>
+            <w:r>
+              <w:rPr>
+                <w:lang w:val="en-US"/>
+              </w:rPr>
+              <w:t xml:space="preserve"> to divert excess floodwater into designated areas, reducing pressure on critical embankments.</w:t>
             </w:r>
           </w:p>
         </w:tc>
@@ -2097,121 +2094,26 @@
               <w:rPr>
                 <w:lang w:val="en-US"/>
               </w:rPr>
-              <w:t xml:space="preserve">Default: No hydrological implication </w:t>
-            </w:r>
-          </w:p>
-          <w:p>
-            <w:pPr>
-              <w:pStyle w:val="ListParagraph"/>
-              <w:numPr>
-                <w:ilvl w:val="0"/>
-                <w:numId w:val="16"/>
-              </w:numPr>
-              <w:ind w:left="351"/>
-              <w:rPr>
-                <w:lang w:val="en-US"/>
-              </w:rPr>
-            </w:pPr>
-            <w:r>
-              <w:rPr>
-                <w:lang w:val="en-US"/>
-              </w:rPr>
-              <w:t xml:space="preserve">Optional: </w:t>
-            </w:r>
-            <w:r>
-              <w:rPr>
-                <w:lang w:val="en-US"/>
-              </w:rPr>
-              <w:t xml:space="preserve">CN values and Manning’s n </w:t>
-            </w:r>
-            <w:r>
-              <w:rPr>
-                <w:lang w:val="en-US"/>
-              </w:rPr>
-              <w:t xml:space="preserve">(only </w:t>
-            </w:r>
-            <w:r>
-              <w:rPr>
-                <w:lang w:val="en-US"/>
-              </w:rPr>
-              <w:t>if changes are expected</w:t>
-            </w:r>
-            <w:r>
-              <w:rPr>
-                <w:lang w:val="en-US"/>
-              </w:rPr>
-              <w:t>).</w:t>
-            </w:r>
-          </w:p>
-          <w:p>
-            <w:pPr>
-              <w:pStyle w:val="ListParagraph"/>
-              <w:numPr>
-                <w:ilvl w:val="0"/>
-                <w:numId w:val="16"/>
-              </w:numPr>
-              <w:ind w:left="351"/>
-              <w:rPr>
-                <w:lang w:val="en-US"/>
-              </w:rPr>
-            </w:pPr>
-            <w:r>
-              <w:rPr>
-                <w:lang w:val="en-US"/>
-              </w:rPr>
-              <w:t>Weir / wall represented as vector polyline</w:t>
-            </w:r>
-          </w:p>
-          <w:p>
-            <w:pPr>
-              <w:pStyle w:val="ListParagraph"/>
-              <w:numPr>
-                <w:ilvl w:val="0"/>
-                <w:numId w:val="16"/>
-              </w:numPr>
-              <w:ind w:left="351"/>
-              <w:rPr>
-                <w:lang w:val="en-US"/>
-              </w:rPr>
-            </w:pPr>
-            <w:r>
-              <w:rPr>
-                <w:lang w:val="en-US"/>
-              </w:rPr>
-              <w:t xml:space="preserve">Crest level of the Weir above </w:t>
-            </w:r>
-            <w:proofErr w:type="spellStart"/>
-            <w:r>
-              <w:rPr>
-                <w:lang w:val="en-US"/>
-              </w:rPr>
-              <w:t>m.s.l</w:t>
-            </w:r>
-            <w:proofErr w:type="spellEnd"/>
-            <w:r>
-              <w:rPr>
-                <w:lang w:val="en-US"/>
-              </w:rPr>
-              <w:t xml:space="preserve"> (in meters)</w:t>
-            </w:r>
-          </w:p>
-          <w:p>
-            <w:pPr>
-              <w:pStyle w:val="ListParagraph"/>
-              <w:numPr>
-                <w:ilvl w:val="0"/>
-                <w:numId w:val="16"/>
-              </w:numPr>
-              <w:ind w:left="351"/>
-              <w:rPr>
-                <w:lang w:val="en-US"/>
-              </w:rPr>
-            </w:pPr>
-            <w:r>
-              <w:rPr>
-                <w:lang w:val="en-US"/>
-              </w:rPr>
-              <w:t>Note: Sediment transport and channel training cannot be modeled</w:t>
+              <w:t>Dimensions of the relief cut – final width, final bottom elevation in meters</w:t>
+            </w:r>
+          </w:p>
+          <w:p>
+            <w:pPr>
+              <w:pStyle w:val="ListParagraph"/>
+              <w:numPr>
+                <w:ilvl w:val="0"/>
+                <w:numId w:val="16"/>
+              </w:numPr>
+              <w:ind w:left="351"/>
+              <w:rPr>
+                <w:lang w:val="en-US"/>
+              </w:rPr>
+            </w:pPr>
+            <w:r>
+              <w:rPr>
+                <w:lang w:val="en-US"/>
+              </w:rPr>
+              <w:t>Name of embankment and location of the relief cut (as vector point or vector polyline)</w:t>
             </w:r>
           </w:p>
         </w:tc>
@@ -2231,7 +2133,7 @@
               <w:rPr>
                 <w:lang w:val="en-US"/>
               </w:rPr>
-              <w:t>M11</w:t>
+              <w:t>P4</w:t>
             </w:r>
           </w:p>
         </w:tc>
@@ -2246,7 +2148,7 @@
               </w:rPr>
             </w:pPr>
             <w:r>
-              <w:t>Gabar Dams (traditional rainwater harvesting)</w:t>
+              <w:t>Pumping Stations at Drains</w:t>
             </w:r>
           </w:p>
         </w:tc>
@@ -2257,93 +2159,29 @@
           <w:p>
             <w:pPr>
               <w:jc w:val="both"/>
-            </w:pPr>
-            <w:r>
-              <w:t>Low-cost stone or earth dams built by communities to store runoff, recharge aquifers, and support downstream use.</w:t>
-            </w:r>
-          </w:p>
-        </w:tc>
-        <w:tc>
-          <w:tcPr>
-            <w:tcW w:w="3949" w:type="dxa"/>
-          </w:tcPr>
-          <w:p>
-            <w:pPr>
-              <w:pStyle w:val="ListParagraph"/>
-              <w:numPr>
-                <w:ilvl w:val="0"/>
-                <w:numId w:val="16"/>
-              </w:numPr>
-              <w:ind w:left="351"/>
-              <w:rPr>
-                <w:color w:val="ADADAD" w:themeColor="background2" w:themeShade="BF"/>
-                <w:lang w:val="en-US"/>
-              </w:rPr>
-            </w:pPr>
-            <w:r>
-              <w:rPr>
-                <w:color w:val="ADADAD" w:themeColor="background2" w:themeShade="BF"/>
-                <w:lang w:val="en-US"/>
-              </w:rPr>
-              <w:t>Weir / wall represented as vector polyline</w:t>
-            </w:r>
-          </w:p>
-          <w:p>
-            <w:pPr>
-              <w:pStyle w:val="ListParagraph"/>
-              <w:numPr>
-                <w:ilvl w:val="0"/>
-                <w:numId w:val="16"/>
-              </w:numPr>
-              <w:ind w:left="351"/>
-              <w:rPr>
-                <w:color w:val="ADADAD" w:themeColor="background2" w:themeShade="BF"/>
-                <w:lang w:val="en-US"/>
-              </w:rPr>
-            </w:pPr>
-            <w:r>
-              <w:rPr>
-                <w:color w:val="ADADAD" w:themeColor="background2" w:themeShade="BF"/>
-                <w:lang w:val="en-US"/>
-              </w:rPr>
-              <w:t xml:space="preserve">Crest level of the Weir above </w:t>
-            </w:r>
-            <w:proofErr w:type="spellStart"/>
-            <w:r>
-              <w:rPr>
-                <w:color w:val="ADADAD" w:themeColor="background2" w:themeShade="BF"/>
-                <w:lang w:val="en-US"/>
-              </w:rPr>
-              <w:t>m.s.l</w:t>
-            </w:r>
-            <w:proofErr w:type="spellEnd"/>
-            <w:r>
-              <w:rPr>
-                <w:color w:val="ADADAD" w:themeColor="background2" w:themeShade="BF"/>
-                <w:lang w:val="en-US"/>
-              </w:rPr>
-              <w:t xml:space="preserve"> (in meters)</w:t>
-            </w:r>
-          </w:p>
-          <w:p>
-            <w:pPr>
-              <w:pStyle w:val="ListParagraph"/>
-              <w:numPr>
-                <w:ilvl w:val="0"/>
-                <w:numId w:val="16"/>
-              </w:numPr>
-              <w:ind w:left="351"/>
-              <w:rPr>
-                <w:color w:val="ADADAD" w:themeColor="background2" w:themeShade="BF"/>
-                <w:lang w:val="en-US"/>
-              </w:rPr>
-            </w:pPr>
-            <w:r>
-              <w:rPr>
-                <w:color w:val="ADADAD" w:themeColor="background2" w:themeShade="BF"/>
-                <w:lang w:val="en-US"/>
-              </w:rPr>
-              <w:t>An outline/polygon of expected ponded surface will be useful for validating mesh modification</w:t>
+              <w:rPr>
+                <w:lang w:val="en-US"/>
+              </w:rPr>
+            </w:pPr>
+            <w:r>
+              <w:rPr>
+                <w:lang w:val="en-US"/>
+              </w:rPr>
+              <w:t xml:space="preserve">High-capacity pumps </w:t>
+            </w:r>
+            <w:proofErr w:type="gramStart"/>
+            <w:r>
+              <w:rPr>
+                <w:lang w:val="en-US"/>
+              </w:rPr>
+              <w:t>installed</w:t>
+            </w:r>
+            <w:proofErr w:type="gramEnd"/>
+            <w:r>
+              <w:rPr>
+                <w:lang w:val="en-US"/>
+              </w:rPr>
+              <w:t xml:space="preserve"> to remove trapped water from low-lying depressions and enhance drainage during prolonged flooding.</w:t>
             </w:r>
           </w:p>
         </w:tc>
@@ -2367,84 +2205,7 @@
               <w:rPr>
                 <w:lang w:val="en-US"/>
               </w:rPr>
-              <w:t>CN values and Manning’s n if changes are expected.</w:t>
-            </w:r>
-          </w:p>
-          <w:p>
-            <w:pPr>
-              <w:pStyle w:val="ListParagraph"/>
-              <w:numPr>
-                <w:ilvl w:val="0"/>
-                <w:numId w:val="16"/>
-              </w:numPr>
-              <w:ind w:left="351"/>
-              <w:rPr>
-                <w:lang w:val="en-US"/>
-              </w:rPr>
-            </w:pPr>
-            <w:r>
-              <w:rPr>
-                <w:lang w:val="en-US"/>
-              </w:rPr>
-              <w:t>Weir / wall represented as vector polyline</w:t>
-            </w:r>
-          </w:p>
-          <w:p>
-            <w:pPr>
-              <w:pStyle w:val="ListParagraph"/>
-              <w:numPr>
-                <w:ilvl w:val="0"/>
-                <w:numId w:val="16"/>
-              </w:numPr>
-              <w:ind w:left="351"/>
-              <w:rPr>
-                <w:lang w:val="en-US"/>
-              </w:rPr>
-            </w:pPr>
-            <w:r>
-              <w:rPr>
-                <w:lang w:val="en-US"/>
-              </w:rPr>
-              <w:t xml:space="preserve">Crest level of the Weir above </w:t>
-            </w:r>
-            <w:proofErr w:type="spellStart"/>
-            <w:r>
-              <w:rPr>
-                <w:lang w:val="en-US"/>
-              </w:rPr>
-              <w:t>m.s.l</w:t>
-            </w:r>
-            <w:proofErr w:type="spellEnd"/>
-            <w:r>
-              <w:rPr>
-                <w:lang w:val="en-US"/>
-              </w:rPr>
-              <w:t xml:space="preserve"> (in meters)</w:t>
-            </w:r>
-          </w:p>
-          <w:p>
-            <w:pPr>
-              <w:pStyle w:val="ListParagraph"/>
-              <w:numPr>
-                <w:ilvl w:val="0"/>
-                <w:numId w:val="16"/>
-              </w:numPr>
-              <w:ind w:left="351"/>
-              <w:rPr>
-                <w:lang w:val="en-US"/>
-              </w:rPr>
-            </w:pPr>
-            <w:r>
-              <w:rPr>
-                <w:lang w:val="en-US"/>
-              </w:rPr>
-              <w:t>An outline/polygon of expected ponded surface will be useful for validating mesh modification</w:t>
-            </w:r>
-            <w:r>
-              <w:rPr>
-                <w:lang w:val="en-US"/>
-              </w:rPr>
-              <w:br/>
+              <w:t>N/A</w:t>
             </w:r>
           </w:p>
         </w:tc>
@@ -2452,28 +2213,127 @@
       <w:tr>
         <w:tc>
           <w:tcPr>
-            <w:tcW w:w="14035" w:type="dxa"/>
-            <w:gridSpan w:val="5"/>
-          </w:tcPr>
-          <w:p>
-            <w:pPr>
-              <w:pStyle w:val="ListParagraph"/>
-              <w:numPr>
-                <w:ilvl w:val="0"/>
-                <w:numId w:val="16"/>
-              </w:numPr>
-              <w:ind w:left="351"/>
-              <w:rPr>
-                <w:color w:val="ADADAD" w:themeColor="background2" w:themeShade="BF"/>
-                <w:lang w:val="en-US"/>
-              </w:rPr>
-            </w:pPr>
-            <w:r>
-              <w:rPr>
-                <w:color w:val="ADADAD" w:themeColor="background2" w:themeShade="BF"/>
-                <w:lang w:val="en-US"/>
-              </w:rPr>
-              <w:t>P: Plains</w:t>
+            <w:tcW w:w="787" w:type="dxa"/>
+          </w:tcPr>
+          <w:p>
+            <w:pPr>
+              <w:rPr>
+                <w:lang w:val="en-US"/>
+              </w:rPr>
+            </w:pPr>
+            <w:r>
+              <w:rPr>
+                <w:lang w:val="en-US"/>
+              </w:rPr>
+              <w:t>P5</w:t>
+            </w:r>
+          </w:p>
+        </w:tc>
+        <w:tc>
+          <w:tcPr>
+            <w:tcW w:w="1814" w:type="dxa"/>
+          </w:tcPr>
+          <w:p>
+            <w:pPr>
+              <w:rPr>
+                <w:lang w:val="en-US"/>
+              </w:rPr>
+            </w:pPr>
+            <w:r>
+              <w:t>Rainwater Harvestin</w:t>
+            </w:r>
+            <w:r>
+              <w:t>g</w:t>
+            </w:r>
+          </w:p>
+        </w:tc>
+        <w:tc>
+          <w:tcPr>
+            <w:tcW w:w="4065" w:type="dxa"/>
+          </w:tcPr>
+          <w:p>
+            <w:pPr>
+              <w:jc w:val="both"/>
+              <w:rPr>
+                <w:lang w:val="en-US"/>
+              </w:rPr>
+            </w:pPr>
+            <w:r>
+              <w:rPr>
+                <w:lang w:val="en-US"/>
+              </w:rPr>
+              <w:t xml:space="preserve">Capturing and storing monsoon rainfall through ponds, tanks, or </w:t>
+            </w:r>
+            <w:r>
+              <w:rPr>
+                <w:lang w:val="en-US"/>
+              </w:rPr>
+              <w:lastRenderedPageBreak/>
+              <w:t>recharge wells to reduce runoff and enhance groundwater replenishment</w:t>
+            </w:r>
+          </w:p>
+        </w:tc>
+        <w:tc>
+          <w:tcPr>
+            <w:tcW w:w="3420" w:type="dxa"/>
+          </w:tcPr>
+          <w:p>
+            <w:pPr>
+              <w:pStyle w:val="ListParagraph"/>
+              <w:numPr>
+                <w:ilvl w:val="0"/>
+                <w:numId w:val="16"/>
+              </w:numPr>
+              <w:ind w:left="351"/>
+              <w:rPr>
+                <w:lang w:val="en-US"/>
+              </w:rPr>
+            </w:pPr>
+            <w:r>
+              <w:rPr>
+                <w:lang w:val="en-US"/>
+              </w:rPr>
+              <w:lastRenderedPageBreak/>
+              <w:t xml:space="preserve">Default: No hydrological implication </w:t>
+            </w:r>
+          </w:p>
+          <w:p>
+            <w:pPr>
+              <w:pStyle w:val="ListParagraph"/>
+              <w:numPr>
+                <w:ilvl w:val="0"/>
+                <w:numId w:val="16"/>
+              </w:numPr>
+              <w:ind w:left="351"/>
+              <w:rPr>
+                <w:lang w:val="en-US"/>
+              </w:rPr>
+            </w:pPr>
+            <w:r>
+              <w:rPr>
+                <w:lang w:val="en-US"/>
+              </w:rPr>
+              <w:lastRenderedPageBreak/>
+              <w:t>Total volumetric storage of rainwater harvesting system.</w:t>
+            </w:r>
+          </w:p>
+          <w:p>
+            <w:pPr>
+              <w:pStyle w:val="ListParagraph"/>
+              <w:numPr>
+                <w:ilvl w:val="0"/>
+                <w:numId w:val="16"/>
+              </w:numPr>
+              <w:ind w:left="351"/>
+              <w:rPr>
+                <w:lang w:val="en-US"/>
+              </w:rPr>
+            </w:pPr>
+            <w:r>
+              <w:rPr>
+                <w:lang w:val="en-US"/>
+              </w:rPr>
+              <w:t>Note: cannot be modeled as an individual well/tank due to scale</w:t>
             </w:r>
           </w:p>
         </w:tc>
@@ -2493,7 +2353,8 @@
               <w:rPr>
                 <w:lang w:val="en-US"/>
               </w:rPr>
-              <w:t>P1</w:t>
+              <w:lastRenderedPageBreak/>
+              <w:t>P6</w:t>
             </w:r>
           </w:p>
         </w:tc>
@@ -2508,7 +2369,7 @@
               </w:rPr>
             </w:pPr>
             <w:r>
-              <w:t>Flood Embankments</w:t>
+              <w:t>Retarding Basin</w:t>
             </w:r>
           </w:p>
         </w:tc>
@@ -2519,98 +2380,99 @@
           <w:p>
             <w:pPr>
               <w:jc w:val="both"/>
-              <w:rPr>
-                <w:lang w:val="en-US"/>
-              </w:rPr>
-            </w:pPr>
-            <w:r>
-              <w:rPr>
-                <w:lang w:val="en-US"/>
-              </w:rPr>
-              <w:t xml:space="preserve">Raised earthen or engineered barriers </w:t>
-            </w:r>
-            <w:proofErr w:type="gramStart"/>
-            <w:r>
-              <w:rPr>
-                <w:lang w:val="en-US"/>
-              </w:rPr>
-              <w:t>constructed</w:t>
-            </w:r>
-            <w:proofErr w:type="gramEnd"/>
-            <w:r>
-              <w:rPr>
-                <w:lang w:val="en-US"/>
-              </w:rPr>
-              <w:t xml:space="preserve"> along rivers and drains to prevent floodwater from spreading into settlements and farmlands.</w:t>
-            </w:r>
-          </w:p>
-        </w:tc>
-        <w:tc>
-          <w:tcPr>
-            <w:tcW w:w="3949" w:type="dxa"/>
-          </w:tcPr>
-          <w:p>
-            <w:pPr>
-              <w:pStyle w:val="ListParagraph"/>
-              <w:numPr>
-                <w:ilvl w:val="0"/>
-                <w:numId w:val="16"/>
-              </w:numPr>
-              <w:ind w:left="351"/>
-              <w:rPr>
-                <w:color w:val="ADADAD" w:themeColor="background2" w:themeShade="BF"/>
-                <w:lang w:val="en-US"/>
-              </w:rPr>
-            </w:pPr>
-            <w:r>
-              <w:rPr>
-                <w:color w:val="ADADAD" w:themeColor="background2" w:themeShade="BF"/>
-                <w:lang w:val="en-US"/>
-              </w:rPr>
-              <w:t>Weir / wall represented as vector polyline</w:t>
-            </w:r>
-          </w:p>
-          <w:p>
-            <w:pPr>
-              <w:pStyle w:val="ListParagraph"/>
-              <w:numPr>
-                <w:ilvl w:val="0"/>
-                <w:numId w:val="16"/>
-              </w:numPr>
-              <w:ind w:left="351"/>
-              <w:rPr>
-                <w:color w:val="ADADAD" w:themeColor="background2" w:themeShade="BF"/>
-                <w:lang w:val="en-US"/>
-              </w:rPr>
-            </w:pPr>
-            <w:r>
-              <w:rPr>
-                <w:color w:val="ADADAD" w:themeColor="background2" w:themeShade="BF"/>
-                <w:lang w:val="en-US"/>
-              </w:rPr>
-              <w:lastRenderedPageBreak/>
-              <w:t xml:space="preserve">Crest level of the Weir </w:t>
-            </w:r>
-            <w:proofErr w:type="gramStart"/>
-            <w:r>
-              <w:rPr>
-                <w:color w:val="ADADAD" w:themeColor="background2" w:themeShade="BF"/>
-                <w:lang w:val="en-US"/>
-              </w:rPr>
-              <w:t>above</w:t>
-            </w:r>
-            <w:proofErr w:type="gramEnd"/>
-            <w:r>
-              <w:rPr>
-                <w:color w:val="ADADAD" w:themeColor="background2" w:themeShade="BF"/>
-                <w:lang w:val="en-US"/>
-              </w:rPr>
-              <w:t xml:space="preserve"> </w:t>
+            </w:pPr>
+            <w:r>
+              <w:t>Designated temporary storage areas that hold excess floodwater and release it gradually, lowering downstream flood peaks.</w:t>
+            </w:r>
+          </w:p>
+        </w:tc>
+        <w:tc>
+          <w:tcPr>
+            <w:tcW w:w="3420" w:type="dxa"/>
+          </w:tcPr>
+          <w:p>
+            <w:pPr>
+              <w:pStyle w:val="ListParagraph"/>
+              <w:numPr>
+                <w:ilvl w:val="0"/>
+                <w:numId w:val="16"/>
+              </w:numPr>
+              <w:ind w:left="351"/>
+              <w:rPr>
+                <w:lang w:val="en-US"/>
+              </w:rPr>
+            </w:pPr>
+            <w:r>
+              <w:rPr>
+                <w:lang w:val="en-US"/>
+              </w:rPr>
+              <w:t>CN values and Manning’s n if changes are expected.</w:t>
+            </w:r>
+          </w:p>
+          <w:p>
+            <w:pPr>
+              <w:pStyle w:val="ListParagraph"/>
+              <w:numPr>
+                <w:ilvl w:val="0"/>
+                <w:numId w:val="16"/>
+              </w:numPr>
+              <w:ind w:left="351"/>
+              <w:rPr>
+                <w:lang w:val="en-US"/>
+              </w:rPr>
+            </w:pPr>
+            <w:r>
+              <w:rPr>
+                <w:lang w:val="en-US"/>
+              </w:rPr>
+              <w:t>Weir / wall</w:t>
+            </w:r>
+            <w:r>
+              <w:rPr>
+                <w:lang w:val="en-US"/>
+              </w:rPr>
+              <w:t>(s)</w:t>
+            </w:r>
+            <w:r>
+              <w:rPr>
+                <w:lang w:val="en-US"/>
+              </w:rPr>
+              <w:t xml:space="preserve"> represented as vector polyline</w:t>
+            </w:r>
+          </w:p>
+          <w:p>
+            <w:pPr>
+              <w:pStyle w:val="ListParagraph"/>
+              <w:numPr>
+                <w:ilvl w:val="0"/>
+                <w:numId w:val="16"/>
+              </w:numPr>
+              <w:ind w:left="351"/>
+              <w:rPr>
+                <w:lang w:val="en-US"/>
+              </w:rPr>
+            </w:pPr>
+            <w:r>
+              <w:rPr>
+                <w:lang w:val="en-US"/>
+              </w:rPr>
+              <w:t>Crest level of the Weir</w:t>
+            </w:r>
+            <w:r>
+              <w:rPr>
+                <w:lang w:val="en-US"/>
+              </w:rPr>
+              <w:t>/embankments</w:t>
+            </w:r>
+            <w:r>
+              <w:rPr>
+                <w:lang w:val="en-US"/>
+              </w:rPr>
+              <w:t xml:space="preserve"> above </w:t>
             </w:r>
             <w:proofErr w:type="spellStart"/>
             <w:r>
               <w:rPr>
-                <w:color w:val="ADADAD" w:themeColor="background2" w:themeShade="BF"/>
                 <w:lang w:val="en-US"/>
               </w:rPr>
               <w:t>m.s.l</w:t>
@@ -2618,141 +2480,53 @@
             <w:proofErr w:type="spellEnd"/>
             <w:r>
               <w:rPr>
-                <w:color w:val="ADADAD" w:themeColor="background2" w:themeShade="BF"/>
-                <w:lang w:val="en-US"/>
-              </w:rPr>
-              <w:t xml:space="preserve"> (in meters) if constant. Alternatively, height above terrain (meters above </w:t>
-            </w:r>
-            <w:proofErr w:type="spellStart"/>
-            <w:r>
-              <w:rPr>
-                <w:color w:val="ADADAD" w:themeColor="background2" w:themeShade="BF"/>
-                <w:lang w:val="en-US"/>
-              </w:rPr>
-              <w:t>n.s.l</w:t>
-            </w:r>
-            <w:proofErr w:type="spellEnd"/>
-            <w:r>
-              <w:rPr>
-                <w:color w:val="ADADAD" w:themeColor="background2" w:themeShade="BF"/>
-                <w:lang w:val="en-US"/>
-              </w:rPr>
-              <w:t xml:space="preserve">) is needed </w:t>
-            </w:r>
-          </w:p>
-          <w:p>
-            <w:pPr>
-              <w:rPr>
-                <w:color w:val="ADADAD" w:themeColor="background2" w:themeShade="BF"/>
-                <w:lang w:val="en-US"/>
-              </w:rPr>
-            </w:pPr>
-          </w:p>
-        </w:tc>
-        <w:tc>
-          <w:tcPr>
-            <w:tcW w:w="3420" w:type="dxa"/>
-          </w:tcPr>
-          <w:p>
-            <w:pPr>
-              <w:pStyle w:val="ListParagraph"/>
-              <w:numPr>
-                <w:ilvl w:val="0"/>
-                <w:numId w:val="16"/>
-              </w:numPr>
-              <w:ind w:left="351"/>
-              <w:rPr>
-                <w:lang w:val="en-US"/>
-              </w:rPr>
-            </w:pPr>
-            <w:r>
-              <w:rPr>
-                <w:lang w:val="en-US"/>
-              </w:rPr>
-              <w:lastRenderedPageBreak/>
-              <w:t xml:space="preserve">Default: No hydrological implication </w:t>
-            </w:r>
-          </w:p>
-          <w:p>
-            <w:pPr>
-              <w:pStyle w:val="ListParagraph"/>
-              <w:numPr>
-                <w:ilvl w:val="0"/>
-                <w:numId w:val="16"/>
-              </w:numPr>
-              <w:ind w:left="351"/>
-              <w:rPr>
-                <w:lang w:val="en-US"/>
-              </w:rPr>
-            </w:pPr>
-            <w:r>
-              <w:rPr>
-                <w:lang w:val="en-US"/>
-              </w:rPr>
-              <w:lastRenderedPageBreak/>
-              <w:t>Elevation of the embankment (m)</w:t>
-            </w:r>
-          </w:p>
-          <w:p>
-            <w:pPr>
-              <w:pStyle w:val="ListParagraph"/>
-              <w:numPr>
-                <w:ilvl w:val="0"/>
-                <w:numId w:val="16"/>
-              </w:numPr>
-              <w:ind w:left="351"/>
-              <w:rPr>
-                <w:lang w:val="en-US"/>
-              </w:rPr>
-            </w:pPr>
-            <w:r>
-              <w:rPr>
-                <w:lang w:val="en-US"/>
-              </w:rPr>
-              <w:t>Weir / wall represented as vector polyline</w:t>
-            </w:r>
-          </w:p>
-          <w:p>
-            <w:pPr>
-              <w:pStyle w:val="ListParagraph"/>
-              <w:numPr>
-                <w:ilvl w:val="0"/>
-                <w:numId w:val="16"/>
-              </w:numPr>
-              <w:ind w:left="351"/>
-              <w:rPr>
-                <w:lang w:val="en-US"/>
-              </w:rPr>
-            </w:pPr>
-            <w:r>
-              <w:rPr>
-                <w:lang w:val="en-US"/>
-              </w:rPr>
-              <w:t xml:space="preserve">Optional: </w:t>
-            </w:r>
-            <w:r>
-              <w:rPr>
-                <w:lang w:val="en-US"/>
-              </w:rPr>
-              <w:t xml:space="preserve">CN values and Manning’s n </w:t>
-            </w:r>
-            <w:r>
-              <w:rPr>
-                <w:lang w:val="en-US"/>
-              </w:rPr>
-              <w:t xml:space="preserve">(only </w:t>
-            </w:r>
-            <w:r>
-              <w:rPr>
-                <w:lang w:val="en-US"/>
-              </w:rPr>
-              <w:t>if changes are expected</w:t>
-            </w:r>
-            <w:r>
-              <w:rPr>
-                <w:lang w:val="en-US"/>
-              </w:rPr>
-              <w:t xml:space="preserve">). </w:t>
+                <w:lang w:val="en-US"/>
+              </w:rPr>
+              <w:t xml:space="preserve"> (in meters)</w:t>
+            </w:r>
+          </w:p>
+          <w:p>
+            <w:pPr>
+              <w:pStyle w:val="ListParagraph"/>
+              <w:numPr>
+                <w:ilvl w:val="0"/>
+                <w:numId w:val="16"/>
+              </w:numPr>
+              <w:ind w:left="351"/>
+              <w:rPr>
+                <w:lang w:val="en-US"/>
+              </w:rPr>
+            </w:pPr>
+            <w:r>
+              <w:rPr>
+                <w:lang w:val="en-US"/>
+              </w:rPr>
+              <w:t>An outline/polygon of expected ponded surface will be useful for validating mesh modification</w:t>
+            </w:r>
+          </w:p>
+          <w:p>
+            <w:pPr>
+              <w:pStyle w:val="ListParagraph"/>
+              <w:numPr>
+                <w:ilvl w:val="0"/>
+                <w:numId w:val="16"/>
+              </w:numPr>
+              <w:ind w:left="351"/>
+              <w:rPr>
+                <w:lang w:val="en-US"/>
+              </w:rPr>
+            </w:pPr>
+            <w:r>
+              <w:rPr>
+                <w:lang w:val="en-US"/>
+              </w:rPr>
+              <w:t>Note: Any associated canal abstraction / diversions should be mentioned but may not be modeled due to scale</w:t>
+            </w:r>
+            <w:r>
+              <w:rPr>
+                <w:lang w:val="en-US"/>
+              </w:rPr>
+              <w:br/>
             </w:r>
           </w:p>
         </w:tc>
@@ -2772,228 +2546,119 @@
               <w:rPr>
                 <w:lang w:val="en-US"/>
               </w:rPr>
+              <w:t>P7</w:t>
+            </w:r>
+          </w:p>
+        </w:tc>
+        <w:tc>
+          <w:tcPr>
+            <w:tcW w:w="1814" w:type="dxa"/>
+          </w:tcPr>
+          <w:p>
+            <w:pPr>
+              <w:rPr>
+                <w:lang w:val="en-US"/>
+              </w:rPr>
+            </w:pPr>
+            <w:r>
+              <w:t>Raising &amp; Rehabilitation of Embankments</w:t>
+            </w:r>
+          </w:p>
+        </w:tc>
+        <w:tc>
+          <w:tcPr>
+            <w:tcW w:w="4065" w:type="dxa"/>
+          </w:tcPr>
+          <w:p>
+            <w:pPr>
+              <w:jc w:val="both"/>
+            </w:pPr>
+            <w:r>
+              <w:t>Increasing the height and structural integrity of existing embankments to improve flood protection under extreme rainfall scenarios.</w:t>
+            </w:r>
+          </w:p>
+        </w:tc>
+        <w:tc>
+          <w:tcPr>
+            <w:tcW w:w="3420" w:type="dxa"/>
+          </w:tcPr>
+          <w:p>
+            <w:pPr>
+              <w:pStyle w:val="ListParagraph"/>
+              <w:numPr>
+                <w:ilvl w:val="0"/>
+                <w:numId w:val="16"/>
+              </w:numPr>
+              <w:ind w:left="351"/>
+              <w:rPr>
+                <w:lang w:val="en-US"/>
+              </w:rPr>
+            </w:pPr>
+            <w:r>
+              <w:rPr>
+                <w:lang w:val="en-US"/>
+              </w:rPr>
+              <w:t>Weir / wall represented as vector polyline</w:t>
+            </w:r>
+          </w:p>
+          <w:p>
+            <w:pPr>
+              <w:pStyle w:val="ListParagraph"/>
+              <w:numPr>
+                <w:ilvl w:val="0"/>
+                <w:numId w:val="16"/>
+              </w:numPr>
+              <w:ind w:left="351"/>
+              <w:rPr>
+                <w:lang w:val="en-US"/>
+              </w:rPr>
+            </w:pPr>
+            <w:r>
+              <w:rPr>
+                <w:lang w:val="en-US"/>
+              </w:rPr>
+              <w:t xml:space="preserve">Crest level of the Weir </w:t>
+            </w:r>
+            <w:proofErr w:type="gramStart"/>
+            <w:r>
+              <w:rPr>
+                <w:lang w:val="en-US"/>
+              </w:rPr>
+              <w:t>above</w:t>
+            </w:r>
+            <w:proofErr w:type="gramEnd"/>
+            <w:r>
+              <w:rPr>
+                <w:lang w:val="en-US"/>
+              </w:rPr>
+              <w:t xml:space="preserve"> </w:t>
+            </w:r>
+            <w:proofErr w:type="spellStart"/>
+            <w:r>
+              <w:rPr>
+                <w:lang w:val="en-US"/>
+              </w:rPr>
+              <w:t>m.s.l</w:t>
+            </w:r>
+            <w:proofErr w:type="spellEnd"/>
+            <w:r>
+              <w:rPr>
+                <w:lang w:val="en-US"/>
+              </w:rPr>
+              <w:t xml:space="preserve"> (in meters)</w:t>
+            </w:r>
+            <w:r>
+              <w:rPr>
+                <w:lang w:val="en-US"/>
+              </w:rPr>
+              <w:t xml:space="preserve"> if constant. Alternatively, </w:t>
+            </w:r>
+            <w:r>
+              <w:rPr>
+                <w:lang w:val="en-US"/>
+              </w:rPr>
               <w:lastRenderedPageBreak/>
-              <w:t>P2</w:t>
-            </w:r>
-          </w:p>
-        </w:tc>
-        <w:tc>
-          <w:tcPr>
-            <w:tcW w:w="1814" w:type="dxa"/>
-          </w:tcPr>
-          <w:p>
-            <w:pPr>
-              <w:rPr>
-                <w:lang w:val="en-US"/>
-              </w:rPr>
-            </w:pPr>
-            <w:r>
-              <w:t>Embankment Reinforcement</w:t>
-            </w:r>
-          </w:p>
-        </w:tc>
-        <w:tc>
-          <w:tcPr>
-            <w:tcW w:w="4065" w:type="dxa"/>
-          </w:tcPr>
-          <w:p>
-            <w:pPr>
-              <w:jc w:val="both"/>
-              <w:rPr>
-                <w:lang w:val="en-US"/>
-              </w:rPr>
-            </w:pPr>
-            <w:r>
-              <w:rPr>
-                <w:lang w:val="en-US"/>
-              </w:rPr>
-              <w:t>Strengthening weak embankment sections using stone pitching, geo-bags, riprap, or concrete works to prevent breaches during high flows.</w:t>
-            </w:r>
-          </w:p>
-        </w:tc>
-        <w:tc>
-          <w:tcPr>
-            <w:tcW w:w="3949" w:type="dxa"/>
-          </w:tcPr>
-          <w:p>
-            <w:pPr>
-              <w:pStyle w:val="ListParagraph"/>
-              <w:numPr>
-                <w:ilvl w:val="0"/>
-                <w:numId w:val="16"/>
-              </w:numPr>
-              <w:ind w:left="351"/>
-              <w:rPr>
-                <w:color w:val="ADADAD" w:themeColor="background2" w:themeShade="BF"/>
-                <w:lang w:val="en-US"/>
-              </w:rPr>
-            </w:pPr>
-            <w:r>
-              <w:rPr>
-                <w:color w:val="ADADAD" w:themeColor="background2" w:themeShade="BF"/>
-                <w:lang w:val="en-US"/>
-              </w:rPr>
-              <w:t>Weir / wall represented as vector polyline</w:t>
-            </w:r>
-          </w:p>
-          <w:p>
-            <w:pPr>
-              <w:pStyle w:val="ListParagraph"/>
-              <w:numPr>
-                <w:ilvl w:val="0"/>
-                <w:numId w:val="16"/>
-              </w:numPr>
-              <w:ind w:left="351"/>
-              <w:rPr>
-                <w:color w:val="ADADAD" w:themeColor="background2" w:themeShade="BF"/>
-                <w:lang w:val="en-US"/>
-              </w:rPr>
-            </w:pPr>
-            <w:r>
-              <w:rPr>
-                <w:color w:val="ADADAD" w:themeColor="background2" w:themeShade="BF"/>
-                <w:lang w:val="en-US"/>
-              </w:rPr>
-              <w:t xml:space="preserve">Crest level of the Weir </w:t>
-            </w:r>
-            <w:proofErr w:type="gramStart"/>
-            <w:r>
-              <w:rPr>
-                <w:color w:val="ADADAD" w:themeColor="background2" w:themeShade="BF"/>
-                <w:lang w:val="en-US"/>
-              </w:rPr>
-              <w:t>above</w:t>
-            </w:r>
-            <w:proofErr w:type="gramEnd"/>
-            <w:r>
-              <w:rPr>
-                <w:color w:val="ADADAD" w:themeColor="background2" w:themeShade="BF"/>
-                <w:lang w:val="en-US"/>
-              </w:rPr>
-              <w:t xml:space="preserve"> </w:t>
-            </w:r>
-            <w:proofErr w:type="spellStart"/>
-            <w:r>
-              <w:rPr>
-                <w:color w:val="ADADAD" w:themeColor="background2" w:themeShade="BF"/>
-                <w:lang w:val="en-US"/>
-              </w:rPr>
-              <w:t>m.s.l</w:t>
-            </w:r>
-            <w:proofErr w:type="spellEnd"/>
-            <w:r>
-              <w:rPr>
-                <w:color w:val="ADADAD" w:themeColor="background2" w:themeShade="BF"/>
-                <w:lang w:val="en-US"/>
-              </w:rPr>
-              <w:t xml:space="preserve"> (in meters) if constant. Alternatively, height above terrain (meters above </w:t>
-            </w:r>
-            <w:proofErr w:type="spellStart"/>
-            <w:r>
-              <w:rPr>
-                <w:color w:val="ADADAD" w:themeColor="background2" w:themeShade="BF"/>
-                <w:lang w:val="en-US"/>
-              </w:rPr>
-              <w:t>n.s.l</w:t>
-            </w:r>
-            <w:proofErr w:type="spellEnd"/>
-            <w:r>
-              <w:rPr>
-                <w:color w:val="ADADAD" w:themeColor="background2" w:themeShade="BF"/>
-                <w:lang w:val="en-US"/>
-              </w:rPr>
-              <w:t xml:space="preserve">) is needed </w:t>
-            </w:r>
-          </w:p>
-          <w:p>
-            <w:pPr>
-              <w:pStyle w:val="ListParagraph"/>
-              <w:numPr>
-                <w:ilvl w:val="0"/>
-                <w:numId w:val="16"/>
-              </w:numPr>
-              <w:ind w:left="351"/>
-              <w:rPr>
-                <w:color w:val="ADADAD" w:themeColor="background2" w:themeShade="BF"/>
-                <w:lang w:val="en-US"/>
-              </w:rPr>
-            </w:pPr>
-          </w:p>
-        </w:tc>
-        <w:tc>
-          <w:tcPr>
-            <w:tcW w:w="3420" w:type="dxa"/>
-          </w:tcPr>
-          <w:p>
-            <w:pPr>
-              <w:pStyle w:val="ListParagraph"/>
-              <w:numPr>
-                <w:ilvl w:val="0"/>
-                <w:numId w:val="16"/>
-              </w:numPr>
-              <w:ind w:left="351"/>
-              <w:rPr>
-                <w:lang w:val="en-US"/>
-              </w:rPr>
-            </w:pPr>
-            <w:r>
-              <w:rPr>
-                <w:lang w:val="en-US"/>
-              </w:rPr>
-              <w:t>Weir / wall represented as vector polyline</w:t>
-            </w:r>
-          </w:p>
-          <w:p>
-            <w:pPr>
-              <w:pStyle w:val="ListParagraph"/>
-              <w:numPr>
-                <w:ilvl w:val="0"/>
-                <w:numId w:val="16"/>
-              </w:numPr>
-              <w:ind w:left="351"/>
-              <w:rPr>
-                <w:lang w:val="en-US"/>
-              </w:rPr>
-            </w:pPr>
-            <w:r>
-              <w:rPr>
-                <w:lang w:val="en-US"/>
-              </w:rPr>
-              <w:t xml:space="preserve">Crest level of the Weir </w:t>
-            </w:r>
-            <w:proofErr w:type="gramStart"/>
-            <w:r>
-              <w:rPr>
-                <w:lang w:val="en-US"/>
-              </w:rPr>
-              <w:t>above</w:t>
-            </w:r>
-            <w:proofErr w:type="gramEnd"/>
-            <w:r>
-              <w:rPr>
-                <w:lang w:val="en-US"/>
-              </w:rPr>
-              <w:t xml:space="preserve"> </w:t>
-            </w:r>
-            <w:proofErr w:type="spellStart"/>
-            <w:r>
-              <w:rPr>
-                <w:lang w:val="en-US"/>
-              </w:rPr>
-              <w:t>m.s.l</w:t>
-            </w:r>
-            <w:proofErr w:type="spellEnd"/>
-            <w:r>
-              <w:rPr>
-                <w:lang w:val="en-US"/>
-              </w:rPr>
-              <w:t xml:space="preserve"> (in meters)</w:t>
-            </w:r>
-            <w:r>
-              <w:rPr>
-                <w:lang w:val="en-US"/>
-              </w:rPr>
-              <w:t xml:space="preserve"> if constant. Alternatively, height above terrain (meters above </w:t>
+              <w:t xml:space="preserve">height above terrain (meters above </w:t>
             </w:r>
             <w:proofErr w:type="spellStart"/>
             <w:r>
@@ -3070,7 +2735,8 @@
               <w:rPr>
                 <w:lang w:val="en-US"/>
               </w:rPr>
-              <w:t>P3</w:t>
+              <w:lastRenderedPageBreak/>
+              <w:t>P8</w:t>
             </w:r>
           </w:p>
         </w:tc>
@@ -3088,7 +2754,7 @@
               <w:rPr>
                 <w:lang w:val="en-US"/>
               </w:rPr>
-              <w:t>Relief Cuts</w:t>
+              <w:t>Removing Anthropogenic Obstructions</w:t>
             </w:r>
           </w:p>
         </w:tc>
@@ -3099,119 +2765,80 @@
           <w:p>
             <w:pPr>
               <w:jc w:val="both"/>
-              <w:rPr>
-                <w:lang w:val="en-US"/>
-              </w:rPr>
-            </w:pPr>
-            <w:r>
-              <w:rPr>
-                <w:lang w:val="en-US"/>
-              </w:rPr>
-              <w:t xml:space="preserve">Controlled breaching or fuse-plug cuts </w:t>
+            </w:pPr>
+            <w:r>
+              <w:t>Clearing man-made blockages encroachments, undersized culverts, siphons, and cross-drainage structures to restore natural drainage pathways.</w:t>
+            </w:r>
+          </w:p>
+        </w:tc>
+        <w:tc>
+          <w:tcPr>
+            <w:tcW w:w="3420" w:type="dxa"/>
+          </w:tcPr>
+          <w:p>
+            <w:pPr>
+              <w:pStyle w:val="ListParagraph"/>
+              <w:numPr>
+                <w:ilvl w:val="0"/>
+                <w:numId w:val="16"/>
+              </w:numPr>
+              <w:ind w:left="351"/>
+              <w:rPr>
+                <w:lang w:val="en-US"/>
+              </w:rPr>
+            </w:pPr>
+            <w:r>
+              <w:rPr>
+                <w:lang w:val="en-US"/>
+              </w:rPr>
+              <w:t xml:space="preserve">Note: Can be modeled only for linear floodplain obstructions, e.g. existing embankments, major roads/highways. </w:t>
+            </w:r>
+          </w:p>
+          <w:p>
+            <w:pPr>
+              <w:pStyle w:val="ListParagraph"/>
+              <w:numPr>
+                <w:ilvl w:val="0"/>
+                <w:numId w:val="16"/>
+              </w:numPr>
+              <w:ind w:left="351"/>
+              <w:rPr>
+                <w:lang w:val="en-US"/>
+              </w:rPr>
+            </w:pPr>
+            <w:r>
+              <w:rPr>
+                <w:lang w:val="en-US"/>
+              </w:rPr>
+              <w:t xml:space="preserve">Vector (poly/line) of </w:t>
             </w:r>
             <w:proofErr w:type="gramStart"/>
             <w:r>
               <w:rPr>
                 <w:lang w:val="en-US"/>
               </w:rPr>
-              <w:t>designed</w:t>
+              <w:t>the  hydraulic</w:t>
             </w:r>
             <w:proofErr w:type="gramEnd"/>
             <w:r>
               <w:rPr>
                 <w:lang w:val="en-US"/>
               </w:rPr>
-              <w:t xml:space="preserve"> to divert excess floodwater into designated areas, reducing pressure on critical embankments.</w:t>
-            </w:r>
-          </w:p>
-        </w:tc>
-        <w:tc>
-          <w:tcPr>
-            <w:tcW w:w="3949" w:type="dxa"/>
-          </w:tcPr>
-          <w:p>
-            <w:pPr>
-              <w:pStyle w:val="ListParagraph"/>
-              <w:numPr>
-                <w:ilvl w:val="0"/>
-                <w:numId w:val="16"/>
-              </w:numPr>
-              <w:ind w:left="351"/>
-              <w:rPr>
-                <w:color w:val="ADADAD" w:themeColor="background2" w:themeShade="BF"/>
-                <w:lang w:val="en-US"/>
-              </w:rPr>
-            </w:pPr>
-            <w:r>
-              <w:rPr>
-                <w:color w:val="ADADAD" w:themeColor="background2" w:themeShade="BF"/>
-                <w:lang w:val="en-US"/>
-              </w:rPr>
-              <w:t>Dimensions of the relief cut – final width, final bottom elevation in meters</w:t>
-            </w:r>
-          </w:p>
-          <w:p>
-            <w:pPr>
-              <w:pStyle w:val="ListParagraph"/>
-              <w:numPr>
-                <w:ilvl w:val="0"/>
-                <w:numId w:val="16"/>
-              </w:numPr>
-              <w:ind w:left="351"/>
-              <w:rPr>
-                <w:color w:val="ADADAD" w:themeColor="background2" w:themeShade="BF"/>
-                <w:lang w:val="en-US"/>
-              </w:rPr>
-            </w:pPr>
-            <w:r>
-              <w:rPr>
-                <w:color w:val="ADADAD" w:themeColor="background2" w:themeShade="BF"/>
-                <w:lang w:val="en-US"/>
-              </w:rPr>
-              <w:t>Name of embankment and location of the relief cut (as vector point or vector polyline)</w:t>
-            </w:r>
-          </w:p>
-        </w:tc>
-        <w:tc>
-          <w:tcPr>
-            <w:tcW w:w="3420" w:type="dxa"/>
-          </w:tcPr>
-          <w:p>
-            <w:pPr>
-              <w:pStyle w:val="ListParagraph"/>
-              <w:numPr>
-                <w:ilvl w:val="0"/>
-                <w:numId w:val="16"/>
-              </w:numPr>
-              <w:ind w:left="351"/>
-              <w:rPr>
-                <w:lang w:val="en-US"/>
-              </w:rPr>
-            </w:pPr>
-            <w:r>
-              <w:rPr>
-                <w:lang w:val="en-US"/>
-              </w:rPr>
-              <w:t>Dimensions of the relief cut – final width, final bottom elevation in meters</w:t>
-            </w:r>
-          </w:p>
-          <w:p>
-            <w:pPr>
-              <w:pStyle w:val="ListParagraph"/>
-              <w:numPr>
-                <w:ilvl w:val="0"/>
-                <w:numId w:val="16"/>
-              </w:numPr>
-              <w:ind w:left="351"/>
-              <w:rPr>
-                <w:lang w:val="en-US"/>
-              </w:rPr>
-            </w:pPr>
-            <w:r>
-              <w:rPr>
-                <w:lang w:val="en-US"/>
-              </w:rPr>
-              <w:t>Name of embankment and location of the relief cut (as vector point or vector polyline)</w:t>
+              <w:t xml:space="preserve"> structures/ </w:t>
+            </w:r>
+            <w:proofErr w:type="spellStart"/>
+            <w:r>
+              <w:rPr>
+                <w:lang w:val="en-US"/>
+              </w:rPr>
+              <w:t>encorachments</w:t>
+            </w:r>
+            <w:proofErr w:type="spellEnd"/>
+            <w:r>
+              <w:rPr>
+                <w:lang w:val="en-US"/>
+              </w:rPr>
+              <w:t xml:space="preserve"> to be removed</w:t>
             </w:r>
           </w:p>
         </w:tc>
@@ -3231,7 +2858,7 @@
               <w:rPr>
                 <w:lang w:val="en-US"/>
               </w:rPr>
-              <w:t>P4</w:t>
+              <w:t>P9</w:t>
             </w:r>
           </w:p>
         </w:tc>
@@ -3246,7 +2873,7 @@
               </w:rPr>
             </w:pPr>
             <w:r>
-              <w:t>Pumping Stations at Drains</w:t>
+              <w:t>Climate Smart-Agriculture Interventions</w:t>
             </w:r>
           </w:p>
         </w:tc>
@@ -3257,63 +2884,9 @@
           <w:p>
             <w:pPr>
               <w:jc w:val="both"/>
-              <w:rPr>
-                <w:lang w:val="en-US"/>
-              </w:rPr>
-            </w:pPr>
-            <w:r>
-              <w:rPr>
-                <w:lang w:val="en-US"/>
-              </w:rPr>
-              <w:t xml:space="preserve">High-capacity pumps </w:t>
-            </w:r>
-            <w:proofErr w:type="gramStart"/>
-            <w:r>
-              <w:rPr>
-                <w:lang w:val="en-US"/>
-              </w:rPr>
-              <w:t>installed</w:t>
-            </w:r>
-            <w:proofErr w:type="gramEnd"/>
-            <w:r>
-              <w:rPr>
-                <w:lang w:val="en-US"/>
-              </w:rPr>
-              <w:t xml:space="preserve"> to remove trapped water from low-lying </w:t>
-            </w:r>
-            <w:r>
-              <w:rPr>
-                <w:lang w:val="en-US"/>
-              </w:rPr>
-              <w:lastRenderedPageBreak/>
-              <w:t>depressions and enhance drainage during prolonged flooding.</w:t>
-            </w:r>
-          </w:p>
-        </w:tc>
-        <w:tc>
-          <w:tcPr>
-            <w:tcW w:w="3949" w:type="dxa"/>
-          </w:tcPr>
-          <w:p>
-            <w:pPr>
-              <w:pStyle w:val="ListParagraph"/>
-              <w:numPr>
-                <w:ilvl w:val="0"/>
-                <w:numId w:val="16"/>
-              </w:numPr>
-              <w:ind w:left="351"/>
-              <w:rPr>
-                <w:color w:val="ADADAD" w:themeColor="background2" w:themeShade="BF"/>
-                <w:lang w:val="en-US"/>
-              </w:rPr>
-            </w:pPr>
-            <w:r>
-              <w:rPr>
-                <w:color w:val="ADADAD" w:themeColor="background2" w:themeShade="BF"/>
-                <w:lang w:val="en-US"/>
-              </w:rPr>
-              <w:lastRenderedPageBreak/>
-              <w:t>Not modeled</w:t>
+            </w:pPr>
+            <w:r>
+              <w:t>Adoption of resilient farming practices such as laser leveling, raised beds, zero tillage, drought-tolerant crops, and efficient irrigation systems.</w:t>
             </w:r>
           </w:p>
         </w:tc>
@@ -3337,8 +2910,17 @@
               <w:rPr>
                 <w:lang w:val="en-US"/>
               </w:rPr>
-              <w:t>N/A</w:t>
-            </w:r>
+              <w:t xml:space="preserve">Default: No hydrological implication </w:t>
+            </w:r>
+          </w:p>
+          <w:p>
+            <w:pPr>
+              <w:pStyle w:val="ListParagraph"/>
+              <w:ind w:left="351"/>
+              <w:rPr>
+                <w:lang w:val="en-US"/>
+              </w:rPr>
+            </w:pPr>
           </w:p>
         </w:tc>
       </w:tr>
@@ -3357,7 +2939,7 @@
               <w:rPr>
                 <w:lang w:val="en-US"/>
               </w:rPr>
-              <w:t>P5</w:t>
+              <w:t>H1</w:t>
             </w:r>
           </w:p>
         </w:tc>
@@ -3372,10 +2954,7 @@
               </w:rPr>
             </w:pPr>
             <w:r>
-              <w:t>Rainwater Harvestin</w:t>
-            </w:r>
-            <w:r>
-              <w:t>g</w:t>
+              <w:t>Flood Protection Bunds</w:t>
             </w:r>
           </w:p>
         </w:tc>
@@ -3386,57 +2965,9 @@
           <w:p>
             <w:pPr>
               <w:jc w:val="both"/>
-              <w:rPr>
-                <w:lang w:val="en-US"/>
-              </w:rPr>
-            </w:pPr>
-            <w:r>
-              <w:rPr>
-                <w:lang w:val="en-US"/>
-              </w:rPr>
-              <w:t>Capturing and storing monsoon rainfall through ponds, tanks, or recharge wells to reduce runoff and enhance groundwater replenishment</w:t>
-            </w:r>
-          </w:p>
-        </w:tc>
-        <w:tc>
-          <w:tcPr>
-            <w:tcW w:w="3949" w:type="dxa"/>
-          </w:tcPr>
-          <w:p>
-            <w:pPr>
-              <w:rPr>
-                <w:color w:val="ADADAD" w:themeColor="background2" w:themeShade="BF"/>
-                <w:lang w:val="en-US"/>
-              </w:rPr>
-            </w:pPr>
-            <w:r>
-              <w:rPr>
-                <w:color w:val="ADADAD" w:themeColor="background2" w:themeShade="BF"/>
-                <w:lang w:val="en-US"/>
-              </w:rPr>
-              <w:t>Total volumetric storage of rainwater harvesting system.</w:t>
-            </w:r>
-          </w:p>
-          <w:p>
-            <w:pPr>
-              <w:rPr>
-                <w:color w:val="ADADAD" w:themeColor="background2" w:themeShade="BF"/>
-                <w:lang w:val="en-US"/>
-              </w:rPr>
-            </w:pPr>
-            <w:r>
-              <w:rPr>
-                <w:color w:val="ADADAD" w:themeColor="background2" w:themeShade="BF"/>
-                <w:lang w:val="en-US"/>
-              </w:rPr>
-              <w:t>Note: cannot be modeled as a</w:t>
-            </w:r>
-            <w:r>
-              <w:rPr>
-                <w:color w:val="ADADAD" w:themeColor="background2" w:themeShade="BF"/>
-                <w:lang w:val="en-US"/>
-              </w:rPr>
-              <w:t>n individual well/tank due to scale</w:t>
+            </w:pPr>
+            <w:r>
+              <w:t>Perimeter embankments constructed around Hamal Lake to protect nearby villages and agricultural land from overflow and high flood levels.</w:t>
             </w:r>
           </w:p>
         </w:tc>
@@ -3479,26 +3010,141 @@
               <w:rPr>
                 <w:lang w:val="en-US"/>
               </w:rPr>
-              <w:t>Total volumetric storage of rainwater harvesting system.</w:t>
-            </w:r>
-          </w:p>
-          <w:p>
-            <w:pPr>
-              <w:pStyle w:val="ListParagraph"/>
-              <w:numPr>
-                <w:ilvl w:val="0"/>
-                <w:numId w:val="16"/>
-              </w:numPr>
-              <w:ind w:left="351"/>
-              <w:rPr>
-                <w:lang w:val="en-US"/>
-              </w:rPr>
-            </w:pPr>
-            <w:r>
-              <w:rPr>
-                <w:lang w:val="en-US"/>
-              </w:rPr>
-              <w:t>Note: cannot be modeled as an individual well/tank due to scale</w:t>
+              <w:t xml:space="preserve">Optional: </w:t>
+            </w:r>
+            <w:r>
+              <w:rPr>
+                <w:lang w:val="en-US"/>
+              </w:rPr>
+              <w:t xml:space="preserve">CN values and Manning’s n </w:t>
+            </w:r>
+            <w:r>
+              <w:rPr>
+                <w:lang w:val="en-US"/>
+              </w:rPr>
+              <w:t xml:space="preserve">(only </w:t>
+            </w:r>
+            <w:r>
+              <w:rPr>
+                <w:lang w:val="en-US"/>
+              </w:rPr>
+              <w:t>if changes are expected</w:t>
+            </w:r>
+            <w:r>
+              <w:rPr>
+                <w:lang w:val="en-US"/>
+              </w:rPr>
+              <w:t>).</w:t>
+            </w:r>
+          </w:p>
+          <w:p>
+            <w:pPr>
+              <w:pStyle w:val="ListParagraph"/>
+              <w:numPr>
+                <w:ilvl w:val="0"/>
+                <w:numId w:val="16"/>
+              </w:numPr>
+              <w:ind w:left="351"/>
+              <w:rPr>
+                <w:lang w:val="en-US"/>
+              </w:rPr>
+            </w:pPr>
+            <w:r>
+              <w:rPr>
+                <w:lang w:val="en-US"/>
+              </w:rPr>
+              <w:t>bund</w:t>
+            </w:r>
+            <w:r>
+              <w:rPr>
+                <w:lang w:val="en-US"/>
+              </w:rPr>
+              <w:t xml:space="preserve"> / wall represented as vector polyline</w:t>
+            </w:r>
+          </w:p>
+          <w:p>
+            <w:pPr>
+              <w:pStyle w:val="ListParagraph"/>
+              <w:numPr>
+                <w:ilvl w:val="0"/>
+                <w:numId w:val="16"/>
+              </w:numPr>
+              <w:ind w:left="351"/>
+              <w:rPr>
+                <w:lang w:val="en-US"/>
+              </w:rPr>
+            </w:pPr>
+            <w:r>
+              <w:rPr>
+                <w:lang w:val="en-US"/>
+              </w:rPr>
+              <w:lastRenderedPageBreak/>
+              <w:t xml:space="preserve">Crest level of the </w:t>
+            </w:r>
+            <w:r>
+              <w:rPr>
+                <w:lang w:val="en-US"/>
+              </w:rPr>
+              <w:t xml:space="preserve">bund </w:t>
+            </w:r>
+            <w:r>
+              <w:rPr>
+                <w:lang w:val="en-US"/>
+              </w:rPr>
+              <w:t xml:space="preserve">above </w:t>
+            </w:r>
+            <w:proofErr w:type="spellStart"/>
+            <w:r>
+              <w:rPr>
+                <w:lang w:val="en-US"/>
+              </w:rPr>
+              <w:t>m.s.l</w:t>
+            </w:r>
+            <w:proofErr w:type="spellEnd"/>
+            <w:r>
+              <w:rPr>
+                <w:lang w:val="en-US"/>
+              </w:rPr>
+              <w:t xml:space="preserve"> (in meters)</w:t>
+            </w:r>
+            <w:r>
+              <w:rPr>
+                <w:lang w:val="en-US"/>
+              </w:rPr>
+              <w:t xml:space="preserve"> if constant. Alternatively, height above terrain (meters above </w:t>
+            </w:r>
+            <w:proofErr w:type="spellStart"/>
+            <w:r>
+              <w:rPr>
+                <w:lang w:val="en-US"/>
+              </w:rPr>
+              <w:t>n.s.l</w:t>
+            </w:r>
+            <w:proofErr w:type="spellEnd"/>
+            <w:r>
+              <w:rPr>
+                <w:lang w:val="en-US"/>
+              </w:rPr>
+              <w:t xml:space="preserve">) is needed </w:t>
+            </w:r>
+          </w:p>
+          <w:p>
+            <w:pPr>
+              <w:pStyle w:val="ListParagraph"/>
+              <w:numPr>
+                <w:ilvl w:val="0"/>
+                <w:numId w:val="16"/>
+              </w:numPr>
+              <w:ind w:left="351"/>
+              <w:rPr>
+                <w:lang w:val="en-US"/>
+              </w:rPr>
+            </w:pPr>
+            <w:r>
+              <w:rPr>
+                <w:lang w:val="en-US"/>
+              </w:rPr>
+              <w:t xml:space="preserve"> </w:t>
             </w:r>
           </w:p>
         </w:tc>
@@ -3518,7 +3164,8 @@
               <w:rPr>
                 <w:lang w:val="en-US"/>
               </w:rPr>
-              <w:t>P6</w:t>
+              <w:lastRenderedPageBreak/>
+              <w:t>H2</w:t>
             </w:r>
           </w:p>
         </w:tc>
@@ -3533,7 +3180,7 @@
               </w:rPr>
             </w:pPr>
             <w:r>
-              <w:t>Retarding Basin</w:t>
+              <w:t>Guide Bunds</w:t>
             </w:r>
           </w:p>
         </w:tc>
@@ -3546,87 +3193,115 @@
               <w:jc w:val="both"/>
             </w:pPr>
             <w:r>
-              <w:t>Designated temporary storage areas that hold excess floodwater and release it gradually, lowering downstream flood peaks.</w:t>
-            </w:r>
-          </w:p>
-        </w:tc>
-        <w:tc>
-          <w:tcPr>
-            <w:tcW w:w="3949" w:type="dxa"/>
-          </w:tcPr>
-          <w:p>
-            <w:pPr>
-              <w:pStyle w:val="ListParagraph"/>
-              <w:numPr>
-                <w:ilvl w:val="0"/>
-                <w:numId w:val="16"/>
-              </w:numPr>
-              <w:ind w:left="351"/>
-              <w:rPr>
-                <w:color w:val="ADADAD" w:themeColor="background2" w:themeShade="BF"/>
-                <w:lang w:val="en-US"/>
-              </w:rPr>
-            </w:pPr>
-            <w:r>
-              <w:rPr>
-                <w:color w:val="ADADAD" w:themeColor="background2" w:themeShade="BF"/>
-                <w:lang w:val="en-US"/>
-              </w:rPr>
-              <w:t>Weir / wall</w:t>
-            </w:r>
-            <w:r>
-              <w:rPr>
-                <w:color w:val="ADADAD" w:themeColor="background2" w:themeShade="BF"/>
-                <w:lang w:val="en-US"/>
-              </w:rPr>
-              <w:t>(s)</w:t>
-            </w:r>
-            <w:r>
-              <w:rPr>
-                <w:color w:val="ADADAD" w:themeColor="background2" w:themeShade="BF"/>
-                <w:lang w:val="en-US"/>
-              </w:rPr>
-              <w:t xml:space="preserve"> represented as vector polyline</w:t>
-            </w:r>
-          </w:p>
-          <w:p>
-            <w:pPr>
-              <w:pStyle w:val="ListParagraph"/>
-              <w:numPr>
-                <w:ilvl w:val="0"/>
-                <w:numId w:val="16"/>
-              </w:numPr>
-              <w:ind w:left="351"/>
-              <w:rPr>
-                <w:color w:val="ADADAD" w:themeColor="background2" w:themeShade="BF"/>
-                <w:lang w:val="en-US"/>
-              </w:rPr>
-            </w:pPr>
-            <w:r>
-              <w:rPr>
-                <w:color w:val="ADADAD" w:themeColor="background2" w:themeShade="BF"/>
-                <w:lang w:val="en-US"/>
-              </w:rPr>
-              <w:t>Crest level of the Weir</w:t>
-            </w:r>
-            <w:r>
-              <w:rPr>
-                <w:color w:val="ADADAD" w:themeColor="background2" w:themeShade="BF"/>
-                <w:lang w:val="en-US"/>
-              </w:rPr>
-              <w:t>/embankments</w:t>
-            </w:r>
-            <w:r>
-              <w:rPr>
-                <w:color w:val="ADADAD" w:themeColor="background2" w:themeShade="BF"/>
-                <w:lang w:val="en-US"/>
-              </w:rPr>
-              <w:t xml:space="preserve"> above </w:t>
+              <w:t>Engineered bunds placed strategically to direct and control the flow of floodwater entering or leaving the lake, reducing erosion and channel instability.</w:t>
+            </w:r>
+          </w:p>
+        </w:tc>
+        <w:tc>
+          <w:tcPr>
+            <w:tcW w:w="3420" w:type="dxa"/>
+          </w:tcPr>
+          <w:p>
+            <w:pPr>
+              <w:pStyle w:val="ListParagraph"/>
+              <w:numPr>
+                <w:ilvl w:val="0"/>
+                <w:numId w:val="16"/>
+              </w:numPr>
+              <w:ind w:left="351"/>
+              <w:rPr>
+                <w:lang w:val="en-US"/>
+              </w:rPr>
+            </w:pPr>
+            <w:r>
+              <w:rPr>
+                <w:lang w:val="en-US"/>
+              </w:rPr>
+              <w:t xml:space="preserve">Optional: </w:t>
+            </w:r>
+            <w:r>
+              <w:rPr>
+                <w:lang w:val="en-US"/>
+              </w:rPr>
+              <w:t xml:space="preserve">CN values and Manning’s n </w:t>
+            </w:r>
+            <w:r>
+              <w:rPr>
+                <w:lang w:val="en-US"/>
+              </w:rPr>
+              <w:t xml:space="preserve">(only </w:t>
+            </w:r>
+            <w:r>
+              <w:rPr>
+                <w:lang w:val="en-US"/>
+              </w:rPr>
+              <w:t>if changes are expected</w:t>
+            </w:r>
+            <w:r>
+              <w:rPr>
+                <w:lang w:val="en-US"/>
+              </w:rPr>
+              <w:t xml:space="preserve">). </w:t>
+            </w:r>
+          </w:p>
+          <w:p>
+            <w:pPr>
+              <w:pStyle w:val="ListParagraph"/>
+              <w:numPr>
+                <w:ilvl w:val="0"/>
+                <w:numId w:val="16"/>
+              </w:numPr>
+              <w:ind w:left="351"/>
+              <w:rPr>
+                <w:lang w:val="en-US"/>
+              </w:rPr>
+            </w:pPr>
+            <w:r>
+              <w:rPr>
+                <w:lang w:val="en-US"/>
+              </w:rPr>
+              <w:t>bund</w:t>
+            </w:r>
+            <w:r>
+              <w:rPr>
+                <w:lang w:val="en-US"/>
+              </w:rPr>
+              <w:t xml:space="preserve"> / wall represented as vector polyline</w:t>
+            </w:r>
+          </w:p>
+          <w:p>
+            <w:pPr>
+              <w:pStyle w:val="ListParagraph"/>
+              <w:numPr>
+                <w:ilvl w:val="0"/>
+                <w:numId w:val="16"/>
+              </w:numPr>
+              <w:ind w:left="351"/>
+              <w:rPr>
+                <w:lang w:val="en-US"/>
+              </w:rPr>
+            </w:pPr>
+            <w:r>
+              <w:rPr>
+                <w:lang w:val="en-US"/>
+              </w:rPr>
+              <w:t xml:space="preserve">Crest level of the </w:t>
+            </w:r>
+            <w:r>
+              <w:rPr>
+                <w:lang w:val="en-US"/>
+              </w:rPr>
+              <w:t xml:space="preserve">bund </w:t>
+            </w:r>
+            <w:r>
+              <w:rPr>
+                <w:lang w:val="en-US"/>
+              </w:rPr>
+              <w:t xml:space="preserve">above </w:t>
             </w:r>
             <w:proofErr w:type="spellStart"/>
             <w:r>
               <w:rPr>
-                <w:color w:val="ADADAD" w:themeColor="background2" w:themeShade="BF"/>
                 <w:lang w:val="en-US"/>
               </w:rPr>
               <w:t>m.s.l</w:t>
@@ -3634,197 +3309,39 @@
             <w:proofErr w:type="spellEnd"/>
             <w:r>
               <w:rPr>
-                <w:color w:val="ADADAD" w:themeColor="background2" w:themeShade="BF"/>
                 <w:lang w:val="en-US"/>
               </w:rPr>
               <w:t xml:space="preserve"> (in meters)</w:t>
             </w:r>
-          </w:p>
-          <w:p>
-            <w:pPr>
-              <w:pStyle w:val="ListParagraph"/>
-              <w:numPr>
-                <w:ilvl w:val="0"/>
-                <w:numId w:val="16"/>
-              </w:numPr>
-              <w:ind w:left="351"/>
-              <w:rPr>
-                <w:color w:val="ADADAD" w:themeColor="background2" w:themeShade="BF"/>
-                <w:lang w:val="en-US"/>
-              </w:rPr>
-            </w:pPr>
-            <w:r>
-              <w:rPr>
-                <w:color w:val="ADADAD" w:themeColor="background2" w:themeShade="BF"/>
-                <w:lang w:val="en-US"/>
-              </w:rPr>
-              <w:t>An outline/polygon of expected ponded surface will be useful for validating mesh modification</w:t>
-            </w:r>
-          </w:p>
-          <w:p>
-            <w:pPr>
-              <w:pStyle w:val="ListParagraph"/>
-              <w:numPr>
-                <w:ilvl w:val="0"/>
-                <w:numId w:val="16"/>
-              </w:numPr>
-              <w:ind w:left="351"/>
-              <w:rPr>
-                <w:color w:val="ADADAD" w:themeColor="background2" w:themeShade="BF"/>
-                <w:lang w:val="en-US"/>
-              </w:rPr>
-            </w:pPr>
-            <w:r>
-              <w:rPr>
-                <w:color w:val="ADADAD" w:themeColor="background2" w:themeShade="BF"/>
-                <w:lang w:val="en-US"/>
-              </w:rPr>
-              <w:t>Note: Any associated canal abstraction / diversions should be mentioned but may not be modeled due to scale</w:t>
-            </w:r>
-          </w:p>
-        </w:tc>
-        <w:tc>
-          <w:tcPr>
-            <w:tcW w:w="3420" w:type="dxa"/>
-          </w:tcPr>
-          <w:p>
-            <w:pPr>
-              <w:pStyle w:val="ListParagraph"/>
-              <w:numPr>
-                <w:ilvl w:val="0"/>
-                <w:numId w:val="16"/>
-              </w:numPr>
-              <w:ind w:left="351"/>
-              <w:rPr>
-                <w:lang w:val="en-US"/>
-              </w:rPr>
-            </w:pPr>
-            <w:r>
-              <w:rPr>
-                <w:lang w:val="en-US"/>
-              </w:rPr>
-              <w:t>CN values and Manning’s n if changes are expected.</w:t>
-            </w:r>
-          </w:p>
-          <w:p>
-            <w:pPr>
-              <w:pStyle w:val="ListParagraph"/>
-              <w:numPr>
-                <w:ilvl w:val="0"/>
-                <w:numId w:val="16"/>
-              </w:numPr>
-              <w:ind w:left="351"/>
-              <w:rPr>
-                <w:lang w:val="en-US"/>
-              </w:rPr>
-            </w:pPr>
-            <w:r>
-              <w:rPr>
-                <w:lang w:val="en-US"/>
-              </w:rPr>
-              <w:t>Weir / wall</w:t>
-            </w:r>
-            <w:r>
-              <w:rPr>
-                <w:lang w:val="en-US"/>
-              </w:rPr>
-              <w:t>(s)</w:t>
-            </w:r>
-            <w:r>
-              <w:rPr>
-                <w:lang w:val="en-US"/>
-              </w:rPr>
-              <w:t xml:space="preserve"> represented as vector polyline</w:t>
-            </w:r>
-          </w:p>
-          <w:p>
-            <w:pPr>
-              <w:pStyle w:val="ListParagraph"/>
-              <w:numPr>
-                <w:ilvl w:val="0"/>
-                <w:numId w:val="16"/>
-              </w:numPr>
-              <w:ind w:left="351"/>
-              <w:rPr>
-                <w:lang w:val="en-US"/>
-              </w:rPr>
-            </w:pPr>
-            <w:r>
-              <w:rPr>
-                <w:lang w:val="en-US"/>
-              </w:rPr>
-              <w:t>Crest level of the Weir</w:t>
-            </w:r>
-            <w:r>
-              <w:rPr>
-                <w:lang w:val="en-US"/>
-              </w:rPr>
-              <w:t>/embankments</w:t>
-            </w:r>
-            <w:r>
-              <w:rPr>
-                <w:lang w:val="en-US"/>
-              </w:rPr>
-              <w:t xml:space="preserve"> above </w:t>
+            <w:r>
+              <w:rPr>
+                <w:lang w:val="en-US"/>
+              </w:rPr>
+              <w:t xml:space="preserve"> if constant. Alternatively, height above terrain (meters above </w:t>
             </w:r>
             <w:proofErr w:type="spellStart"/>
             <w:r>
               <w:rPr>
                 <w:lang w:val="en-US"/>
               </w:rPr>
-              <w:t>m.s.l</w:t>
+              <w:t>n.s.l</w:t>
             </w:r>
             <w:proofErr w:type="spellEnd"/>
             <w:r>
               <w:rPr>
                 <w:lang w:val="en-US"/>
               </w:rPr>
-              <w:t xml:space="preserve"> (in meters)</w:t>
-            </w:r>
-          </w:p>
-          <w:p>
-            <w:pPr>
-              <w:pStyle w:val="ListParagraph"/>
-              <w:numPr>
-                <w:ilvl w:val="0"/>
-                <w:numId w:val="16"/>
-              </w:numPr>
-              <w:ind w:left="351"/>
-              <w:rPr>
-                <w:lang w:val="en-US"/>
-              </w:rPr>
-            </w:pPr>
-            <w:r>
-              <w:rPr>
-                <w:lang w:val="en-US"/>
-              </w:rPr>
-              <w:t>An outline/polygon of expected ponded surface will be useful for validating mesh modification</w:t>
-            </w:r>
-          </w:p>
-          <w:p>
-            <w:pPr>
-              <w:pStyle w:val="ListParagraph"/>
-              <w:numPr>
-                <w:ilvl w:val="0"/>
-                <w:numId w:val="16"/>
-              </w:numPr>
-              <w:ind w:left="351"/>
-              <w:rPr>
-                <w:lang w:val="en-US"/>
-              </w:rPr>
-            </w:pPr>
-            <w:r>
-              <w:rPr>
-                <w:lang w:val="en-US"/>
-              </w:rPr>
-              <w:t>Note: Any associated canal abstraction / diversions should be mentioned but may not be modeled due to scale</w:t>
-            </w:r>
-            <w:r>
-              <w:rPr>
-                <w:lang w:val="en-US"/>
-              </w:rPr>
-              <w:br/>
-            </w:r>
+              <w:t xml:space="preserve">) is needed </w:t>
+            </w:r>
+          </w:p>
+          <w:p>
+            <w:pPr>
+              <w:pStyle w:val="ListParagraph"/>
+              <w:ind w:left="351"/>
+              <w:rPr>
+                <w:lang w:val="en-US"/>
+              </w:rPr>
+            </w:pPr>
           </w:p>
         </w:tc>
       </w:tr>
@@ -3843,8 +3360,7 @@
               <w:rPr>
                 <w:lang w:val="en-US"/>
               </w:rPr>
-              <w:lastRenderedPageBreak/>
-              <w:t>P7</w:t>
+              <w:t>H3</w:t>
             </w:r>
           </w:p>
         </w:tc>
@@ -3859,7 +3375,7 @@
               </w:rPr>
             </w:pPr>
             <w:r>
-              <w:t>Raising &amp; Rehabilitation of Embankments</w:t>
+              <w:t>Escape Channels</w:t>
             </w:r>
           </w:p>
         </w:tc>
@@ -3870,115 +3386,16 @@
           <w:p>
             <w:pPr>
               <w:jc w:val="both"/>
-            </w:pPr>
-            <w:r>
-              <w:t>Increasing the height and structural integrity of existing embankments to improve flood protection under extreme rainfall scenarios.</w:t>
-            </w:r>
-          </w:p>
-        </w:tc>
-        <w:tc>
-          <w:tcPr>
-            <w:tcW w:w="3949" w:type="dxa"/>
-          </w:tcPr>
-          <w:p>
-            <w:pPr>
-              <w:pStyle w:val="ListParagraph"/>
-              <w:numPr>
-                <w:ilvl w:val="0"/>
-                <w:numId w:val="16"/>
-              </w:numPr>
-              <w:ind w:left="351"/>
-              <w:rPr>
-                <w:color w:val="ADADAD" w:themeColor="background2" w:themeShade="BF"/>
-                <w:lang w:val="en-US"/>
-              </w:rPr>
-            </w:pPr>
-            <w:r>
-              <w:rPr>
-                <w:color w:val="ADADAD" w:themeColor="background2" w:themeShade="BF"/>
-                <w:lang w:val="en-US"/>
-              </w:rPr>
-              <w:t>Weir / wall represented as vector polyline</w:t>
-            </w:r>
-          </w:p>
-          <w:p>
-            <w:pPr>
-              <w:pStyle w:val="ListParagraph"/>
-              <w:numPr>
-                <w:ilvl w:val="0"/>
-                <w:numId w:val="16"/>
-              </w:numPr>
-              <w:ind w:left="351"/>
-              <w:rPr>
-                <w:color w:val="ADADAD" w:themeColor="background2" w:themeShade="BF"/>
-                <w:lang w:val="en-US"/>
-              </w:rPr>
-            </w:pPr>
-            <w:r>
-              <w:rPr>
-                <w:color w:val="ADADAD" w:themeColor="background2" w:themeShade="BF"/>
-                <w:lang w:val="en-US"/>
-              </w:rPr>
-              <w:t xml:space="preserve">Crest level of the Weir </w:t>
-            </w:r>
-            <w:proofErr w:type="gramStart"/>
-            <w:r>
-              <w:rPr>
-                <w:color w:val="ADADAD" w:themeColor="background2" w:themeShade="BF"/>
-                <w:lang w:val="en-US"/>
-              </w:rPr>
-              <w:t>above</w:t>
-            </w:r>
-            <w:proofErr w:type="gramEnd"/>
-            <w:r>
-              <w:rPr>
-                <w:color w:val="ADADAD" w:themeColor="background2" w:themeShade="BF"/>
-                <w:lang w:val="en-US"/>
-              </w:rPr>
-              <w:t xml:space="preserve"> </w:t>
-            </w:r>
-            <w:proofErr w:type="spellStart"/>
-            <w:r>
-              <w:rPr>
-                <w:color w:val="ADADAD" w:themeColor="background2" w:themeShade="BF"/>
-                <w:lang w:val="en-US"/>
-              </w:rPr>
-              <w:t>m.s.l</w:t>
-            </w:r>
-            <w:proofErr w:type="spellEnd"/>
-            <w:r>
-              <w:rPr>
-                <w:color w:val="ADADAD" w:themeColor="background2" w:themeShade="BF"/>
-                <w:lang w:val="en-US"/>
-              </w:rPr>
-              <w:t xml:space="preserve"> (in meters) if constant. Alternatively, height above terrain (meters above </w:t>
-            </w:r>
-            <w:proofErr w:type="spellStart"/>
-            <w:r>
-              <w:rPr>
-                <w:color w:val="ADADAD" w:themeColor="background2" w:themeShade="BF"/>
-                <w:lang w:val="en-US"/>
-              </w:rPr>
-              <w:t>n.s.l</w:t>
-            </w:r>
-            <w:proofErr w:type="spellEnd"/>
-            <w:r>
-              <w:rPr>
-                <w:color w:val="ADADAD" w:themeColor="background2" w:themeShade="BF"/>
-                <w:lang w:val="en-US"/>
-              </w:rPr>
-              <w:t xml:space="preserve">) is needed </w:t>
-            </w:r>
-          </w:p>
-          <w:p>
-            <w:pPr>
-              <w:pStyle w:val="ListParagraph"/>
-              <w:ind w:left="351"/>
-              <w:rPr>
-                <w:color w:val="ADADAD" w:themeColor="background2" w:themeShade="BF"/>
-                <w:lang w:val="en-US"/>
-              </w:rPr>
-            </w:pPr>
+              <w:rPr>
+                <w:lang w:val="en-US"/>
+              </w:rPr>
+            </w:pPr>
+            <w:r>
+              <w:rPr>
+                <w:lang w:val="en-US"/>
+              </w:rPr>
+              <w:t>Designated emergency drainage pathways that allow excess lake water to be safely conveyed toward downstream channels during extreme flood events.</w:t>
+            </w:r>
           </w:p>
         </w:tc>
         <w:tc>
@@ -4001,117 +3418,65 @@
               <w:rPr>
                 <w:lang w:val="en-US"/>
               </w:rPr>
-              <w:t>Weir / wall represented as vector polyline</w:t>
-            </w:r>
-          </w:p>
-          <w:p>
-            <w:pPr>
-              <w:pStyle w:val="ListParagraph"/>
-              <w:numPr>
-                <w:ilvl w:val="0"/>
-                <w:numId w:val="16"/>
-              </w:numPr>
-              <w:ind w:left="351"/>
-              <w:rPr>
-                <w:lang w:val="en-US"/>
-              </w:rPr>
-            </w:pPr>
-            <w:r>
-              <w:rPr>
-                <w:lang w:val="en-US"/>
-              </w:rPr>
-              <w:t xml:space="preserve">Crest level of the Weir </w:t>
-            </w:r>
-            <w:proofErr w:type="gramStart"/>
-            <w:r>
-              <w:rPr>
-                <w:lang w:val="en-US"/>
-              </w:rPr>
-              <w:t>above</w:t>
-            </w:r>
-            <w:proofErr w:type="gramEnd"/>
-            <w:r>
-              <w:rPr>
-                <w:lang w:val="en-US"/>
-              </w:rPr>
-              <w:t xml:space="preserve"> </w:t>
-            </w:r>
-            <w:proofErr w:type="spellStart"/>
-            <w:r>
-              <w:rPr>
-                <w:lang w:val="en-US"/>
-              </w:rPr>
-              <w:t>m.s.l</w:t>
-            </w:r>
-            <w:proofErr w:type="spellEnd"/>
-            <w:r>
-              <w:rPr>
-                <w:lang w:val="en-US"/>
-              </w:rPr>
-              <w:t xml:space="preserve"> (in meters)</w:t>
-            </w:r>
-            <w:r>
-              <w:rPr>
-                <w:lang w:val="en-US"/>
-              </w:rPr>
-              <w:t xml:space="preserve"> if constant. Alternatively, height above terrain (meters above </w:t>
-            </w:r>
-            <w:proofErr w:type="spellStart"/>
-            <w:r>
-              <w:rPr>
-                <w:lang w:val="en-US"/>
-              </w:rPr>
-              <w:t>n.s.l</w:t>
-            </w:r>
-            <w:proofErr w:type="spellEnd"/>
-            <w:r>
-              <w:rPr>
-                <w:lang w:val="en-US"/>
-              </w:rPr>
-              <w:t xml:space="preserve">) is needed </w:t>
-            </w:r>
-          </w:p>
-          <w:p>
-            <w:pPr>
-              <w:pStyle w:val="ListParagraph"/>
-              <w:numPr>
-                <w:ilvl w:val="0"/>
-                <w:numId w:val="16"/>
-              </w:numPr>
-              <w:ind w:left="351"/>
-              <w:rPr>
-                <w:lang w:val="en-US"/>
-              </w:rPr>
-            </w:pPr>
-            <w:r>
-              <w:rPr>
-                <w:lang w:val="en-US"/>
-              </w:rPr>
-              <w:t xml:space="preserve">Optional: </w:t>
-            </w:r>
-            <w:r>
-              <w:rPr>
-                <w:lang w:val="en-US"/>
-              </w:rPr>
-              <w:t xml:space="preserve">CN values and Manning’s n </w:t>
-            </w:r>
-            <w:r>
-              <w:rPr>
-                <w:lang w:val="en-US"/>
-              </w:rPr>
-              <w:t xml:space="preserve">(only </w:t>
-            </w:r>
-            <w:r>
-              <w:rPr>
-                <w:lang w:val="en-US"/>
-              </w:rPr>
-              <w:t>if changes are expected</w:t>
-            </w:r>
-            <w:r>
-              <w:rPr>
-                <w:lang w:val="en-US"/>
-              </w:rPr>
-              <w:t xml:space="preserve">). </w:t>
+              <w:t>Manning’s n</w:t>
+            </w:r>
+          </w:p>
+          <w:p>
+            <w:pPr>
+              <w:pStyle w:val="ListParagraph"/>
+              <w:numPr>
+                <w:ilvl w:val="0"/>
+                <w:numId w:val="16"/>
+              </w:numPr>
+              <w:spacing w:after="160" w:line="278" w:lineRule="auto"/>
+              <w:ind w:left="351"/>
+              <w:rPr>
+                <w:lang w:val="en-US"/>
+              </w:rPr>
+            </w:pPr>
+            <w:r>
+              <w:rPr>
+                <w:lang w:val="en-US"/>
+              </w:rPr>
+              <w:t>Please provide channel shape: cross- sections, slope, and flow capacity</w:t>
+            </w:r>
+          </w:p>
+          <w:p>
+            <w:pPr>
+              <w:pStyle w:val="ListParagraph"/>
+              <w:numPr>
+                <w:ilvl w:val="0"/>
+                <w:numId w:val="16"/>
+              </w:numPr>
+              <w:ind w:left="351"/>
+              <w:rPr>
+                <w:lang w:val="en-US"/>
+              </w:rPr>
+            </w:pPr>
+            <w:r>
+              <w:rPr>
+                <w:lang w:val="en-US"/>
+              </w:rPr>
+              <w:t>Please provide channel shape: cross- sections, slope, and flow capacity</w:t>
+            </w:r>
+          </w:p>
+          <w:p>
+            <w:pPr>
+              <w:pStyle w:val="ListParagraph"/>
+              <w:numPr>
+                <w:ilvl w:val="0"/>
+                <w:numId w:val="16"/>
+              </w:numPr>
+              <w:ind w:left="351"/>
+              <w:rPr>
+                <w:lang w:val="en-US"/>
+              </w:rPr>
+            </w:pPr>
+            <w:r>
+              <w:rPr>
+                <w:lang w:val="en-US"/>
+              </w:rPr>
+              <w:t>Location: Vector polyline</w:t>
             </w:r>
           </w:p>
         </w:tc>
@@ -4131,7 +3496,8 @@
               <w:rPr>
                 <w:lang w:val="en-US"/>
               </w:rPr>
-              <w:t>P8</w:t>
+              <w:lastRenderedPageBreak/>
+              <w:t>H4</w:t>
             </w:r>
           </w:p>
         </w:tc>
@@ -4146,10 +3512,7 @@
               </w:rPr>
             </w:pPr>
             <w:r>
-              <w:rPr>
-                <w:lang w:val="en-US"/>
-              </w:rPr>
-              <w:t>Removing Anthropogenic Obstructions</w:t>
+              <w:t>Gabion Apron (Bed Stabilization)</w:t>
             </w:r>
           </w:p>
         </w:tc>
@@ -4162,86 +3525,7 @@
               <w:jc w:val="both"/>
             </w:pPr>
             <w:r>
-              <w:t>Clearing man-made blockages encroachments, undersized culverts, siphons, and cross-drainage structures to restore natural drainage pathways.</w:t>
-            </w:r>
-          </w:p>
-        </w:tc>
-        <w:tc>
-          <w:tcPr>
-            <w:tcW w:w="3949" w:type="dxa"/>
-          </w:tcPr>
-          <w:p>
-            <w:pPr>
-              <w:pStyle w:val="ListParagraph"/>
-              <w:numPr>
-                <w:ilvl w:val="0"/>
-                <w:numId w:val="16"/>
-              </w:numPr>
-              <w:ind w:left="351"/>
-              <w:rPr>
-                <w:color w:val="ADADAD" w:themeColor="background2" w:themeShade="BF"/>
-                <w:lang w:val="en-US"/>
-              </w:rPr>
-            </w:pPr>
-            <w:r>
-              <w:rPr>
-                <w:color w:val="ADADAD" w:themeColor="background2" w:themeShade="BF"/>
-                <w:lang w:val="en-US"/>
-              </w:rPr>
-              <w:t xml:space="preserve">Note: Can be modeled only for linear floodplain obstructions, e.g. existing embankments, major roads/highways. </w:t>
-            </w:r>
-          </w:p>
-          <w:p>
-            <w:pPr>
-              <w:pStyle w:val="ListParagraph"/>
-              <w:numPr>
-                <w:ilvl w:val="0"/>
-                <w:numId w:val="16"/>
-              </w:numPr>
-              <w:ind w:left="351"/>
-              <w:rPr>
-                <w:color w:val="ADADAD" w:themeColor="background2" w:themeShade="BF"/>
-                <w:lang w:val="en-US"/>
-              </w:rPr>
-            </w:pPr>
-            <w:r>
-              <w:rPr>
-                <w:color w:val="ADADAD" w:themeColor="background2" w:themeShade="BF"/>
-                <w:lang w:val="en-US"/>
-              </w:rPr>
-              <w:t xml:space="preserve">Vector (poly/line) of </w:t>
-            </w:r>
-            <w:proofErr w:type="gramStart"/>
-            <w:r>
-              <w:rPr>
-                <w:color w:val="ADADAD" w:themeColor="background2" w:themeShade="BF"/>
-                <w:lang w:val="en-US"/>
-              </w:rPr>
-              <w:t>the  hydraulic</w:t>
-            </w:r>
-            <w:proofErr w:type="gramEnd"/>
-            <w:r>
-              <w:rPr>
-                <w:color w:val="ADADAD" w:themeColor="background2" w:themeShade="BF"/>
-                <w:lang w:val="en-US"/>
-              </w:rPr>
-              <w:t xml:space="preserve"> structures/ </w:t>
-            </w:r>
-            <w:proofErr w:type="spellStart"/>
-            <w:r>
-              <w:rPr>
-                <w:color w:val="ADADAD" w:themeColor="background2" w:themeShade="BF"/>
-                <w:lang w:val="en-US"/>
-              </w:rPr>
-              <w:t>encorachments</w:t>
-            </w:r>
-            <w:proofErr w:type="spellEnd"/>
-            <w:r>
-              <w:rPr>
-                <w:color w:val="ADADAD" w:themeColor="background2" w:themeShade="BF"/>
-                <w:lang w:val="en-US"/>
-              </w:rPr>
-              <w:t xml:space="preserve"> to be removed</w:t>
+              <w:t>Rock-filled wire mattresses installed along lake outlets and channels to prevent scouring, stabilize the bed, and protect structures from erosion.</w:t>
             </w:r>
           </w:p>
         </w:tc>
@@ -4265,54 +3549,7 @@
               <w:rPr>
                 <w:lang w:val="en-US"/>
               </w:rPr>
-              <w:t xml:space="preserve">Note: Can be modeled only for linear floodplain obstructions, e.g. existing embankments, major roads/highways. </w:t>
-            </w:r>
-          </w:p>
-          <w:p>
-            <w:pPr>
-              <w:pStyle w:val="ListParagraph"/>
-              <w:numPr>
-                <w:ilvl w:val="0"/>
-                <w:numId w:val="16"/>
-              </w:numPr>
-              <w:ind w:left="351"/>
-              <w:rPr>
-                <w:lang w:val="en-US"/>
-              </w:rPr>
-            </w:pPr>
-            <w:r>
-              <w:rPr>
-                <w:lang w:val="en-US"/>
-              </w:rPr>
-              <w:t xml:space="preserve">Vector (poly/line) of </w:t>
-            </w:r>
-            <w:proofErr w:type="gramStart"/>
-            <w:r>
-              <w:rPr>
-                <w:lang w:val="en-US"/>
-              </w:rPr>
-              <w:t>the  hydraulic</w:t>
-            </w:r>
-            <w:proofErr w:type="gramEnd"/>
-            <w:r>
-              <w:rPr>
-                <w:lang w:val="en-US"/>
-              </w:rPr>
-              <w:t xml:space="preserve"> structures/ </w:t>
-            </w:r>
-            <w:proofErr w:type="spellStart"/>
-            <w:r>
-              <w:rPr>
-                <w:lang w:val="en-US"/>
-              </w:rPr>
-              <w:t>encorachments</w:t>
-            </w:r>
-            <w:proofErr w:type="spellEnd"/>
-            <w:r>
-              <w:rPr>
-                <w:lang w:val="en-US"/>
-              </w:rPr>
-              <w:t xml:space="preserve"> to be removed</w:t>
+              <w:t>N/A</w:t>
             </w:r>
           </w:p>
         </w:tc>
@@ -4332,7 +3569,7 @@
               <w:rPr>
                 <w:lang w:val="en-US"/>
               </w:rPr>
-              <w:t>P9</w:t>
+              <w:t>H5</w:t>
             </w:r>
           </w:p>
         </w:tc>
@@ -4347,7 +3584,7 @@
               </w:rPr>
             </w:pPr>
             <w:r>
-              <w:t>Climate Smart-Agriculture Interventions</w:t>
+              <w:t>Excavation of Flow Path / Drainage Area</w:t>
             </w:r>
           </w:p>
         </w:tc>
@@ -4360,41 +3597,15 @@
               <w:jc w:val="both"/>
             </w:pPr>
             <w:r>
-              <w:t xml:space="preserve">Adoption of resilient farming practices such as laser </w:t>
+              <w:t xml:space="preserve">Clearing and deepening of silted or blocked flow paths to improve drainage from Hamal Lake toward Aral and </w:t>
             </w:r>
             <w:proofErr w:type="spellStart"/>
             <w:r>
-              <w:t>leveling</w:t>
+              <w:t>Manchar</w:t>
             </w:r>
             <w:proofErr w:type="spellEnd"/>
             <w:r>
-              <w:t>, raised beds, zero tillage, drought-tolerant crops, and efficient irrigation systems.</w:t>
-            </w:r>
-          </w:p>
-        </w:tc>
-        <w:tc>
-          <w:tcPr>
-            <w:tcW w:w="3949" w:type="dxa"/>
-          </w:tcPr>
-          <w:p>
-            <w:pPr>
-              <w:pStyle w:val="ListParagraph"/>
-              <w:numPr>
-                <w:ilvl w:val="0"/>
-                <w:numId w:val="16"/>
-              </w:numPr>
-              <w:ind w:left="351"/>
-              <w:rPr>
-                <w:color w:val="ADADAD" w:themeColor="background2" w:themeShade="BF"/>
-                <w:lang w:val="en-US"/>
-              </w:rPr>
-            </w:pPr>
-            <w:r>
-              <w:rPr>
-                <w:color w:val="ADADAD" w:themeColor="background2" w:themeShade="BF"/>
-                <w:lang w:val="en-US"/>
-              </w:rPr>
-              <w:t>Not modeled</w:t>
+              <w:t xml:space="preserve"> systems.</w:t>
             </w:r>
           </w:p>
         </w:tc>
@@ -4418,45 +3629,190 @@
               <w:rPr>
                 <w:lang w:val="en-US"/>
               </w:rPr>
-              <w:t xml:space="preserve">Default: No hydrological implication </w:t>
-            </w:r>
-          </w:p>
-          <w:p>
-            <w:pPr>
-              <w:pStyle w:val="ListParagraph"/>
-              <w:ind w:left="351"/>
-              <w:rPr>
-                <w:lang w:val="en-US"/>
-              </w:rPr>
-            </w:pPr>
+              <w:t>N/A</w:t>
+            </w:r>
           </w:p>
         </w:tc>
       </w:tr>
       <w:tr>
         <w:tc>
           <w:tcPr>
-            <w:tcW w:w="14035" w:type="dxa"/>
-            <w:gridSpan w:val="5"/>
-          </w:tcPr>
-          <w:p>
-            <w:pPr>
-              <w:pStyle w:val="ListParagraph"/>
-              <w:numPr>
-                <w:ilvl w:val="0"/>
-                <w:numId w:val="16"/>
-              </w:numPr>
-              <w:ind w:left="351"/>
-              <w:rPr>
-                <w:color w:val="ADADAD" w:themeColor="background2" w:themeShade="BF"/>
-                <w:lang w:val="en-US"/>
-              </w:rPr>
-            </w:pPr>
-            <w:r>
-              <w:rPr>
-                <w:color w:val="ADADAD" w:themeColor="background2" w:themeShade="BF"/>
-                <w:lang w:val="en-US"/>
-              </w:rPr>
-              <w:t>H: Hamal Lake subsystem</w:t>
+            <w:tcW w:w="787" w:type="dxa"/>
+          </w:tcPr>
+          <w:p>
+            <w:pPr>
+              <w:rPr>
+                <w:lang w:val="en-US"/>
+              </w:rPr>
+            </w:pPr>
+            <w:r>
+              <w:rPr>
+                <w:lang w:val="en-US"/>
+              </w:rPr>
+              <w:t>H6</w:t>
+            </w:r>
+          </w:p>
+        </w:tc>
+        <w:tc>
+          <w:tcPr>
+            <w:tcW w:w="1814" w:type="dxa"/>
+          </w:tcPr>
+          <w:p>
+            <w:pPr>
+              <w:rPr>
+                <w:lang w:val="en-US"/>
+              </w:rPr>
+            </w:pPr>
+            <w:r>
+              <w:t>Large &amp; Small Retention Ponds / Lakes</w:t>
+            </w:r>
+          </w:p>
+        </w:tc>
+        <w:tc>
+          <w:tcPr>
+            <w:tcW w:w="4065" w:type="dxa"/>
+          </w:tcPr>
+          <w:p>
+            <w:pPr>
+              <w:jc w:val="both"/>
+            </w:pPr>
+            <w:r>
+              <w:t>Creation of additional storage ponds to temporarily hold floodwater, reduce peak flows, and enhance controlled lake-level management.</w:t>
+            </w:r>
+          </w:p>
+        </w:tc>
+        <w:tc>
+          <w:tcPr>
+            <w:tcW w:w="3420" w:type="dxa"/>
+          </w:tcPr>
+          <w:p>
+            <w:pPr>
+              <w:pStyle w:val="ListParagraph"/>
+              <w:numPr>
+                <w:ilvl w:val="0"/>
+                <w:numId w:val="16"/>
+              </w:numPr>
+              <w:ind w:left="351"/>
+              <w:rPr>
+                <w:lang w:val="en-US"/>
+              </w:rPr>
+            </w:pPr>
+            <w:r>
+              <w:rPr>
+                <w:lang w:val="en-US"/>
+              </w:rPr>
+              <w:t xml:space="preserve">Optional: </w:t>
+            </w:r>
+            <w:r>
+              <w:rPr>
+                <w:lang w:val="en-US"/>
+              </w:rPr>
+              <w:t>CN values and Manning’s n if changes are expected.</w:t>
+            </w:r>
+          </w:p>
+          <w:p>
+            <w:pPr>
+              <w:pStyle w:val="ListParagraph"/>
+              <w:numPr>
+                <w:ilvl w:val="0"/>
+                <w:numId w:val="16"/>
+              </w:numPr>
+              <w:ind w:left="351"/>
+              <w:rPr>
+                <w:lang w:val="en-US"/>
+              </w:rPr>
+            </w:pPr>
+            <w:r>
+              <w:rPr>
+                <w:lang w:val="en-US"/>
+              </w:rPr>
+              <w:t>wall represented as vector polyline</w:t>
+            </w:r>
+          </w:p>
+          <w:p>
+            <w:pPr>
+              <w:pStyle w:val="ListParagraph"/>
+              <w:numPr>
+                <w:ilvl w:val="0"/>
+                <w:numId w:val="16"/>
+              </w:numPr>
+              <w:ind w:left="351"/>
+              <w:rPr>
+                <w:lang w:val="en-US"/>
+              </w:rPr>
+            </w:pPr>
+            <w:r>
+              <w:rPr>
+                <w:lang w:val="en-US"/>
+              </w:rPr>
+              <w:t>volume of any major excavation leading to increase in water storage</w:t>
+            </w:r>
+          </w:p>
+          <w:p>
+            <w:pPr>
+              <w:pStyle w:val="ListParagraph"/>
+              <w:numPr>
+                <w:ilvl w:val="0"/>
+                <w:numId w:val="16"/>
+              </w:numPr>
+              <w:ind w:left="351"/>
+              <w:rPr>
+                <w:lang w:val="en-US"/>
+              </w:rPr>
+            </w:pPr>
+            <w:r>
+              <w:rPr>
+                <w:lang w:val="en-US"/>
+              </w:rPr>
+              <w:t xml:space="preserve">Crest level of the Weir above </w:t>
+            </w:r>
+            <w:proofErr w:type="spellStart"/>
+            <w:r>
+              <w:rPr>
+                <w:lang w:val="en-US"/>
+              </w:rPr>
+              <w:t>m.s.l</w:t>
+            </w:r>
+            <w:proofErr w:type="spellEnd"/>
+            <w:r>
+              <w:rPr>
+                <w:lang w:val="en-US"/>
+              </w:rPr>
+              <w:t xml:space="preserve"> (in meters)</w:t>
+            </w:r>
+          </w:p>
+          <w:p>
+            <w:pPr>
+              <w:pStyle w:val="ListParagraph"/>
+              <w:numPr>
+                <w:ilvl w:val="0"/>
+                <w:numId w:val="16"/>
+              </w:numPr>
+              <w:ind w:left="351"/>
+              <w:rPr>
+                <w:lang w:val="en-US"/>
+              </w:rPr>
+            </w:pPr>
+            <w:r>
+              <w:rPr>
+                <w:lang w:val="en-US"/>
+              </w:rPr>
+              <w:t>An outline/polygon of expected ponded surface will be useful for validating mesh modification</w:t>
+            </w:r>
+          </w:p>
+          <w:p>
+            <w:pPr>
+              <w:pStyle w:val="ListParagraph"/>
+              <w:ind w:left="351"/>
+              <w:rPr>
+                <w:lang w:val="en-US"/>
+              </w:rPr>
+            </w:pPr>
+            <w:r>
+              <w:rPr>
+                <w:lang w:val="en-US"/>
+              </w:rPr>
+              <w:t>Note: Any significant associated canal abstraction / diversions should be mentioned but may not be modeled due to scale</w:t>
             </w:r>
           </w:p>
         </w:tc>
@@ -4477,7 +3833,7 @@
                 <w:lang w:val="en-US"/>
               </w:rPr>
               <w:lastRenderedPageBreak/>
-              <w:t>H1</w:t>
+              <w:t>ML1</w:t>
             </w:r>
           </w:p>
         </w:tc>
@@ -4492,7 +3848,7 @@
               </w:rPr>
             </w:pPr>
             <w:r>
-              <w:t>Flood Protection Bunds</w:t>
+              <w:t>Wetland Rehabilitation</w:t>
             </w:r>
           </w:p>
         </w:tc>
@@ -4505,97 +3861,16 @@
               <w:jc w:val="both"/>
             </w:pPr>
             <w:r>
-              <w:t>Perimeter embankments constructed around Hamal Lake to protect nearby villages and agricultural land from overflow and high flood levels.</w:t>
-            </w:r>
-          </w:p>
-        </w:tc>
-        <w:tc>
-          <w:tcPr>
-            <w:tcW w:w="3949" w:type="dxa"/>
-          </w:tcPr>
-          <w:p>
-            <w:pPr>
-              <w:pStyle w:val="ListParagraph"/>
-              <w:numPr>
-                <w:ilvl w:val="0"/>
-                <w:numId w:val="16"/>
-              </w:numPr>
-              <w:ind w:left="351"/>
-              <w:rPr>
-                <w:color w:val="ADADAD" w:themeColor="background2" w:themeShade="BF"/>
-                <w:lang w:val="en-US"/>
-              </w:rPr>
-            </w:pPr>
-            <w:r>
-              <w:rPr>
-                <w:color w:val="ADADAD" w:themeColor="background2" w:themeShade="BF"/>
-                <w:lang w:val="en-US"/>
-              </w:rPr>
-              <w:t>bund / wall represented as vector polyline</w:t>
-            </w:r>
-          </w:p>
-          <w:p>
-            <w:pPr>
-              <w:pStyle w:val="ListParagraph"/>
-              <w:numPr>
-                <w:ilvl w:val="0"/>
-                <w:numId w:val="16"/>
-              </w:numPr>
-              <w:ind w:left="351"/>
-              <w:rPr>
-                <w:color w:val="ADADAD" w:themeColor="background2" w:themeShade="BF"/>
-                <w:lang w:val="en-US"/>
-              </w:rPr>
-            </w:pPr>
-            <w:r>
-              <w:rPr>
-                <w:color w:val="ADADAD" w:themeColor="background2" w:themeShade="BF"/>
-                <w:lang w:val="en-US"/>
-              </w:rPr>
-              <w:t xml:space="preserve">Crest level of the bund above </w:t>
+              <w:t xml:space="preserve">Restoring degraded wetland areas around </w:t>
             </w:r>
             <w:proofErr w:type="spellStart"/>
             <w:r>
-              <w:rPr>
-                <w:color w:val="ADADAD" w:themeColor="background2" w:themeShade="BF"/>
-                <w:lang w:val="en-US"/>
-              </w:rPr>
-              <w:t>m.s.l</w:t>
+              <w:t>Manchar</w:t>
             </w:r>
             <w:proofErr w:type="spellEnd"/>
             <w:r>
-              <w:rPr>
-                <w:color w:val="ADADAD" w:themeColor="background2" w:themeShade="BF"/>
-                <w:lang w:val="en-US"/>
-              </w:rPr>
-              <w:t xml:space="preserve"> (in meters) if constant. Alternatively, height above terrain (meters above </w:t>
-            </w:r>
-            <w:proofErr w:type="spellStart"/>
-            <w:r>
-              <w:rPr>
-                <w:color w:val="ADADAD" w:themeColor="background2" w:themeShade="BF"/>
-                <w:lang w:val="en-US"/>
-              </w:rPr>
-              <w:t>n.s.l</w:t>
-            </w:r>
-            <w:proofErr w:type="spellEnd"/>
-            <w:r>
-              <w:rPr>
-                <w:color w:val="ADADAD" w:themeColor="background2" w:themeShade="BF"/>
-                <w:lang w:val="en-US"/>
-              </w:rPr>
-              <w:t xml:space="preserve">) is needed </w:t>
-            </w:r>
-          </w:p>
-          <w:p>
-            <w:pPr>
-              <w:pStyle w:val="ListParagraph"/>
-              <w:ind w:left="351"/>
-              <w:rPr>
-                <w:color w:val="ADADAD" w:themeColor="background2" w:themeShade="BF"/>
-                <w:lang w:val="en-US"/>
-              </w:rPr>
-            </w:pPr>
+              <w:t xml:space="preserve"> and the Indus floodplain to improve biodiversity, flood buffering, and water quality.</w:t>
+            </w:r>
           </w:p>
         </w:tc>
         <w:tc>
@@ -4618,159 +3893,7 @@
               <w:rPr>
                 <w:lang w:val="en-US"/>
               </w:rPr>
-              <w:t xml:space="preserve">Default: No hydrological implication </w:t>
-            </w:r>
-          </w:p>
-          <w:p>
-            <w:pPr>
-              <w:pStyle w:val="ListParagraph"/>
-              <w:numPr>
-                <w:ilvl w:val="0"/>
-                <w:numId w:val="16"/>
-              </w:numPr>
-              <w:ind w:left="351"/>
-              <w:rPr>
-                <w:lang w:val="en-US"/>
-              </w:rPr>
-            </w:pPr>
-            <w:r>
-              <w:rPr>
-                <w:lang w:val="en-US"/>
-              </w:rPr>
-              <w:t xml:space="preserve">Optional: </w:t>
-            </w:r>
-            <w:r>
-              <w:rPr>
-                <w:lang w:val="en-US"/>
-              </w:rPr>
-              <w:t xml:space="preserve">CN values and Manning’s n </w:t>
-            </w:r>
-            <w:r>
-              <w:rPr>
-                <w:lang w:val="en-US"/>
-              </w:rPr>
-              <w:t xml:space="preserve">(only </w:t>
-            </w:r>
-            <w:r>
-              <w:rPr>
-                <w:lang w:val="en-US"/>
-              </w:rPr>
-              <w:t>if changes are expected</w:t>
-            </w:r>
-            <w:r>
-              <w:rPr>
-                <w:lang w:val="en-US"/>
-              </w:rPr>
-              <w:t>).</w:t>
-            </w:r>
-          </w:p>
-          <w:p>
-            <w:pPr>
-              <w:pStyle w:val="ListParagraph"/>
-              <w:numPr>
-                <w:ilvl w:val="0"/>
-                <w:numId w:val="16"/>
-              </w:numPr>
-              <w:ind w:left="351"/>
-              <w:rPr>
-                <w:lang w:val="en-US"/>
-              </w:rPr>
-            </w:pPr>
-            <w:r>
-              <w:rPr>
-                <w:lang w:val="en-US"/>
-              </w:rPr>
-              <w:t>bund</w:t>
-            </w:r>
-            <w:r>
-              <w:rPr>
-                <w:lang w:val="en-US"/>
-              </w:rPr>
-              <w:t xml:space="preserve"> / wall represented as vector polyline</w:t>
-            </w:r>
-          </w:p>
-          <w:p>
-            <w:pPr>
-              <w:pStyle w:val="ListParagraph"/>
-              <w:numPr>
-                <w:ilvl w:val="0"/>
-                <w:numId w:val="16"/>
-              </w:numPr>
-              <w:ind w:left="351"/>
-              <w:rPr>
-                <w:lang w:val="en-US"/>
-              </w:rPr>
-            </w:pPr>
-            <w:r>
-              <w:rPr>
-                <w:lang w:val="en-US"/>
-              </w:rPr>
-              <w:t xml:space="preserve">Crest level of the </w:t>
-            </w:r>
-            <w:r>
-              <w:rPr>
-                <w:lang w:val="en-US"/>
-              </w:rPr>
-              <w:t xml:space="preserve">bund </w:t>
-            </w:r>
-            <w:r>
-              <w:rPr>
-                <w:lang w:val="en-US"/>
-              </w:rPr>
-              <w:t xml:space="preserve">above </w:t>
-            </w:r>
-            <w:proofErr w:type="spellStart"/>
-            <w:r>
-              <w:rPr>
-                <w:lang w:val="en-US"/>
-              </w:rPr>
-              <w:t>m.s.l</w:t>
-            </w:r>
-            <w:proofErr w:type="spellEnd"/>
-            <w:r>
-              <w:rPr>
-                <w:lang w:val="en-US"/>
-              </w:rPr>
-              <w:t xml:space="preserve"> (in meters)</w:t>
-            </w:r>
-            <w:r>
-              <w:rPr>
-                <w:lang w:val="en-US"/>
-              </w:rPr>
-              <w:t xml:space="preserve"> if constant. Alternatively, height above terrain (meters above </w:t>
-            </w:r>
-            <w:proofErr w:type="spellStart"/>
-            <w:r>
-              <w:rPr>
-                <w:lang w:val="en-US"/>
-              </w:rPr>
-              <w:t>n.s.l</w:t>
-            </w:r>
-            <w:proofErr w:type="spellEnd"/>
-            <w:r>
-              <w:rPr>
-                <w:lang w:val="en-US"/>
-              </w:rPr>
-              <w:t xml:space="preserve">) is needed </w:t>
-            </w:r>
-          </w:p>
-          <w:p>
-            <w:pPr>
-              <w:pStyle w:val="ListParagraph"/>
-              <w:numPr>
-                <w:ilvl w:val="0"/>
-                <w:numId w:val="16"/>
-              </w:numPr>
-              <w:ind w:left="351"/>
-              <w:rPr>
-                <w:lang w:val="en-US"/>
-              </w:rPr>
-            </w:pPr>
-            <w:r>
-              <w:rPr>
-                <w:lang w:val="en-US"/>
-              </w:rPr>
-              <w:t xml:space="preserve"> </w:t>
+              <w:t>CN values and Manning’s n (only if changes are expected).</w:t>
             </w:r>
           </w:p>
         </w:tc>
@@ -4790,7 +3913,7 @@
               <w:rPr>
                 <w:lang w:val="en-US"/>
               </w:rPr>
-              <w:t>H2</w:t>
+              <w:t>ML2</w:t>
             </w:r>
           </w:p>
         </w:tc>
@@ -4804,8 +3927,13 @@
                 <w:lang w:val="en-US"/>
               </w:rPr>
             </w:pPr>
-            <w:r>
-              <w:t>Guide Bunds</w:t>
+            <w:proofErr w:type="spellStart"/>
+            <w:r>
+              <w:t>Aamri</w:t>
+            </w:r>
+            <w:proofErr w:type="spellEnd"/>
+            <w:r>
+              <w:t xml:space="preserve"> Bridge Culvert</w:t>
             </w:r>
           </w:p>
         </w:tc>
@@ -4818,101 +3946,24 @@
               <w:jc w:val="both"/>
             </w:pPr>
             <w:r>
-              <w:t>Engineered bunds placed strategically to direct and control the flow of floodwater entering or leaving the lake, reducing erosion and channel instability.</w:t>
-            </w:r>
-          </w:p>
-        </w:tc>
-        <w:tc>
-          <w:tcPr>
-            <w:tcW w:w="3949" w:type="dxa"/>
-          </w:tcPr>
-          <w:p>
-            <w:pPr>
-              <w:pStyle w:val="ListParagraph"/>
-              <w:numPr>
-                <w:ilvl w:val="0"/>
-                <w:numId w:val="16"/>
-              </w:numPr>
-              <w:ind w:left="351"/>
-              <w:rPr>
-                <w:color w:val="ADADAD" w:themeColor="background2" w:themeShade="BF"/>
-                <w:lang w:val="en-US"/>
-              </w:rPr>
-            </w:pPr>
-            <w:r>
-              <w:rPr>
-                <w:color w:val="ADADAD" w:themeColor="background2" w:themeShade="BF"/>
-                <w:lang w:val="en-US"/>
-              </w:rPr>
-              <w:t>bund / wall represented as vector polyline</w:t>
-            </w:r>
-          </w:p>
-          <w:p>
-            <w:pPr>
-              <w:pStyle w:val="ListParagraph"/>
-              <w:numPr>
-                <w:ilvl w:val="0"/>
-                <w:numId w:val="16"/>
-              </w:numPr>
-              <w:ind w:left="351"/>
-              <w:rPr>
-                <w:color w:val="ADADAD" w:themeColor="background2" w:themeShade="BF"/>
-                <w:lang w:val="en-US"/>
-              </w:rPr>
-            </w:pPr>
-            <w:r>
-              <w:rPr>
-                <w:color w:val="ADADAD" w:themeColor="background2" w:themeShade="BF"/>
-                <w:lang w:val="en-US"/>
-              </w:rPr>
-              <w:t xml:space="preserve">Crest level of the bund above </w:t>
+              <w:t xml:space="preserve">Upgrading and expanding culvert capacity at </w:t>
             </w:r>
             <w:proofErr w:type="spellStart"/>
             <w:r>
-              <w:rPr>
-                <w:color w:val="ADADAD" w:themeColor="background2" w:themeShade="BF"/>
-                <w:lang w:val="en-US"/>
-              </w:rPr>
-              <w:t>m.s.l</w:t>
+              <w:t>Aamri</w:t>
             </w:r>
             <w:proofErr w:type="spellEnd"/>
             <w:r>
-              <w:rPr>
-                <w:color w:val="ADADAD" w:themeColor="background2" w:themeShade="BF"/>
-                <w:lang w:val="en-US"/>
-              </w:rPr>
-              <w:t xml:space="preserve"> (in meters) if constant. Alternatively, height above terrain (meters above </w:t>
+              <w:t xml:space="preserve"> Bridge to improve water flow connectivity between Hamal–Aral–</w:t>
             </w:r>
             <w:proofErr w:type="spellStart"/>
             <w:r>
-              <w:rPr>
-                <w:color w:val="ADADAD" w:themeColor="background2" w:themeShade="BF"/>
-                <w:lang w:val="en-US"/>
-              </w:rPr>
-              <w:t>n.s.l</w:t>
+              <w:t>Manchar</w:t>
             </w:r>
             <w:proofErr w:type="spellEnd"/>
             <w:r>
-              <w:rPr>
-                <w:color w:val="ADADAD" w:themeColor="background2" w:themeShade="BF"/>
-                <w:lang w:val="en-US"/>
-              </w:rPr>
-              <w:t xml:space="preserve">) is needed </w:t>
-            </w:r>
-          </w:p>
-          <w:p>
-            <w:pPr>
-              <w:pStyle w:val="ListParagraph"/>
-              <w:numPr>
-                <w:ilvl w:val="0"/>
-                <w:numId w:val="16"/>
-              </w:numPr>
-              <w:ind w:left="351"/>
-              <w:rPr>
-                <w:color w:val="ADADAD" w:themeColor="background2" w:themeShade="BF"/>
-                <w:lang w:val="en-US"/>
-              </w:rPr>
-            </w:pPr>
+              <w:t>–Indus systems.</w:t>
+            </w:r>
           </w:p>
         </w:tc>
         <w:tc>
@@ -4935,131 +3986,46 @@
               <w:rPr>
                 <w:lang w:val="en-US"/>
               </w:rPr>
-              <w:t xml:space="preserve">Optional: </w:t>
-            </w:r>
-            <w:r>
-              <w:rPr>
-                <w:lang w:val="en-US"/>
-              </w:rPr>
-              <w:t xml:space="preserve">CN values and Manning’s n </w:t>
-            </w:r>
-            <w:r>
-              <w:rPr>
-                <w:lang w:val="en-US"/>
-              </w:rPr>
-              <w:t xml:space="preserve">(only </w:t>
-            </w:r>
-            <w:r>
-              <w:rPr>
-                <w:lang w:val="en-US"/>
-              </w:rPr>
-              <w:t>if changes are expected</w:t>
-            </w:r>
-            <w:r>
-              <w:rPr>
-                <w:lang w:val="en-US"/>
-              </w:rPr>
-              <w:t xml:space="preserve">). </w:t>
-            </w:r>
-          </w:p>
-          <w:p>
-            <w:pPr>
-              <w:pStyle w:val="ListParagraph"/>
-              <w:numPr>
-                <w:ilvl w:val="0"/>
-                <w:numId w:val="16"/>
-              </w:numPr>
-              <w:ind w:left="351"/>
-              <w:rPr>
-                <w:lang w:val="en-US"/>
-              </w:rPr>
-            </w:pPr>
-            <w:r>
-              <w:rPr>
-                <w:lang w:val="en-US"/>
-              </w:rPr>
-              <w:t>bund</w:t>
-            </w:r>
-            <w:r>
-              <w:rPr>
-                <w:lang w:val="en-US"/>
-              </w:rPr>
-              <w:t xml:space="preserve"> / wall represented as vector polyline</w:t>
-            </w:r>
-          </w:p>
-          <w:p>
-            <w:pPr>
-              <w:pStyle w:val="ListParagraph"/>
-              <w:numPr>
-                <w:ilvl w:val="0"/>
-                <w:numId w:val="16"/>
-              </w:numPr>
-              <w:ind w:left="351"/>
-              <w:rPr>
-                <w:lang w:val="en-US"/>
-              </w:rPr>
-            </w:pPr>
-            <w:r>
-              <w:rPr>
-                <w:lang w:val="en-US"/>
-              </w:rPr>
-              <w:t xml:space="preserve">Crest level of the </w:t>
-            </w:r>
-            <w:r>
-              <w:rPr>
-                <w:lang w:val="en-US"/>
-              </w:rPr>
-              <w:t xml:space="preserve">bund </w:t>
-            </w:r>
-            <w:r>
-              <w:rPr>
-                <w:lang w:val="en-US"/>
-              </w:rPr>
-              <w:t xml:space="preserve">above </w:t>
-            </w:r>
-            <w:proofErr w:type="spellStart"/>
-            <w:r>
-              <w:rPr>
-                <w:lang w:val="en-US"/>
-              </w:rPr>
-              <w:t>m.s.l</w:t>
-            </w:r>
-            <w:proofErr w:type="spellEnd"/>
-            <w:r>
-              <w:rPr>
-                <w:lang w:val="en-US"/>
-              </w:rPr>
-              <w:t xml:space="preserve"> (in meters)</w:t>
-            </w:r>
-            <w:r>
-              <w:rPr>
-                <w:lang w:val="en-US"/>
-              </w:rPr>
-              <w:t xml:space="preserve"> if constant. Alternatively, height above terrain (meters above </w:t>
-            </w:r>
-            <w:proofErr w:type="spellStart"/>
-            <w:r>
-              <w:rPr>
-                <w:lang w:val="en-US"/>
-              </w:rPr>
-              <w:t>n.s.l</w:t>
-            </w:r>
-            <w:proofErr w:type="spellEnd"/>
-            <w:r>
-              <w:rPr>
-                <w:lang w:val="en-US"/>
-              </w:rPr>
-              <w:t xml:space="preserve">) is needed </w:t>
-            </w:r>
-          </w:p>
-          <w:p>
-            <w:pPr>
-              <w:pStyle w:val="ListParagraph"/>
-              <w:ind w:left="351"/>
-              <w:rPr>
-                <w:lang w:val="en-US"/>
-              </w:rPr>
-            </w:pPr>
+              <w:t xml:space="preserve">Default: No hydrological implication </w:t>
+            </w:r>
+          </w:p>
+          <w:p>
+            <w:pPr>
+              <w:pStyle w:val="ListParagraph"/>
+              <w:numPr>
+                <w:ilvl w:val="0"/>
+                <w:numId w:val="16"/>
+              </w:numPr>
+              <w:ind w:left="351"/>
+              <w:rPr>
+                <w:lang w:val="en-US"/>
+              </w:rPr>
+            </w:pPr>
+            <w:r>
+              <w:rPr>
+                <w:lang w:val="en-US"/>
+              </w:rPr>
+              <w:t>Location as Vector point / line</w:t>
+            </w:r>
+          </w:p>
+          <w:p>
+            <w:pPr>
+              <w:pStyle w:val="ListParagraph"/>
+              <w:numPr>
+                <w:ilvl w:val="0"/>
+                <w:numId w:val="16"/>
+              </w:numPr>
+              <w:ind w:left="351"/>
+              <w:rPr>
+                <w:lang w:val="en-US"/>
+              </w:rPr>
+            </w:pPr>
+            <w:r>
+              <w:rPr>
+                <w:lang w:val="en-US"/>
+              </w:rPr>
+              <w:t>A CAD drawing of the culvert outlining its dimensions</w:t>
+            </w:r>
           </w:p>
         </w:tc>
       </w:tr>
@@ -5078,8 +4044,7 @@
               <w:rPr>
                 <w:lang w:val="en-US"/>
               </w:rPr>
-              <w:lastRenderedPageBreak/>
-              <w:t>H3</w:t>
+              <w:t>ML3</w:t>
             </w:r>
           </w:p>
         </w:tc>
@@ -5093,8 +4058,13 @@
                 <w:lang w:val="en-US"/>
               </w:rPr>
             </w:pPr>
-            <w:r>
-              <w:t>Escape Channels</w:t>
+            <w:proofErr w:type="spellStart"/>
+            <w:r>
+              <w:t>Remodeling</w:t>
+            </w:r>
+            <w:proofErr w:type="spellEnd"/>
+            <w:r>
+              <w:t xml:space="preserve"> of Aral Tail Channel</w:t>
             </w:r>
           </w:p>
         </w:tc>
@@ -5105,62 +4075,17 @@
           <w:p>
             <w:pPr>
               <w:jc w:val="both"/>
-              <w:rPr>
-                <w:lang w:val="en-US"/>
-              </w:rPr>
-            </w:pPr>
-            <w:r>
-              <w:rPr>
-                <w:lang w:val="en-US"/>
-              </w:rPr>
-              <w:t>Designated emergency drainage pathways that allow excess lake water to be safely conveyed toward downstream channels during extreme flood events.</w:t>
-            </w:r>
-          </w:p>
-        </w:tc>
-        <w:tc>
-          <w:tcPr>
-            <w:tcW w:w="3949" w:type="dxa"/>
-          </w:tcPr>
-          <w:p>
-            <w:pPr>
-              <w:pStyle w:val="ListParagraph"/>
-              <w:numPr>
-                <w:ilvl w:val="0"/>
-                <w:numId w:val="16"/>
-              </w:numPr>
-              <w:ind w:left="351"/>
-              <w:rPr>
-                <w:color w:val="ADADAD" w:themeColor="background2" w:themeShade="BF"/>
-                <w:lang w:val="en-US"/>
-              </w:rPr>
-            </w:pPr>
-            <w:r>
-              <w:rPr>
-                <w:color w:val="ADADAD" w:themeColor="background2" w:themeShade="BF"/>
-                <w:lang w:val="en-US"/>
-              </w:rPr>
-              <w:t>Please provide channel shape: cross- sections, slope, and flow capacity</w:t>
-            </w:r>
-          </w:p>
-          <w:p>
-            <w:pPr>
-              <w:pStyle w:val="ListParagraph"/>
-              <w:numPr>
-                <w:ilvl w:val="0"/>
-                <w:numId w:val="16"/>
-              </w:numPr>
-              <w:ind w:left="351"/>
-              <w:rPr>
-                <w:color w:val="ADADAD" w:themeColor="background2" w:themeShade="BF"/>
-                <w:lang w:val="en-US"/>
-              </w:rPr>
-            </w:pPr>
-            <w:r>
-              <w:rPr>
-                <w:color w:val="ADADAD" w:themeColor="background2" w:themeShade="BF"/>
-                <w:lang w:val="en-US"/>
-              </w:rPr>
-              <w:t xml:space="preserve">Location: Vector polyline </w:t>
+            </w:pPr>
+            <w:r>
+              <w:t xml:space="preserve">Deepening, widening, and clearing the Aral Tail Channel to increase drainage efficiency and reduce waterlogging around </w:t>
+            </w:r>
+            <w:proofErr w:type="spellStart"/>
+            <w:r>
+              <w:t>Manchar</w:t>
+            </w:r>
+            <w:proofErr w:type="spellEnd"/>
+            <w:r>
+              <w:t xml:space="preserve"> Lake</w:t>
             </w:r>
           </w:p>
         </w:tc>
@@ -5184,65 +4109,26 @@
               <w:rPr>
                 <w:lang w:val="en-US"/>
               </w:rPr>
-              <w:t>Manning’s n</w:t>
-            </w:r>
-          </w:p>
-          <w:p>
-            <w:pPr>
-              <w:pStyle w:val="ListParagraph"/>
-              <w:numPr>
-                <w:ilvl w:val="0"/>
-                <w:numId w:val="16"/>
-              </w:numPr>
-              <w:spacing w:after="160" w:line="278" w:lineRule="auto"/>
-              <w:ind w:left="351"/>
-              <w:rPr>
-                <w:lang w:val="en-US"/>
-              </w:rPr>
-            </w:pPr>
-            <w:r>
-              <w:rPr>
-                <w:lang w:val="en-US"/>
-              </w:rPr>
-              <w:t>Please provide channel shape: cross- sections, slope, and flow capacity</w:t>
-            </w:r>
-          </w:p>
-          <w:p>
-            <w:pPr>
-              <w:pStyle w:val="ListParagraph"/>
-              <w:numPr>
-                <w:ilvl w:val="0"/>
-                <w:numId w:val="16"/>
-              </w:numPr>
-              <w:ind w:left="351"/>
-              <w:rPr>
-                <w:lang w:val="en-US"/>
-              </w:rPr>
-            </w:pPr>
-            <w:r>
-              <w:rPr>
-                <w:lang w:val="en-US"/>
-              </w:rPr>
-              <w:t>Please provide channel shape: cross- sections, slope, and flow capacity</w:t>
-            </w:r>
-          </w:p>
-          <w:p>
-            <w:pPr>
-              <w:pStyle w:val="ListParagraph"/>
-              <w:numPr>
-                <w:ilvl w:val="0"/>
-                <w:numId w:val="16"/>
-              </w:numPr>
-              <w:ind w:left="351"/>
-              <w:rPr>
-                <w:lang w:val="en-US"/>
-              </w:rPr>
-            </w:pPr>
-            <w:r>
-              <w:rPr>
-                <w:lang w:val="en-US"/>
-              </w:rPr>
-              <w:t>Location: Vector polyline</w:t>
+              <w:t>A CAD drawing of the channel cross-sections outlining its dimensions</w:t>
+            </w:r>
+          </w:p>
+          <w:p>
+            <w:pPr>
+              <w:pStyle w:val="ListParagraph"/>
+              <w:numPr>
+                <w:ilvl w:val="0"/>
+                <w:numId w:val="16"/>
+              </w:numPr>
+              <w:ind w:left="351"/>
+              <w:rPr>
+                <w:lang w:val="en-US"/>
+              </w:rPr>
+            </w:pPr>
+            <w:r>
+              <w:rPr>
+                <w:lang w:val="en-US"/>
+              </w:rPr>
+              <w:t xml:space="preserve">Peak design discharge capacity for model validation </w:t>
             </w:r>
           </w:p>
         </w:tc>
@@ -5262,7 +4148,7 @@
               <w:rPr>
                 <w:lang w:val="en-US"/>
               </w:rPr>
-              <w:t>H4</w:t>
+              <w:t>ML4</w:t>
             </w:r>
           </w:p>
         </w:tc>
@@ -5277,7 +4163,7 @@
               </w:rPr>
             </w:pPr>
             <w:r>
-              <w:t>Gabion Apron (Bed Stabilization)</w:t>
+              <w:t>Raising &amp; Rehabilitation of Embankments</w:t>
             </w:r>
           </w:p>
         </w:tc>
@@ -5290,33 +4176,7 @@
               <w:jc w:val="both"/>
             </w:pPr>
             <w:r>
-              <w:t>Rock-filled wire mattresses installed along lake outlets and channels to prevent scouring, stabilize the bed, and protect structures from erosion.</w:t>
-            </w:r>
-          </w:p>
-        </w:tc>
-        <w:tc>
-          <w:tcPr>
-            <w:tcW w:w="3949" w:type="dxa"/>
-          </w:tcPr>
-          <w:p>
-            <w:pPr>
-              <w:pStyle w:val="ListParagraph"/>
-              <w:numPr>
-                <w:ilvl w:val="0"/>
-                <w:numId w:val="16"/>
-              </w:numPr>
-              <w:ind w:left="351"/>
-              <w:rPr>
-                <w:color w:val="ADADAD" w:themeColor="background2" w:themeShade="BF"/>
-                <w:lang w:val="en-US"/>
-              </w:rPr>
-            </w:pPr>
-            <w:r>
-              <w:rPr>
-                <w:color w:val="ADADAD" w:themeColor="background2" w:themeShade="BF"/>
-                <w:lang w:val="en-US"/>
-              </w:rPr>
-              <w:t>Not modeled</w:t>
+              <w:t>Strengthening and elevating protective embankments to prevent Indus backflow and reduce flood risk for surrounding communities.</w:t>
             </w:r>
           </w:p>
         </w:tc>
@@ -5340,8 +4200,17 @@
               <w:rPr>
                 <w:lang w:val="en-US"/>
               </w:rPr>
-              <w:t>N/A</w:t>
-            </w:r>
+              <w:t xml:space="preserve">Default: No hydrological implication </w:t>
+            </w:r>
+          </w:p>
+          <w:p>
+            <w:pPr>
+              <w:pStyle w:val="ListParagraph"/>
+              <w:ind w:left="351"/>
+              <w:rPr>
+                <w:lang w:val="en-US"/>
+              </w:rPr>
+            </w:pPr>
           </w:p>
         </w:tc>
       </w:tr>
@@ -5360,7 +4229,7 @@
               <w:rPr>
                 <w:lang w:val="en-US"/>
               </w:rPr>
-              <w:t>H5</w:t>
+              <w:t>ML5</w:t>
             </w:r>
           </w:p>
         </w:tc>
@@ -5375,7 +4244,15 @@
               </w:rPr>
             </w:pPr>
             <w:r>
-              <w:t>Excavation of Flow Path / Drainage Area</w:t>
+              <w:t xml:space="preserve">Increased Capacity of </w:t>
+            </w:r>
+            <w:proofErr w:type="spellStart"/>
+            <w:r>
+              <w:t>Manchar</w:t>
+            </w:r>
+            <w:proofErr w:type="spellEnd"/>
+            <w:r>
+              <w:t xml:space="preserve"> Lake</w:t>
             </w:r>
           </w:p>
         </w:tc>
@@ -5388,33 +4265,7 @@
               <w:jc w:val="both"/>
             </w:pPr>
             <w:r>
-              <w:t>Clearing and deepening of silted or blocked flow paths to improve drainage from Hamal Lake toward Aral and Manchar systems.</w:t>
-            </w:r>
-          </w:p>
-        </w:tc>
-        <w:tc>
-          <w:tcPr>
-            <w:tcW w:w="3949" w:type="dxa"/>
-          </w:tcPr>
-          <w:p>
-            <w:pPr>
-              <w:pStyle w:val="ListParagraph"/>
-              <w:numPr>
-                <w:ilvl w:val="0"/>
-                <w:numId w:val="16"/>
-              </w:numPr>
-              <w:ind w:left="351"/>
-              <w:rPr>
-                <w:color w:val="ADADAD" w:themeColor="background2" w:themeShade="BF"/>
-                <w:lang w:val="en-US"/>
-              </w:rPr>
-            </w:pPr>
-            <w:r>
-              <w:rPr>
-                <w:color w:val="ADADAD" w:themeColor="background2" w:themeShade="BF"/>
-                <w:lang w:val="en-US"/>
-              </w:rPr>
-              <w:t>Not modeled</w:t>
+              <w:t>Expanding the lake’s effective storage volume to hold excess floodwater, reduce downstream peak flows, and delay flood waves.</w:t>
             </w:r>
           </w:p>
         </w:tc>
@@ -5438,8 +4289,96 @@
               <w:rPr>
                 <w:lang w:val="en-US"/>
               </w:rPr>
-              <w:t>N/A</w:t>
-            </w:r>
+              <w:t xml:space="preserve">Default: No hydrological implication </w:t>
+            </w:r>
+          </w:p>
+          <w:p>
+            <w:pPr>
+              <w:pStyle w:val="ListParagraph"/>
+              <w:numPr>
+                <w:ilvl w:val="0"/>
+                <w:numId w:val="16"/>
+              </w:numPr>
+              <w:ind w:left="351"/>
+              <w:rPr>
+                <w:lang w:val="en-US"/>
+              </w:rPr>
+            </w:pPr>
+            <w:r>
+              <w:rPr>
+                <w:lang w:val="en-US"/>
+              </w:rPr>
+              <w:t xml:space="preserve">Crest level of the </w:t>
+            </w:r>
+            <w:r>
+              <w:rPr>
+                <w:lang w:val="en-US"/>
+              </w:rPr>
+              <w:t xml:space="preserve">bund, </w:t>
+            </w:r>
+            <w:proofErr w:type="spellStart"/>
+            <w:r>
+              <w:rPr>
+                <w:lang w:val="en-US"/>
+              </w:rPr>
+              <w:t>m.s.l</w:t>
+            </w:r>
+            <w:proofErr w:type="spellEnd"/>
+            <w:r>
+              <w:rPr>
+                <w:lang w:val="en-US"/>
+              </w:rPr>
+              <w:t xml:space="preserve"> (in meters)</w:t>
+            </w:r>
+            <w:r>
+              <w:rPr>
+                <w:lang w:val="en-US"/>
+              </w:rPr>
+              <w:t xml:space="preserve"> if constant. </w:t>
+            </w:r>
+          </w:p>
+          <w:p>
+            <w:pPr>
+              <w:pStyle w:val="ListParagraph"/>
+              <w:numPr>
+                <w:ilvl w:val="0"/>
+                <w:numId w:val="16"/>
+              </w:numPr>
+              <w:ind w:left="351"/>
+              <w:rPr>
+                <w:lang w:val="en-US"/>
+              </w:rPr>
+            </w:pPr>
+            <w:r>
+              <w:rPr>
+                <w:lang w:val="en-US"/>
+              </w:rPr>
+              <w:lastRenderedPageBreak/>
+              <w:t xml:space="preserve">Alternatively, height above terrain (meters above </w:t>
+            </w:r>
+            <w:proofErr w:type="spellStart"/>
+            <w:r>
+              <w:rPr>
+                <w:lang w:val="en-US"/>
+              </w:rPr>
+              <w:t>n.s.l</w:t>
+            </w:r>
+            <w:proofErr w:type="spellEnd"/>
+            <w:r>
+              <w:rPr>
+                <w:lang w:val="en-US"/>
+              </w:rPr>
+              <w:t xml:space="preserve">) is needed </w:t>
+            </w:r>
+          </w:p>
+          <w:p>
+            <w:pPr>
+              <w:pStyle w:val="ListParagraph"/>
+              <w:ind w:left="351"/>
+              <w:rPr>
+                <w:lang w:val="en-US"/>
+              </w:rPr>
+            </w:pPr>
           </w:p>
         </w:tc>
       </w:tr>
@@ -5458,7 +4397,8 @@
               <w:rPr>
                 <w:lang w:val="en-US"/>
               </w:rPr>
-              <w:t>H6</w:t>
+              <w:lastRenderedPageBreak/>
+              <w:t>ML6</w:t>
             </w:r>
           </w:p>
         </w:tc>
@@ -5473,7 +4413,7 @@
               </w:rPr>
             </w:pPr>
             <w:r>
-              <w:t>Large &amp; Small Retention Ponds / Lakes</w:t>
+              <w:t>Natural Wetland Interventions for Water Quality</w:t>
             </w:r>
           </w:p>
         </w:tc>
@@ -5484,132 +4424,29 @@
           <w:p>
             <w:pPr>
               <w:jc w:val="both"/>
-            </w:pPr>
-            <w:r>
-              <w:t>Creation of additional storage ponds to temporarily hold floodwater, reduce peak flows, and enhance controlled lake-level management.</w:t>
-            </w:r>
-          </w:p>
-        </w:tc>
-        <w:tc>
-          <w:tcPr>
-            <w:tcW w:w="3949" w:type="dxa"/>
-          </w:tcPr>
-          <w:p>
-            <w:pPr>
-              <w:pStyle w:val="ListParagraph"/>
-              <w:numPr>
-                <w:ilvl w:val="0"/>
-                <w:numId w:val="16"/>
-              </w:numPr>
-              <w:ind w:left="351"/>
-              <w:rPr>
-                <w:color w:val="ADADAD" w:themeColor="background2" w:themeShade="BF"/>
-                <w:lang w:val="en-US"/>
-              </w:rPr>
-            </w:pPr>
-            <w:r>
-              <w:rPr>
-                <w:color w:val="ADADAD" w:themeColor="background2" w:themeShade="BF"/>
-                <w:lang w:val="en-US"/>
-              </w:rPr>
-              <w:t>wall represented as vector polyline</w:t>
-            </w:r>
-          </w:p>
-          <w:p>
-            <w:pPr>
-              <w:pStyle w:val="ListParagraph"/>
-              <w:numPr>
-                <w:ilvl w:val="0"/>
-                <w:numId w:val="16"/>
-              </w:numPr>
-              <w:ind w:left="351"/>
-              <w:rPr>
-                <w:color w:val="ADADAD" w:themeColor="background2" w:themeShade="BF"/>
-                <w:lang w:val="en-US"/>
-              </w:rPr>
-            </w:pPr>
-            <w:r>
-              <w:rPr>
-                <w:color w:val="ADADAD" w:themeColor="background2" w:themeShade="BF"/>
-                <w:lang w:val="en-US"/>
-              </w:rPr>
-              <w:t>volume of any major excavation leading to increase in water storage</w:t>
-            </w:r>
-          </w:p>
-          <w:p>
-            <w:pPr>
-              <w:pStyle w:val="ListParagraph"/>
-              <w:numPr>
-                <w:ilvl w:val="0"/>
-                <w:numId w:val="16"/>
-              </w:numPr>
-              <w:ind w:left="351"/>
-              <w:rPr>
-                <w:color w:val="ADADAD" w:themeColor="background2" w:themeShade="BF"/>
-                <w:lang w:val="en-US"/>
-              </w:rPr>
-            </w:pPr>
-            <w:r>
-              <w:rPr>
-                <w:color w:val="ADADAD" w:themeColor="background2" w:themeShade="BF"/>
-                <w:lang w:val="en-US"/>
-              </w:rPr>
-              <w:t xml:space="preserve">Crest level of the Weir above </w:t>
+              <w:rPr>
+                <w:lang w:val="en-US"/>
+              </w:rPr>
+            </w:pPr>
+            <w:r>
+              <w:rPr>
+                <w:lang w:val="en-US"/>
+              </w:rPr>
+              <w:t xml:space="preserve">Using reed beds, buffer strips, and natural filtration systems to reduce pollution loads and improve the ecological health of </w:t>
             </w:r>
             <w:proofErr w:type="spellStart"/>
             <w:r>
               <w:rPr>
-                <w:color w:val="ADADAD" w:themeColor="background2" w:themeShade="BF"/>
-                <w:lang w:val="en-US"/>
-              </w:rPr>
-              <w:t>m.s.l</w:t>
+                <w:lang w:val="en-US"/>
+              </w:rPr>
+              <w:t>Manchar</w:t>
             </w:r>
             <w:proofErr w:type="spellEnd"/>
             <w:r>
               <w:rPr>
-                <w:color w:val="ADADAD" w:themeColor="background2" w:themeShade="BF"/>
-                <w:lang w:val="en-US"/>
-              </w:rPr>
-              <w:t xml:space="preserve"> (in meters)</w:t>
-            </w:r>
-          </w:p>
-          <w:p>
-            <w:pPr>
-              <w:pStyle w:val="ListParagraph"/>
-              <w:numPr>
-                <w:ilvl w:val="0"/>
-                <w:numId w:val="16"/>
-              </w:numPr>
-              <w:ind w:left="351"/>
-              <w:rPr>
-                <w:color w:val="ADADAD" w:themeColor="background2" w:themeShade="BF"/>
-                <w:lang w:val="en-US"/>
-              </w:rPr>
-            </w:pPr>
-            <w:r>
-              <w:rPr>
-                <w:color w:val="ADADAD" w:themeColor="background2" w:themeShade="BF"/>
-                <w:lang w:val="en-US"/>
-              </w:rPr>
-              <w:t>An outline/polygon of expected ponded surface will be useful for validating mesh modification</w:t>
-            </w:r>
-          </w:p>
-          <w:p>
-            <w:pPr>
-              <w:pStyle w:val="ListParagraph"/>
-              <w:ind w:left="351"/>
-              <w:rPr>
-                <w:color w:val="ADADAD" w:themeColor="background2" w:themeShade="BF"/>
-                <w:lang w:val="en-US"/>
-              </w:rPr>
-            </w:pPr>
-            <w:r>
-              <w:rPr>
-                <w:color w:val="ADADAD" w:themeColor="background2" w:themeShade="BF"/>
-                <w:lang w:val="en-US"/>
-              </w:rPr>
-              <w:lastRenderedPageBreak/>
-              <w:t>Note: Any significant associated canal abstraction / diversions should be mentioned but may not be modeled due to scale</w:t>
+                <w:lang w:val="en-US"/>
+              </w:rPr>
+              <w:t xml:space="preserve"> Lake.</w:t>
             </w:r>
           </w:p>
         </w:tc>
@@ -5633,120 +4470,26 @@
               <w:rPr>
                 <w:lang w:val="en-US"/>
               </w:rPr>
-              <w:lastRenderedPageBreak/>
-              <w:t xml:space="preserve">Optional: </w:t>
-            </w:r>
-            <w:r>
-              <w:rPr>
-                <w:lang w:val="en-US"/>
-              </w:rPr>
-              <w:t>CN values and Manning’s n if changes are expected.</w:t>
-            </w:r>
-          </w:p>
-          <w:p>
-            <w:pPr>
-              <w:pStyle w:val="ListParagraph"/>
-              <w:numPr>
-                <w:ilvl w:val="0"/>
-                <w:numId w:val="16"/>
-              </w:numPr>
-              <w:ind w:left="351"/>
-              <w:rPr>
-                <w:lang w:val="en-US"/>
-              </w:rPr>
-            </w:pPr>
-            <w:r>
-              <w:rPr>
-                <w:lang w:val="en-US"/>
-              </w:rPr>
-              <w:t>wall represented as vector polyline</w:t>
-            </w:r>
-          </w:p>
-          <w:p>
-            <w:pPr>
-              <w:pStyle w:val="ListParagraph"/>
-              <w:numPr>
-                <w:ilvl w:val="0"/>
-                <w:numId w:val="16"/>
-              </w:numPr>
-              <w:ind w:left="351"/>
-              <w:rPr>
-                <w:lang w:val="en-US"/>
-              </w:rPr>
-            </w:pPr>
-            <w:r>
-              <w:rPr>
-                <w:lang w:val="en-US"/>
-              </w:rPr>
-              <w:t>volume of any major excavation leading to increase in water storage</w:t>
-            </w:r>
-          </w:p>
-          <w:p>
-            <w:pPr>
-              <w:pStyle w:val="ListParagraph"/>
-              <w:numPr>
-                <w:ilvl w:val="0"/>
-                <w:numId w:val="16"/>
-              </w:numPr>
-              <w:ind w:left="351"/>
-              <w:rPr>
-                <w:lang w:val="en-US"/>
-              </w:rPr>
-            </w:pPr>
-            <w:r>
-              <w:rPr>
-                <w:lang w:val="en-US"/>
-              </w:rPr>
-              <w:t xml:space="preserve">Crest level of the Weir above </w:t>
-            </w:r>
-            <w:proofErr w:type="spellStart"/>
-            <w:r>
-              <w:rPr>
-                <w:lang w:val="en-US"/>
-              </w:rPr>
-              <w:t>m.s.l</w:t>
-            </w:r>
-            <w:proofErr w:type="spellEnd"/>
-            <w:r>
-              <w:rPr>
-                <w:lang w:val="en-US"/>
-              </w:rPr>
-              <w:t xml:space="preserve"> (in meters)</w:t>
-            </w:r>
-          </w:p>
-          <w:p>
-            <w:pPr>
-              <w:pStyle w:val="ListParagraph"/>
-              <w:numPr>
-                <w:ilvl w:val="0"/>
-                <w:numId w:val="16"/>
-              </w:numPr>
-              <w:ind w:left="351"/>
-              <w:rPr>
-                <w:lang w:val="en-US"/>
-              </w:rPr>
-            </w:pPr>
-            <w:r>
-              <w:rPr>
-                <w:lang w:val="en-US"/>
-              </w:rPr>
-              <w:lastRenderedPageBreak/>
-              <w:t>An outline/polygon of expected ponded surface will be useful for validating mesh modification</w:t>
-            </w:r>
-          </w:p>
-          <w:p>
-            <w:pPr>
-              <w:pStyle w:val="ListParagraph"/>
-              <w:ind w:left="351"/>
-              <w:rPr>
-                <w:lang w:val="en-US"/>
-              </w:rPr>
-            </w:pPr>
-            <w:r>
-              <w:rPr>
-                <w:lang w:val="en-US"/>
-              </w:rPr>
-              <w:t>Note: Any significant associated canal abstraction / diversions should be mentioned but may not be modeled due to scale</w:t>
+              <w:t>CN values and Manning’s n (only if changes are expected).</w:t>
+            </w:r>
+          </w:p>
+          <w:p>
+            <w:pPr>
+              <w:pStyle w:val="ListParagraph"/>
+              <w:numPr>
+                <w:ilvl w:val="0"/>
+                <w:numId w:val="16"/>
+              </w:numPr>
+              <w:ind w:left="351"/>
+              <w:rPr>
+                <w:lang w:val="en-US"/>
+              </w:rPr>
+            </w:pPr>
+            <w:r>
+              <w:rPr>
+                <w:lang w:val="en-US"/>
+              </w:rPr>
+              <w:t>Vector polygon outlining the location(s) of the intervention</w:t>
             </w:r>
           </w:p>
         </w:tc>
@@ -5754,27 +4497,71 @@
       <w:tr>
         <w:tc>
           <w:tcPr>
-            <w:tcW w:w="14035" w:type="dxa"/>
-            <w:gridSpan w:val="5"/>
-          </w:tcPr>
-          <w:p>
-            <w:pPr>
-              <w:jc w:val="center"/>
-              <w:rPr>
-                <w:b/>
-                <w:bCs/>
-                <w:color w:val="ADADAD" w:themeColor="background2" w:themeShade="BF"/>
-                <w:lang w:val="en-US"/>
-              </w:rPr>
-            </w:pPr>
-            <w:r>
-              <w:rPr>
-                <w:b/>
-                <w:bCs/>
-                <w:color w:val="ADADAD" w:themeColor="background2" w:themeShade="BF"/>
-                <w:lang w:val="en-US"/>
-              </w:rPr>
-              <w:t>ML: Manchar Lake and Indus</w:t>
+            <w:tcW w:w="787" w:type="dxa"/>
+          </w:tcPr>
+          <w:p>
+            <w:pPr>
+              <w:rPr>
+                <w:lang w:val="en-US"/>
+              </w:rPr>
+            </w:pPr>
+            <w:r>
+              <w:rPr>
+                <w:lang w:val="en-US"/>
+              </w:rPr>
+              <w:t>ML7</w:t>
+            </w:r>
+          </w:p>
+        </w:tc>
+        <w:tc>
+          <w:tcPr>
+            <w:tcW w:w="1814" w:type="dxa"/>
+          </w:tcPr>
+          <w:p>
+            <w:pPr>
+              <w:rPr>
+                <w:lang w:val="en-US"/>
+              </w:rPr>
+            </w:pPr>
+            <w:r>
+              <w:t>Solar-Powered Pumping Stations &amp; Irrigation Systems</w:t>
+            </w:r>
+          </w:p>
+        </w:tc>
+        <w:tc>
+          <w:tcPr>
+            <w:tcW w:w="4065" w:type="dxa"/>
+          </w:tcPr>
+          <w:p>
+            <w:pPr>
+              <w:jc w:val="both"/>
+            </w:pPr>
+            <w:r>
+              <w:t>Deploying solar-driven pumps to improve drainage, support irrigation, and enhance climate-resilient water management around the lake.</w:t>
+            </w:r>
+          </w:p>
+        </w:tc>
+        <w:tc>
+          <w:tcPr>
+            <w:tcW w:w="3420" w:type="dxa"/>
+          </w:tcPr>
+          <w:p>
+            <w:pPr>
+              <w:pStyle w:val="ListParagraph"/>
+              <w:numPr>
+                <w:ilvl w:val="0"/>
+                <w:numId w:val="16"/>
+              </w:numPr>
+              <w:ind w:left="351"/>
+              <w:rPr>
+                <w:lang w:val="en-US"/>
+              </w:rPr>
+            </w:pPr>
+            <w:r>
+              <w:rPr>
+                <w:lang w:val="en-US"/>
+              </w:rPr>
+              <w:t>N/A</w:t>
             </w:r>
           </w:p>
         </w:tc>
@@ -5794,7 +4581,7 @@
               <w:rPr>
                 <w:lang w:val="en-US"/>
               </w:rPr>
-              <w:t>ML1</w:t>
+              <w:t>ML8</w:t>
             </w:r>
           </w:p>
         </w:tc>
@@ -5809,7 +4596,7 @@
               </w:rPr>
             </w:pPr>
             <w:r>
-              <w:t>Wetland Rehabilitation</w:t>
+              <w:t>Elevated Storage Tanks / Cross-Basin Water Transfer Systems</w:t>
             </w:r>
           </w:p>
         </w:tc>
@@ -5822,33 +4609,7 @@
               <w:jc w:val="both"/>
             </w:pPr>
             <w:r>
-              <w:t>Restoring degraded wetland areas around Manchar and the Indus floodplain to improve biodiversity, flood buffering, and water quality.</w:t>
-            </w:r>
-          </w:p>
-        </w:tc>
-        <w:tc>
-          <w:tcPr>
-            <w:tcW w:w="3949" w:type="dxa"/>
-          </w:tcPr>
-          <w:p>
-            <w:pPr>
-              <w:pStyle w:val="ListParagraph"/>
-              <w:numPr>
-                <w:ilvl w:val="0"/>
-                <w:numId w:val="16"/>
-              </w:numPr>
-              <w:ind w:left="351"/>
-              <w:rPr>
-                <w:color w:val="ADADAD" w:themeColor="background2" w:themeShade="BF"/>
-                <w:lang w:val="en-US"/>
-              </w:rPr>
-            </w:pPr>
-            <w:r>
-              <w:rPr>
-                <w:color w:val="ADADAD" w:themeColor="background2" w:themeShade="BF"/>
-                <w:lang w:val="en-US"/>
-              </w:rPr>
-              <w:t xml:space="preserve">Vector polygon outlining the location(s) of the intervention </w:t>
+              <w:t>Installing elevated storage or transfer pipelines to move excess water to safer basins, reduce local flooding, and improve supply reliability</w:t>
             </w:r>
           </w:p>
         </w:tc>
@@ -5872,7 +4633,7 @@
               <w:rPr>
                 <w:lang w:val="en-US"/>
               </w:rPr>
-              <w:t>CN values and Manning’s n (only if changes are expected).</w:t>
+              <w:t>N/A</w:t>
             </w:r>
           </w:p>
         </w:tc>
@@ -5892,7 +4653,7 @@
               <w:rPr>
                 <w:lang w:val="en-US"/>
               </w:rPr>
-              <w:t>ML2</w:t>
+              <w:t>ML9</w:t>
             </w:r>
           </w:p>
         </w:tc>
@@ -5906,13 +4667,8 @@
                 <w:lang w:val="en-US"/>
               </w:rPr>
             </w:pPr>
-            <w:proofErr w:type="spellStart"/>
-            <w:r>
-              <w:t>Aamri</w:t>
-            </w:r>
-            <w:proofErr w:type="spellEnd"/>
-            <w:r>
-              <w:t xml:space="preserve"> Bridge Culvert</w:t>
+            <w:r>
+              <w:t>Restoration of Flood Plains (Encroachment Removal)</w:t>
             </w:r>
           </w:p>
         </w:tc>
@@ -5925,62 +4681,7 @@
               <w:jc w:val="both"/>
             </w:pPr>
             <w:r>
-              <w:t xml:space="preserve">Upgrading and expanding culvert capacity at </w:t>
-            </w:r>
-            <w:proofErr w:type="spellStart"/>
-            <w:r>
-              <w:t>Aamri</w:t>
-            </w:r>
-            <w:proofErr w:type="spellEnd"/>
-            <w:r>
-              <w:t xml:space="preserve"> Bridge to improve water flow connectivity between Hamal–Aral–Manchar–Indus systems.</w:t>
-            </w:r>
-          </w:p>
-        </w:tc>
-        <w:tc>
-          <w:tcPr>
-            <w:tcW w:w="3949" w:type="dxa"/>
-          </w:tcPr>
-          <w:p>
-            <w:pPr>
-              <w:pStyle w:val="ListParagraph"/>
-              <w:numPr>
-                <w:ilvl w:val="0"/>
-                <w:numId w:val="16"/>
-              </w:numPr>
-              <w:ind w:left="351"/>
-              <w:rPr>
-                <w:color w:val="ADADAD" w:themeColor="background2" w:themeShade="BF"/>
-                <w:lang w:val="en-US"/>
-              </w:rPr>
-            </w:pPr>
-            <w:r>
-              <w:rPr>
-                <w:color w:val="ADADAD" w:themeColor="background2" w:themeShade="BF"/>
-                <w:lang w:val="en-US"/>
-              </w:rPr>
-              <w:t>Location as Vector point / line</w:t>
-            </w:r>
-          </w:p>
-          <w:p>
-            <w:pPr>
-              <w:pStyle w:val="ListParagraph"/>
-              <w:numPr>
-                <w:ilvl w:val="0"/>
-                <w:numId w:val="16"/>
-              </w:numPr>
-              <w:ind w:left="351"/>
-              <w:rPr>
-                <w:color w:val="ADADAD" w:themeColor="background2" w:themeShade="BF"/>
-                <w:lang w:val="en-US"/>
-              </w:rPr>
-            </w:pPr>
-            <w:r>
-              <w:rPr>
-                <w:color w:val="ADADAD" w:themeColor="background2" w:themeShade="BF"/>
-                <w:lang w:val="en-US"/>
-              </w:rPr>
-              <w:t>A CAD drawing of the culvert outlining its dimensions</w:t>
+              <w:t>Clearing illegal encroachments and restoring natural floodplain corridors to enhance flood spread, storage, and river-channel resilience.</w:t>
             </w:r>
           </w:p>
         </w:tc>
@@ -6004,211 +4705,36 @@
               <w:rPr>
                 <w:lang w:val="en-US"/>
               </w:rPr>
-              <w:t xml:space="preserve">Default: No hydrological implication </w:t>
-            </w:r>
-          </w:p>
-          <w:p>
-            <w:pPr>
-              <w:pStyle w:val="ListParagraph"/>
-              <w:numPr>
-                <w:ilvl w:val="0"/>
-                <w:numId w:val="16"/>
-              </w:numPr>
-              <w:ind w:left="351"/>
-              <w:rPr>
-                <w:lang w:val="en-US"/>
-              </w:rPr>
-            </w:pPr>
-            <w:r>
-              <w:rPr>
-                <w:lang w:val="en-US"/>
-              </w:rPr>
-              <w:t>Location as Vector point / line</w:t>
-            </w:r>
-          </w:p>
-          <w:p>
-            <w:pPr>
-              <w:pStyle w:val="ListParagraph"/>
-              <w:numPr>
-                <w:ilvl w:val="0"/>
-                <w:numId w:val="16"/>
-              </w:numPr>
-              <w:ind w:left="351"/>
-              <w:rPr>
-                <w:lang w:val="en-US"/>
-              </w:rPr>
-            </w:pPr>
-            <w:r>
-              <w:rPr>
-                <w:lang w:val="en-US"/>
-              </w:rPr>
-              <w:t>A CAD drawing of the culvert outlining its dimensions</w:t>
-            </w:r>
-          </w:p>
-        </w:tc>
-      </w:tr>
-      <w:tr>
-        <w:tc>
-          <w:tcPr>
-            <w:tcW w:w="787" w:type="dxa"/>
-          </w:tcPr>
-          <w:p>
-            <w:pPr>
-              <w:rPr>
-                <w:lang w:val="en-US"/>
-              </w:rPr>
-            </w:pPr>
-            <w:r>
-              <w:rPr>
-                <w:lang w:val="en-US"/>
-              </w:rPr>
-              <w:t>ML3</w:t>
-            </w:r>
-          </w:p>
-        </w:tc>
-        <w:tc>
-          <w:tcPr>
-            <w:tcW w:w="1814" w:type="dxa"/>
-          </w:tcPr>
-          <w:p>
-            <w:pPr>
-              <w:rPr>
-                <w:lang w:val="en-US"/>
-              </w:rPr>
-            </w:pPr>
-            <w:proofErr w:type="spellStart"/>
-            <w:r>
-              <w:t>Remodeling</w:t>
-            </w:r>
-            <w:proofErr w:type="spellEnd"/>
-            <w:r>
-              <w:t xml:space="preserve"> of Aral Tail Channel</w:t>
-            </w:r>
-          </w:p>
-        </w:tc>
-        <w:tc>
-          <w:tcPr>
-            <w:tcW w:w="4065" w:type="dxa"/>
-          </w:tcPr>
-          <w:p>
-            <w:pPr>
-              <w:jc w:val="both"/>
-            </w:pPr>
-            <w:r>
-              <w:t>Deepening, widening, and clearing the Aral Tail Channel to increase drainage efficiency and reduce waterlogging around Manchar Lake</w:t>
-            </w:r>
-          </w:p>
-        </w:tc>
-        <w:tc>
-          <w:tcPr>
-            <w:tcW w:w="3949" w:type="dxa"/>
-          </w:tcPr>
-          <w:p>
-            <w:pPr>
-              <w:pStyle w:val="ListParagraph"/>
-              <w:numPr>
-                <w:ilvl w:val="0"/>
-                <w:numId w:val="16"/>
-              </w:numPr>
-              <w:ind w:left="351"/>
-              <w:rPr>
-                <w:color w:val="ADADAD" w:themeColor="background2" w:themeShade="BF"/>
-                <w:lang w:val="en-US"/>
-              </w:rPr>
-            </w:pPr>
-            <w:r>
-              <w:rPr>
-                <w:color w:val="ADADAD" w:themeColor="background2" w:themeShade="BF"/>
-                <w:lang w:val="en-US"/>
-              </w:rPr>
-              <w:t>A CAD drawing of the channel cross-sections outlining its dimensions</w:t>
-            </w:r>
-          </w:p>
-          <w:p>
-            <w:pPr>
-              <w:pStyle w:val="ListParagraph"/>
-              <w:numPr>
-                <w:ilvl w:val="0"/>
-                <w:numId w:val="16"/>
-              </w:numPr>
-              <w:ind w:left="351"/>
-              <w:rPr>
-                <w:color w:val="ADADAD" w:themeColor="background2" w:themeShade="BF"/>
-                <w:lang w:val="en-US"/>
-              </w:rPr>
-            </w:pPr>
-            <w:r>
-              <w:rPr>
-                <w:color w:val="ADADAD" w:themeColor="background2" w:themeShade="BF"/>
-                <w:lang w:val="en-US"/>
-              </w:rPr>
-              <w:t>Peak design discharge capacity for model validation</w:t>
-            </w:r>
-          </w:p>
-        </w:tc>
-        <w:tc>
-          <w:tcPr>
-            <w:tcW w:w="3420" w:type="dxa"/>
-          </w:tcPr>
-          <w:p>
-            <w:pPr>
-              <w:pStyle w:val="ListParagraph"/>
-              <w:numPr>
-                <w:ilvl w:val="0"/>
-                <w:numId w:val="16"/>
-              </w:numPr>
-              <w:ind w:left="351"/>
-              <w:rPr>
-                <w:lang w:val="en-US"/>
-              </w:rPr>
-            </w:pPr>
-            <w:r>
-              <w:rPr>
-                <w:lang w:val="en-US"/>
-              </w:rPr>
-              <w:t>A CAD drawing of the channel cross-sections outlining its dimensions</w:t>
-            </w:r>
-          </w:p>
-          <w:p>
-            <w:pPr>
-              <w:pStyle w:val="ListParagraph"/>
-              <w:numPr>
-                <w:ilvl w:val="0"/>
-                <w:numId w:val="16"/>
-              </w:numPr>
-              <w:ind w:left="351"/>
-              <w:rPr>
-                <w:lang w:val="en-US"/>
-              </w:rPr>
-            </w:pPr>
-            <w:r>
-              <w:rPr>
-                <w:lang w:val="en-US"/>
-              </w:rPr>
-              <w:t>P</w:t>
-            </w:r>
-            <w:r>
-              <w:rPr>
-                <w:lang w:val="en-US"/>
-              </w:rPr>
-              <w:t>eak design discharge capacity for model validation</w:t>
-            </w:r>
-            <w:r>
-              <w:rPr>
-                <w:lang w:val="en-US"/>
-              </w:rPr>
-              <w:t xml:space="preserve"> </w:t>
-            </w:r>
-          </w:p>
-        </w:tc>
-      </w:tr>
-      <w:tr>
-        <w:tc>
-          <w:tcPr>
-            <w:tcW w:w="787" w:type="dxa"/>
-          </w:tcPr>
-          <w:p>
-            <w:pPr>
+              <w:t xml:space="preserve">Default: No hydrological implications </w:t>
+            </w:r>
+          </w:p>
+          <w:p>
+            <w:pPr>
+              <w:pStyle w:val="ListParagraph"/>
+              <w:numPr>
+                <w:ilvl w:val="0"/>
+                <w:numId w:val="16"/>
+              </w:numPr>
+              <w:ind w:left="351"/>
+              <w:rPr>
+                <w:lang w:val="en-US"/>
+              </w:rPr>
+            </w:pPr>
+            <w:r>
+              <w:rPr>
+                <w:lang w:val="en-US"/>
+              </w:rPr>
+              <w:t xml:space="preserve">Note: Can be modeled only for linear floodplain obstructions, e.g. existing embankments, major roads/highways. </w:t>
+            </w:r>
+          </w:p>
+          <w:p>
+            <w:pPr>
+              <w:pStyle w:val="ListParagraph"/>
+              <w:numPr>
+                <w:ilvl w:val="0"/>
+                <w:numId w:val="16"/>
+              </w:numPr>
+              <w:ind w:left="351"/>
               <w:rPr>
                 <w:lang w:val="en-US"/>
               </w:rPr>
@@ -6218,877 +4744,6 @@
                 <w:lang w:val="en-US"/>
               </w:rPr>
               <w:lastRenderedPageBreak/>
-              <w:t>ML4</w:t>
-            </w:r>
-          </w:p>
-        </w:tc>
-        <w:tc>
-          <w:tcPr>
-            <w:tcW w:w="1814" w:type="dxa"/>
-          </w:tcPr>
-          <w:p>
-            <w:pPr>
-              <w:rPr>
-                <w:lang w:val="en-US"/>
-              </w:rPr>
-            </w:pPr>
-            <w:r>
-              <w:t>Raising &amp; Rehabilitation of Embankments</w:t>
-            </w:r>
-          </w:p>
-        </w:tc>
-        <w:tc>
-          <w:tcPr>
-            <w:tcW w:w="4065" w:type="dxa"/>
-          </w:tcPr>
-          <w:p>
-            <w:pPr>
-              <w:jc w:val="both"/>
-            </w:pPr>
-            <w:r>
-              <w:t>Strengthening and elevating protective embankments to prevent Indus backflow and reduce flood risk for surrounding communities.</w:t>
-            </w:r>
-          </w:p>
-        </w:tc>
-        <w:tc>
-          <w:tcPr>
-            <w:tcW w:w="3949" w:type="dxa"/>
-          </w:tcPr>
-          <w:p>
-            <w:pPr>
-              <w:pStyle w:val="ListParagraph"/>
-              <w:numPr>
-                <w:ilvl w:val="0"/>
-                <w:numId w:val="16"/>
-              </w:numPr>
-              <w:ind w:left="351"/>
-              <w:rPr>
-                <w:color w:val="ADADAD" w:themeColor="background2" w:themeShade="BF"/>
-                <w:lang w:val="en-US"/>
-              </w:rPr>
-            </w:pPr>
-            <w:r>
-              <w:rPr>
-                <w:color w:val="ADADAD" w:themeColor="background2" w:themeShade="BF"/>
-                <w:lang w:val="en-US"/>
-              </w:rPr>
-              <w:t xml:space="preserve">Vector (poly/line) of </w:t>
-            </w:r>
-            <w:proofErr w:type="gramStart"/>
-            <w:r>
-              <w:rPr>
-                <w:color w:val="ADADAD" w:themeColor="background2" w:themeShade="BF"/>
-                <w:lang w:val="en-US"/>
-              </w:rPr>
-              <w:t>the  embankment</w:t>
-            </w:r>
-            <w:proofErr w:type="gramEnd"/>
-          </w:p>
-          <w:p>
-            <w:pPr>
-              <w:pStyle w:val="ListParagraph"/>
-              <w:numPr>
-                <w:ilvl w:val="0"/>
-                <w:numId w:val="16"/>
-              </w:numPr>
-              <w:ind w:left="351"/>
-              <w:rPr>
-                <w:color w:val="ADADAD" w:themeColor="background2" w:themeShade="BF"/>
-                <w:lang w:val="en-US"/>
-              </w:rPr>
-            </w:pPr>
-            <w:r>
-              <w:rPr>
-                <w:color w:val="ADADAD" w:themeColor="background2" w:themeShade="BF"/>
-                <w:lang w:val="en-US"/>
-              </w:rPr>
-              <w:t>If existing embankment, name of existing embankment</w:t>
-            </w:r>
-          </w:p>
-          <w:p>
-            <w:pPr>
-              <w:pStyle w:val="ListParagraph"/>
-              <w:numPr>
-                <w:ilvl w:val="0"/>
-                <w:numId w:val="16"/>
-              </w:numPr>
-              <w:ind w:left="351"/>
-              <w:rPr>
-                <w:color w:val="ADADAD" w:themeColor="background2" w:themeShade="BF"/>
-                <w:lang w:val="en-US"/>
-              </w:rPr>
-            </w:pPr>
-            <w:r>
-              <w:rPr>
-                <w:color w:val="ADADAD" w:themeColor="background2" w:themeShade="BF"/>
-                <w:lang w:val="en-US"/>
-              </w:rPr>
-              <w:t>New elevation of the embankment</w:t>
-            </w:r>
-          </w:p>
-        </w:tc>
-        <w:tc>
-          <w:tcPr>
-            <w:tcW w:w="3420" w:type="dxa"/>
-          </w:tcPr>
-          <w:p>
-            <w:pPr>
-              <w:pStyle w:val="ListParagraph"/>
-              <w:numPr>
-                <w:ilvl w:val="0"/>
-                <w:numId w:val="16"/>
-              </w:numPr>
-              <w:ind w:left="351"/>
-              <w:rPr>
-                <w:lang w:val="en-US"/>
-              </w:rPr>
-            </w:pPr>
-            <w:r>
-              <w:rPr>
-                <w:lang w:val="en-US"/>
-              </w:rPr>
-              <w:t xml:space="preserve">Default: No hydrological implication </w:t>
-            </w:r>
-          </w:p>
-          <w:p>
-            <w:pPr>
-              <w:pStyle w:val="ListParagraph"/>
-              <w:ind w:left="351"/>
-              <w:rPr>
-                <w:lang w:val="en-US"/>
-              </w:rPr>
-            </w:pPr>
-          </w:p>
-        </w:tc>
-      </w:tr>
-      <w:tr>
-        <w:tc>
-          <w:tcPr>
-            <w:tcW w:w="787" w:type="dxa"/>
-          </w:tcPr>
-          <w:p>
-            <w:pPr>
-              <w:rPr>
-                <w:lang w:val="en-US"/>
-              </w:rPr>
-            </w:pPr>
-            <w:r>
-              <w:rPr>
-                <w:lang w:val="en-US"/>
-              </w:rPr>
-              <w:t>ML5</w:t>
-            </w:r>
-          </w:p>
-        </w:tc>
-        <w:tc>
-          <w:tcPr>
-            <w:tcW w:w="1814" w:type="dxa"/>
-          </w:tcPr>
-          <w:p>
-            <w:pPr>
-              <w:rPr>
-                <w:lang w:val="en-US"/>
-              </w:rPr>
-            </w:pPr>
-            <w:r>
-              <w:t>Increased Capacity of Manchar Lake</w:t>
-            </w:r>
-          </w:p>
-        </w:tc>
-        <w:tc>
-          <w:tcPr>
-            <w:tcW w:w="4065" w:type="dxa"/>
-          </w:tcPr>
-          <w:p>
-            <w:pPr>
-              <w:jc w:val="both"/>
-            </w:pPr>
-            <w:r>
-              <w:t>Expanding the lake’s effective storage volume to hold excess floodwater, reduce downstream peak flows, and delay flood waves.</w:t>
-            </w:r>
-          </w:p>
-        </w:tc>
-        <w:tc>
-          <w:tcPr>
-            <w:tcW w:w="3949" w:type="dxa"/>
-          </w:tcPr>
-          <w:p>
-            <w:pPr>
-              <w:pStyle w:val="ListParagraph"/>
-              <w:numPr>
-                <w:ilvl w:val="0"/>
-                <w:numId w:val="16"/>
-              </w:numPr>
-              <w:ind w:left="351"/>
-              <w:rPr>
-                <w:color w:val="ADADAD" w:themeColor="background2" w:themeShade="BF"/>
-                <w:lang w:val="en-US"/>
-              </w:rPr>
-            </w:pPr>
-            <w:r>
-              <w:rPr>
-                <w:color w:val="ADADAD" w:themeColor="background2" w:themeShade="BF"/>
-                <w:lang w:val="en-US"/>
-              </w:rPr>
-              <w:t xml:space="preserve">Crest level of the bund above </w:t>
-            </w:r>
-            <w:proofErr w:type="spellStart"/>
-            <w:r>
-              <w:rPr>
-                <w:color w:val="ADADAD" w:themeColor="background2" w:themeShade="BF"/>
-                <w:lang w:val="en-US"/>
-              </w:rPr>
-              <w:t>m.s.l</w:t>
-            </w:r>
-            <w:proofErr w:type="spellEnd"/>
-            <w:r>
-              <w:rPr>
-                <w:color w:val="ADADAD" w:themeColor="background2" w:themeShade="BF"/>
-                <w:lang w:val="en-US"/>
-              </w:rPr>
-              <w:t xml:space="preserve"> (in meters) if constant. Alternatively, height above terrain (meters above </w:t>
-            </w:r>
-            <w:proofErr w:type="spellStart"/>
-            <w:r>
-              <w:rPr>
-                <w:color w:val="ADADAD" w:themeColor="background2" w:themeShade="BF"/>
-                <w:lang w:val="en-US"/>
-              </w:rPr>
-              <w:t>n.s.l</w:t>
-            </w:r>
-            <w:proofErr w:type="spellEnd"/>
-            <w:r>
-              <w:rPr>
-                <w:color w:val="ADADAD" w:themeColor="background2" w:themeShade="BF"/>
-                <w:lang w:val="en-US"/>
-              </w:rPr>
-              <w:t xml:space="preserve">) is needed </w:t>
-            </w:r>
-          </w:p>
-          <w:p>
-            <w:pPr>
-              <w:pStyle w:val="ListParagraph"/>
-              <w:numPr>
-                <w:ilvl w:val="0"/>
-                <w:numId w:val="16"/>
-              </w:numPr>
-              <w:ind w:left="351"/>
-              <w:rPr>
-                <w:color w:val="ADADAD" w:themeColor="background2" w:themeShade="BF"/>
-                <w:lang w:val="en-US"/>
-              </w:rPr>
-            </w:pPr>
-          </w:p>
-        </w:tc>
-        <w:tc>
-          <w:tcPr>
-            <w:tcW w:w="3420" w:type="dxa"/>
-          </w:tcPr>
-          <w:p>
-            <w:pPr>
-              <w:pStyle w:val="ListParagraph"/>
-              <w:numPr>
-                <w:ilvl w:val="0"/>
-                <w:numId w:val="16"/>
-              </w:numPr>
-              <w:ind w:left="351"/>
-              <w:rPr>
-                <w:lang w:val="en-US"/>
-              </w:rPr>
-            </w:pPr>
-            <w:r>
-              <w:rPr>
-                <w:lang w:val="en-US"/>
-              </w:rPr>
-              <w:t xml:space="preserve">Default: No hydrological implication </w:t>
-            </w:r>
-          </w:p>
-          <w:p>
-            <w:pPr>
-              <w:pStyle w:val="ListParagraph"/>
-              <w:numPr>
-                <w:ilvl w:val="0"/>
-                <w:numId w:val="16"/>
-              </w:numPr>
-              <w:ind w:left="351"/>
-              <w:rPr>
-                <w:lang w:val="en-US"/>
-              </w:rPr>
-            </w:pPr>
-            <w:r>
-              <w:rPr>
-                <w:lang w:val="en-US"/>
-              </w:rPr>
-              <w:t xml:space="preserve">Crest level of the </w:t>
-            </w:r>
-            <w:r>
-              <w:rPr>
-                <w:lang w:val="en-US"/>
-              </w:rPr>
-              <w:t>bund</w:t>
-            </w:r>
-            <w:r>
-              <w:rPr>
-                <w:lang w:val="en-US"/>
-              </w:rPr>
-              <w:t xml:space="preserve">, </w:t>
-            </w:r>
-            <w:proofErr w:type="spellStart"/>
-            <w:r>
-              <w:rPr>
-                <w:lang w:val="en-US"/>
-              </w:rPr>
-              <w:t>m.s.l</w:t>
-            </w:r>
-            <w:proofErr w:type="spellEnd"/>
-            <w:r>
-              <w:rPr>
-                <w:lang w:val="en-US"/>
-              </w:rPr>
-              <w:t xml:space="preserve"> (in meters)</w:t>
-            </w:r>
-            <w:r>
-              <w:rPr>
-                <w:lang w:val="en-US"/>
-              </w:rPr>
-              <w:t xml:space="preserve"> if constant. </w:t>
-            </w:r>
-          </w:p>
-          <w:p>
-            <w:pPr>
-              <w:pStyle w:val="ListParagraph"/>
-              <w:numPr>
-                <w:ilvl w:val="0"/>
-                <w:numId w:val="16"/>
-              </w:numPr>
-              <w:ind w:left="351"/>
-              <w:rPr>
-                <w:lang w:val="en-US"/>
-              </w:rPr>
-            </w:pPr>
-            <w:r>
-              <w:rPr>
-                <w:lang w:val="en-US"/>
-              </w:rPr>
-              <w:t xml:space="preserve">Alternatively, height above terrain (meters above </w:t>
-            </w:r>
-            <w:proofErr w:type="spellStart"/>
-            <w:r>
-              <w:rPr>
-                <w:lang w:val="en-US"/>
-              </w:rPr>
-              <w:t>n.s.l</w:t>
-            </w:r>
-            <w:proofErr w:type="spellEnd"/>
-            <w:r>
-              <w:rPr>
-                <w:lang w:val="en-US"/>
-              </w:rPr>
-              <w:t xml:space="preserve">) is needed </w:t>
-            </w:r>
-          </w:p>
-          <w:p>
-            <w:pPr>
-              <w:pStyle w:val="ListParagraph"/>
-              <w:ind w:left="351"/>
-              <w:rPr>
-                <w:lang w:val="en-US"/>
-              </w:rPr>
-            </w:pPr>
-          </w:p>
-        </w:tc>
-      </w:tr>
-      <w:tr>
-        <w:tc>
-          <w:tcPr>
-            <w:tcW w:w="787" w:type="dxa"/>
-          </w:tcPr>
-          <w:p>
-            <w:pPr>
-              <w:rPr>
-                <w:lang w:val="en-US"/>
-              </w:rPr>
-            </w:pPr>
-            <w:r>
-              <w:rPr>
-                <w:lang w:val="en-US"/>
-              </w:rPr>
-              <w:t>ML6</w:t>
-            </w:r>
-          </w:p>
-        </w:tc>
-        <w:tc>
-          <w:tcPr>
-            <w:tcW w:w="1814" w:type="dxa"/>
-          </w:tcPr>
-          <w:p>
-            <w:pPr>
-              <w:rPr>
-                <w:lang w:val="en-US"/>
-              </w:rPr>
-            </w:pPr>
-            <w:r>
-              <w:t>Natural Wetland Interventions for Water Quality</w:t>
-            </w:r>
-          </w:p>
-        </w:tc>
-        <w:tc>
-          <w:tcPr>
-            <w:tcW w:w="4065" w:type="dxa"/>
-          </w:tcPr>
-          <w:p>
-            <w:pPr>
-              <w:jc w:val="both"/>
-              <w:rPr>
-                <w:lang w:val="en-US"/>
-              </w:rPr>
-            </w:pPr>
-            <w:r>
-              <w:rPr>
-                <w:lang w:val="en-US"/>
-              </w:rPr>
-              <w:t>Using reed beds, buffer strips, and natural filtration systems to reduce pollution loads and improve the ecological health of Manchar Lake.</w:t>
-            </w:r>
-          </w:p>
-        </w:tc>
-        <w:tc>
-          <w:tcPr>
-            <w:tcW w:w="3949" w:type="dxa"/>
-          </w:tcPr>
-          <w:p>
-            <w:pPr>
-              <w:pStyle w:val="ListParagraph"/>
-              <w:numPr>
-                <w:ilvl w:val="0"/>
-                <w:numId w:val="16"/>
-              </w:numPr>
-              <w:ind w:left="351"/>
-              <w:rPr>
-                <w:color w:val="ADADAD" w:themeColor="background2" w:themeShade="BF"/>
-                <w:lang w:val="en-US"/>
-              </w:rPr>
-            </w:pPr>
-            <w:r>
-              <w:rPr>
-                <w:color w:val="ADADAD" w:themeColor="background2" w:themeShade="BF"/>
-                <w:lang w:val="en-US"/>
-              </w:rPr>
-              <w:t xml:space="preserve">Vector polygon outlining the location(s) of the intervention </w:t>
-            </w:r>
-          </w:p>
-        </w:tc>
-        <w:tc>
-          <w:tcPr>
-            <w:tcW w:w="3420" w:type="dxa"/>
-          </w:tcPr>
-          <w:p>
-            <w:pPr>
-              <w:pStyle w:val="ListParagraph"/>
-              <w:numPr>
-                <w:ilvl w:val="0"/>
-                <w:numId w:val="16"/>
-              </w:numPr>
-              <w:ind w:left="351"/>
-              <w:rPr>
-                <w:lang w:val="en-US"/>
-              </w:rPr>
-            </w:pPr>
-            <w:r>
-              <w:rPr>
-                <w:lang w:val="en-US"/>
-              </w:rPr>
-              <w:t>CN values and Manning’s n (only if changes are expected).</w:t>
-            </w:r>
-          </w:p>
-          <w:p>
-            <w:pPr>
-              <w:pStyle w:val="ListParagraph"/>
-              <w:numPr>
-                <w:ilvl w:val="0"/>
-                <w:numId w:val="16"/>
-              </w:numPr>
-              <w:ind w:left="351"/>
-              <w:rPr>
-                <w:lang w:val="en-US"/>
-              </w:rPr>
-            </w:pPr>
-            <w:r>
-              <w:rPr>
-                <w:lang w:val="en-US"/>
-              </w:rPr>
-              <w:t>Vector polygon outlining the location(s) of the intervention</w:t>
-            </w:r>
-          </w:p>
-        </w:tc>
-      </w:tr>
-      <w:tr>
-        <w:tc>
-          <w:tcPr>
-            <w:tcW w:w="787" w:type="dxa"/>
-          </w:tcPr>
-          <w:p>
-            <w:pPr>
-              <w:rPr>
-                <w:lang w:val="en-US"/>
-              </w:rPr>
-            </w:pPr>
-            <w:r>
-              <w:rPr>
-                <w:lang w:val="en-US"/>
-              </w:rPr>
-              <w:t>ML7</w:t>
-            </w:r>
-          </w:p>
-        </w:tc>
-        <w:tc>
-          <w:tcPr>
-            <w:tcW w:w="1814" w:type="dxa"/>
-          </w:tcPr>
-          <w:p>
-            <w:pPr>
-              <w:rPr>
-                <w:lang w:val="en-US"/>
-              </w:rPr>
-            </w:pPr>
-            <w:r>
-              <w:t>Solar-Powered Pumping Stations &amp; Irrigation Systems</w:t>
-            </w:r>
-          </w:p>
-        </w:tc>
-        <w:tc>
-          <w:tcPr>
-            <w:tcW w:w="4065" w:type="dxa"/>
-          </w:tcPr>
-          <w:p>
-            <w:pPr>
-              <w:jc w:val="both"/>
-            </w:pPr>
-            <w:r>
-              <w:t>Deploying solar-driven pumps to improve drainage, support irrigation, and enhance climate-resilient water management around the lake.</w:t>
-            </w:r>
-          </w:p>
-        </w:tc>
-        <w:tc>
-          <w:tcPr>
-            <w:tcW w:w="3949" w:type="dxa"/>
-          </w:tcPr>
-          <w:p>
-            <w:pPr>
-              <w:pStyle w:val="ListParagraph"/>
-              <w:numPr>
-                <w:ilvl w:val="0"/>
-                <w:numId w:val="16"/>
-              </w:numPr>
-              <w:ind w:left="351"/>
-              <w:rPr>
-                <w:color w:val="ADADAD" w:themeColor="background2" w:themeShade="BF"/>
-                <w:lang w:val="en-US"/>
-              </w:rPr>
-            </w:pPr>
-          </w:p>
-        </w:tc>
-        <w:tc>
-          <w:tcPr>
-            <w:tcW w:w="3420" w:type="dxa"/>
-          </w:tcPr>
-          <w:p>
-            <w:pPr>
-              <w:pStyle w:val="ListParagraph"/>
-              <w:numPr>
-                <w:ilvl w:val="0"/>
-                <w:numId w:val="16"/>
-              </w:numPr>
-              <w:ind w:left="351"/>
-              <w:rPr>
-                <w:lang w:val="en-US"/>
-              </w:rPr>
-            </w:pPr>
-            <w:r>
-              <w:rPr>
-                <w:lang w:val="en-US"/>
-              </w:rPr>
-              <w:t>N/A</w:t>
-            </w:r>
-          </w:p>
-        </w:tc>
-      </w:tr>
-      <w:tr>
-        <w:tc>
-          <w:tcPr>
-            <w:tcW w:w="787" w:type="dxa"/>
-          </w:tcPr>
-          <w:p>
-            <w:pPr>
-              <w:rPr>
-                <w:lang w:val="en-US"/>
-              </w:rPr>
-            </w:pPr>
-            <w:r>
-              <w:rPr>
-                <w:lang w:val="en-US"/>
-              </w:rPr>
-              <w:t>ML8</w:t>
-            </w:r>
-          </w:p>
-        </w:tc>
-        <w:tc>
-          <w:tcPr>
-            <w:tcW w:w="1814" w:type="dxa"/>
-          </w:tcPr>
-          <w:p>
-            <w:pPr>
-              <w:rPr>
-                <w:lang w:val="en-US"/>
-              </w:rPr>
-            </w:pPr>
-            <w:r>
-              <w:t xml:space="preserve">Elevated Storage Tanks / </w:t>
-            </w:r>
-            <w:r>
-              <w:lastRenderedPageBreak/>
-              <w:t>Cross-Basin Water Transfer Systems</w:t>
-            </w:r>
-          </w:p>
-        </w:tc>
-        <w:tc>
-          <w:tcPr>
-            <w:tcW w:w="4065" w:type="dxa"/>
-          </w:tcPr>
-          <w:p>
-            <w:pPr>
-              <w:jc w:val="both"/>
-            </w:pPr>
-            <w:r>
-              <w:lastRenderedPageBreak/>
-              <w:t xml:space="preserve">Installing elevated storage or transfer pipelines to move excess water to </w:t>
-            </w:r>
-            <w:r>
-              <w:lastRenderedPageBreak/>
-              <w:t>safer basins, reduce local flooding, and improve supply reliability</w:t>
-            </w:r>
-          </w:p>
-        </w:tc>
-        <w:tc>
-          <w:tcPr>
-            <w:tcW w:w="3949" w:type="dxa"/>
-          </w:tcPr>
-          <w:p>
-            <w:pPr>
-              <w:pStyle w:val="ListParagraph"/>
-              <w:numPr>
-                <w:ilvl w:val="0"/>
-                <w:numId w:val="16"/>
-              </w:numPr>
-              <w:ind w:left="351"/>
-              <w:rPr>
-                <w:color w:val="ADADAD" w:themeColor="background2" w:themeShade="BF"/>
-                <w:lang w:val="en-US"/>
-              </w:rPr>
-            </w:pPr>
-          </w:p>
-        </w:tc>
-        <w:tc>
-          <w:tcPr>
-            <w:tcW w:w="3420" w:type="dxa"/>
-          </w:tcPr>
-          <w:p>
-            <w:pPr>
-              <w:pStyle w:val="ListParagraph"/>
-              <w:numPr>
-                <w:ilvl w:val="0"/>
-                <w:numId w:val="16"/>
-              </w:numPr>
-              <w:ind w:left="351"/>
-              <w:rPr>
-                <w:lang w:val="en-US"/>
-              </w:rPr>
-            </w:pPr>
-            <w:r>
-              <w:rPr>
-                <w:lang w:val="en-US"/>
-              </w:rPr>
-              <w:t>N/A</w:t>
-            </w:r>
-          </w:p>
-        </w:tc>
-      </w:tr>
-      <w:tr>
-        <w:tc>
-          <w:tcPr>
-            <w:tcW w:w="787" w:type="dxa"/>
-          </w:tcPr>
-          <w:p>
-            <w:pPr>
-              <w:rPr>
-                <w:lang w:val="en-US"/>
-              </w:rPr>
-            </w:pPr>
-            <w:r>
-              <w:rPr>
-                <w:lang w:val="en-US"/>
-              </w:rPr>
-              <w:t>ML9</w:t>
-            </w:r>
-          </w:p>
-        </w:tc>
-        <w:tc>
-          <w:tcPr>
-            <w:tcW w:w="1814" w:type="dxa"/>
-          </w:tcPr>
-          <w:p>
-            <w:pPr>
-              <w:rPr>
-                <w:lang w:val="en-US"/>
-              </w:rPr>
-            </w:pPr>
-            <w:r>
-              <w:t>Restoration of Flood Plains (Encroachment Removal)</w:t>
-            </w:r>
-          </w:p>
-        </w:tc>
-        <w:tc>
-          <w:tcPr>
-            <w:tcW w:w="4065" w:type="dxa"/>
-          </w:tcPr>
-          <w:p>
-            <w:pPr>
-              <w:jc w:val="both"/>
-            </w:pPr>
-            <w:r>
-              <w:t>Clearing illegal encroachments and restoring natural floodplain corridors to enhance flood spread, storage, and river-channel resilience.</w:t>
-            </w:r>
-          </w:p>
-        </w:tc>
-        <w:tc>
-          <w:tcPr>
-            <w:tcW w:w="3949" w:type="dxa"/>
-          </w:tcPr>
-          <w:p>
-            <w:pPr>
-              <w:pStyle w:val="ListParagraph"/>
-              <w:numPr>
-                <w:ilvl w:val="0"/>
-                <w:numId w:val="16"/>
-              </w:numPr>
-              <w:ind w:left="351"/>
-              <w:rPr>
-                <w:color w:val="ADADAD" w:themeColor="background2" w:themeShade="BF"/>
-                <w:lang w:val="en-US"/>
-              </w:rPr>
-            </w:pPr>
-            <w:r>
-              <w:rPr>
-                <w:color w:val="ADADAD" w:themeColor="background2" w:themeShade="BF"/>
-                <w:lang w:val="en-US"/>
-              </w:rPr>
-              <w:t xml:space="preserve">Note: Can be modeled only for linear floodplain obstructions, e.g. existing embankments, major roads/highways. </w:t>
-            </w:r>
-          </w:p>
-          <w:p>
-            <w:pPr>
-              <w:pStyle w:val="ListParagraph"/>
-              <w:numPr>
-                <w:ilvl w:val="0"/>
-                <w:numId w:val="16"/>
-              </w:numPr>
-              <w:ind w:left="351"/>
-              <w:rPr>
-                <w:color w:val="ADADAD" w:themeColor="background2" w:themeShade="BF"/>
-                <w:lang w:val="en-US"/>
-              </w:rPr>
-            </w:pPr>
-            <w:r>
-              <w:rPr>
-                <w:color w:val="ADADAD" w:themeColor="background2" w:themeShade="BF"/>
-                <w:lang w:val="en-US"/>
-              </w:rPr>
-              <w:t xml:space="preserve">Vector (poly/line) of </w:t>
-            </w:r>
-            <w:proofErr w:type="gramStart"/>
-            <w:r>
-              <w:rPr>
-                <w:color w:val="ADADAD" w:themeColor="background2" w:themeShade="BF"/>
-                <w:lang w:val="en-US"/>
-              </w:rPr>
-              <w:t>the  hydraulic</w:t>
-            </w:r>
-            <w:proofErr w:type="gramEnd"/>
-            <w:r>
-              <w:rPr>
-                <w:color w:val="ADADAD" w:themeColor="background2" w:themeShade="BF"/>
-                <w:lang w:val="en-US"/>
-              </w:rPr>
-              <w:t xml:space="preserve"> structures/ encroachments to be removed</w:t>
-            </w:r>
-          </w:p>
-          <w:p>
-            <w:pPr>
-              <w:ind w:left="-9"/>
-              <w:rPr>
-                <w:color w:val="ADADAD" w:themeColor="background2" w:themeShade="BF"/>
-                <w:lang w:val="en-US"/>
-              </w:rPr>
-            </w:pPr>
-          </w:p>
-        </w:tc>
-        <w:tc>
-          <w:tcPr>
-            <w:tcW w:w="3420" w:type="dxa"/>
-          </w:tcPr>
-          <w:p>
-            <w:pPr>
-              <w:pStyle w:val="ListParagraph"/>
-              <w:numPr>
-                <w:ilvl w:val="0"/>
-                <w:numId w:val="16"/>
-              </w:numPr>
-              <w:ind w:left="351"/>
-              <w:rPr>
-                <w:lang w:val="en-US"/>
-              </w:rPr>
-            </w:pPr>
-            <w:r>
-              <w:rPr>
-                <w:lang w:val="en-US"/>
-              </w:rPr>
-              <w:t xml:space="preserve">Default: No hydrological implications </w:t>
-            </w:r>
-          </w:p>
-          <w:p>
-            <w:pPr>
-              <w:pStyle w:val="ListParagraph"/>
-              <w:numPr>
-                <w:ilvl w:val="0"/>
-                <w:numId w:val="16"/>
-              </w:numPr>
-              <w:ind w:left="351"/>
-              <w:rPr>
-                <w:lang w:val="en-US"/>
-              </w:rPr>
-            </w:pPr>
-            <w:r>
-              <w:rPr>
-                <w:lang w:val="en-US"/>
-              </w:rPr>
-              <w:t xml:space="preserve">Note: Can be modeled only for linear floodplain obstructions, e.g. existing embankments, major roads/highways. </w:t>
-            </w:r>
-          </w:p>
-          <w:p>
-            <w:pPr>
-              <w:pStyle w:val="ListParagraph"/>
-              <w:numPr>
-                <w:ilvl w:val="0"/>
-                <w:numId w:val="16"/>
-              </w:numPr>
-              <w:ind w:left="351"/>
-              <w:rPr>
-                <w:lang w:val="en-US"/>
-              </w:rPr>
-            </w:pPr>
-            <w:r>
-              <w:rPr>
-                <w:lang w:val="en-US"/>
-              </w:rPr>
               <w:t xml:space="preserve">Vector (poly/line) of </w:t>
             </w:r>
             <w:proofErr w:type="gramStart"/>
